--- a/dossier_professionnel.docx
+++ b/dossier_professionnel.docx
@@ -698,7 +698,6 @@
                   <w:docPart w:val="49CCD3DDF7D849BC81110B331F368EBF"/>
                 </w:placeholder>
               </w:sdtPr>
-              <w:sdtEndPr/>
               <w:sdtContent>
                 <w:tc>
                   <w:tcPr>
@@ -1478,7 +1477,6 @@
                 <w:szCs w:val="20"/>
               </w:rPr>
             </w:pPr>
-            <w:proofErr w:type="gramStart"/>
             <w:r>
               <w:rPr>
                 <w:rFonts w:cstheme="minorHAnsi"/>
@@ -1486,17 +1484,7 @@
                 <w:sz w:val="20"/>
                 <w:szCs w:val="20"/>
               </w:rPr>
-              <w:t>des</w:t>
-            </w:r>
-            <w:proofErr w:type="gramEnd"/>
-            <w:r>
-              <w:rPr>
-                <w:rFonts w:cstheme="minorHAnsi"/>
-                <w:color w:val="404040" w:themeColor="text1" w:themeTint="BF"/>
-                <w:sz w:val="20"/>
-                <w:szCs w:val="20"/>
-              </w:rPr>
-              <w:t xml:space="preserve"> résultats de la mise en situation professionnelle complétés, éventuellement, du questionnaire professionnel ou de l’entretien professionnel ou de l’entretien technique ou du questionnement à partir de productions.</w:t>
+              <w:t>des résultats de la mise en situation professionnelle complétés, éventuellement, du questionnaire professionnel ou de l’entretien professionnel ou de l’entretien technique ou du questionnement à partir de productions.</w:t>
             </w:r>
           </w:p>
           <w:p>
@@ -1519,7 +1507,6 @@
                 <w:szCs w:val="20"/>
               </w:rPr>
             </w:pPr>
-            <w:proofErr w:type="gramStart"/>
             <w:r>
               <w:rPr>
                 <w:rFonts w:cstheme="minorHAnsi"/>
@@ -1527,17 +1514,7 @@
                 <w:sz w:val="20"/>
                 <w:szCs w:val="20"/>
               </w:rPr>
-              <w:t>du</w:t>
-            </w:r>
-            <w:proofErr w:type="gramEnd"/>
-            <w:r>
-              <w:rPr>
-                <w:rFonts w:cstheme="minorHAnsi"/>
-                <w:color w:val="404040" w:themeColor="text1" w:themeTint="BF"/>
-                <w:sz w:val="20"/>
-                <w:szCs w:val="20"/>
-              </w:rPr>
-              <w:t xml:space="preserve"> </w:t>
+              <w:t xml:space="preserve">du </w:t>
             </w:r>
             <w:r>
               <w:rPr>
@@ -1579,7 +1556,6 @@
                 <w:szCs w:val="20"/>
               </w:rPr>
             </w:pPr>
-            <w:proofErr w:type="gramStart"/>
             <w:r>
               <w:rPr>
                 <w:rFonts w:cstheme="minorHAnsi"/>
@@ -1587,17 +1563,7 @@
                 <w:sz w:val="20"/>
                 <w:szCs w:val="20"/>
               </w:rPr>
-              <w:t>des</w:t>
-            </w:r>
-            <w:proofErr w:type="gramEnd"/>
-            <w:r>
-              <w:rPr>
-                <w:rFonts w:cstheme="minorHAnsi"/>
-                <w:color w:val="404040" w:themeColor="text1" w:themeTint="BF"/>
-                <w:sz w:val="20"/>
-                <w:szCs w:val="20"/>
-              </w:rPr>
-              <w:t xml:space="preserve"> résultats des évaluations passées en cours de formation lorsque le candidat évalué est issu d’un parcours de formation</w:t>
+              <w:t>des résultats des évaluations passées en cours de formation lorsque le candidat évalué est issu d’un parcours de formation</w:t>
             </w:r>
           </w:p>
           <w:p>
@@ -1620,7 +1586,6 @@
                 <w:szCs w:val="20"/>
               </w:rPr>
             </w:pPr>
-            <w:proofErr w:type="gramStart"/>
             <w:r>
               <w:rPr>
                 <w:rFonts w:cstheme="minorHAnsi"/>
@@ -1628,17 +1593,7 @@
                 <w:sz w:val="20"/>
                 <w:szCs w:val="20"/>
               </w:rPr>
-              <w:t>de</w:t>
-            </w:r>
-            <w:proofErr w:type="gramEnd"/>
-            <w:r>
-              <w:rPr>
-                <w:rFonts w:cstheme="minorHAnsi"/>
-                <w:color w:val="404040" w:themeColor="text1" w:themeTint="BF"/>
-                <w:sz w:val="20"/>
-                <w:szCs w:val="20"/>
-              </w:rPr>
-              <w:t xml:space="preserve"> l’entretien final</w:t>
+              <w:t>de l’entretien final</w:t>
             </w:r>
             <w:r>
               <w:rPr>
@@ -1767,7 +1722,6 @@
                 <w:szCs w:val="18"/>
               </w:rPr>
             </w:pPr>
-            <w:proofErr w:type="gramStart"/>
             <w:r>
               <w:rPr>
                 <w:rFonts w:cstheme="minorHAnsi"/>
@@ -1776,18 +1730,7 @@
                 <w:sz w:val="18"/>
                 <w:szCs w:val="18"/>
               </w:rPr>
-              <w:t>du</w:t>
-            </w:r>
-            <w:proofErr w:type="gramEnd"/>
-            <w:r>
-              <w:rPr>
-                <w:rFonts w:cstheme="minorHAnsi"/>
-                <w:i/>
-                <w:color w:val="7F7F7F" w:themeColor="text1" w:themeTint="80"/>
-                <w:sz w:val="18"/>
-                <w:szCs w:val="18"/>
-              </w:rPr>
-              <w:t xml:space="preserve"> ministère chargé de l’Emploi]</w:t>
+              <w:t>du ministère chargé de l’Emploi]</w:t>
             </w:r>
           </w:p>
           <w:p>
@@ -1863,7 +1806,6 @@
                 <w:szCs w:val="20"/>
               </w:rPr>
             </w:pPr>
-            <w:proofErr w:type="gramStart"/>
             <w:r>
               <w:rPr>
                 <w:rFonts w:cstheme="minorHAnsi"/>
@@ -1871,17 +1813,7 @@
                 <w:sz w:val="20"/>
                 <w:szCs w:val="20"/>
               </w:rPr>
-              <w:t>pour</w:t>
-            </w:r>
-            <w:proofErr w:type="gramEnd"/>
-            <w:r>
-              <w:rPr>
-                <w:rFonts w:cstheme="minorHAnsi"/>
-                <w:color w:val="404040" w:themeColor="text1" w:themeTint="BF"/>
-                <w:sz w:val="20"/>
-                <w:szCs w:val="20"/>
-              </w:rPr>
-              <w:t xml:space="preserve"> chaque activité-type du titre visé, un à trois exemples de pratique professionnelle ; </w:t>
+              <w:t xml:space="preserve">pour chaque activité-type du titre visé, un à trois exemples de pratique professionnelle ; </w:t>
             </w:r>
           </w:p>
           <w:p>
@@ -1900,7 +1832,6 @@
                 <w:szCs w:val="20"/>
               </w:rPr>
             </w:pPr>
-            <w:proofErr w:type="gramStart"/>
             <w:r>
               <w:rPr>
                 <w:rFonts w:cstheme="minorHAnsi"/>
@@ -1908,17 +1839,7 @@
                 <w:sz w:val="20"/>
                 <w:szCs w:val="20"/>
               </w:rPr>
-              <w:t>un</w:t>
-            </w:r>
-            <w:proofErr w:type="gramEnd"/>
-            <w:r>
-              <w:rPr>
-                <w:rFonts w:cstheme="minorHAnsi"/>
-                <w:color w:val="404040" w:themeColor="text1" w:themeTint="BF"/>
-                <w:sz w:val="20"/>
-                <w:szCs w:val="20"/>
-              </w:rPr>
-              <w:t xml:space="preserve"> tableau à renseigner si le candidat souhaite porter à la connaissance du jury la détention d’un titre, d’un diplôme, d’un certificat de qualification professionnelle (CQP) ou des attestations de formation ;</w:t>
+              <w:t>un tableau à renseigner si le candidat souhaite porter à la connaissance du jury la détention d’un titre, d’un diplôme, d’un certificat de qualification professionnelle (CQP) ou des attestations de formation ;</w:t>
             </w:r>
           </w:p>
           <w:p>
@@ -1937,7 +1858,6 @@
                 <w:szCs w:val="20"/>
               </w:rPr>
             </w:pPr>
-            <w:proofErr w:type="gramStart"/>
             <w:r>
               <w:rPr>
                 <w:rFonts w:cstheme="minorHAnsi"/>
@@ -1945,17 +1865,7 @@
                 <w:sz w:val="20"/>
                 <w:szCs w:val="20"/>
               </w:rPr>
-              <w:t>une</w:t>
-            </w:r>
-            <w:proofErr w:type="gramEnd"/>
-            <w:r>
-              <w:rPr>
-                <w:rFonts w:cstheme="minorHAnsi"/>
-                <w:color w:val="404040" w:themeColor="text1" w:themeTint="BF"/>
-                <w:sz w:val="20"/>
-                <w:szCs w:val="20"/>
-              </w:rPr>
-              <w:t xml:space="preserve"> déclaration sur l’honneur à compléter et à signer ;</w:t>
+              <w:t>une déclaration sur l’honneur à compléter et à signer ;</w:t>
             </w:r>
           </w:p>
           <w:p>
@@ -1974,7 +1884,6 @@
                 <w:szCs w:val="20"/>
               </w:rPr>
             </w:pPr>
-            <w:proofErr w:type="gramStart"/>
             <w:r>
               <w:rPr>
                 <w:rFonts w:cstheme="minorHAnsi"/>
@@ -1982,17 +1891,7 @@
                 <w:sz w:val="20"/>
                 <w:szCs w:val="20"/>
               </w:rPr>
-              <w:t>des</w:t>
-            </w:r>
-            <w:proofErr w:type="gramEnd"/>
-            <w:r>
-              <w:rPr>
-                <w:rFonts w:cstheme="minorHAnsi"/>
-                <w:color w:val="404040" w:themeColor="text1" w:themeTint="BF"/>
-                <w:sz w:val="20"/>
-                <w:szCs w:val="20"/>
-              </w:rPr>
-              <w:t xml:space="preserve"> documents illustrant la pratique professionnelle du candidat (facultatif)</w:t>
+              <w:t>des documents illustrant la pratique professionnelle du candidat (facultatif)</w:t>
             </w:r>
           </w:p>
           <w:p>
@@ -2011,7 +1910,6 @@
                 <w:szCs w:val="20"/>
               </w:rPr>
             </w:pPr>
-            <w:proofErr w:type="gramStart"/>
             <w:r>
               <w:rPr>
                 <w:rFonts w:cstheme="minorHAnsi"/>
@@ -2019,17 +1917,7 @@
                 <w:sz w:val="20"/>
                 <w:szCs w:val="20"/>
               </w:rPr>
-              <w:t>des</w:t>
-            </w:r>
-            <w:proofErr w:type="gramEnd"/>
-            <w:r>
-              <w:rPr>
-                <w:rFonts w:cstheme="minorHAnsi"/>
-                <w:color w:val="404040" w:themeColor="text1" w:themeTint="BF"/>
-                <w:sz w:val="20"/>
-                <w:szCs w:val="20"/>
-              </w:rPr>
-              <w:t xml:space="preserve"> annexes, si nécessaire.</w:t>
+              <w:t>des annexes, si nécessaire.</w:t>
             </w:r>
           </w:p>
         </w:tc>
@@ -3916,7 +3804,6 @@
               </w:rPr>
               <w:t xml:space="preserve">      CP </w:t>
             </w:r>
-            <w:proofErr w:type="gramStart"/>
             <w:r>
               <w:rPr>
                 <w:rFonts w:cstheme="minorHAnsi"/>
@@ -3959,7 +3846,6 @@
               </w:rPr>
               <w:t></w:t>
             </w:r>
-            <w:proofErr w:type="gramEnd"/>
           </w:p>
         </w:tc>
         <w:sdt>
@@ -4115,54 +4001,3016 @@
         <w:trPr>
           <w:trHeight w:val="4535"/>
         </w:trPr>
-        <w:sdt>
-          <w:sdtPr>
-            <w:rPr>
-              <w:rFonts w:cstheme="minorHAnsi"/>
-              <w:b/>
-              <w:color w:val="404040" w:themeColor="text1" w:themeTint="BF"/>
-            </w:rPr>
-            <w:alias w:val="1.Décrire tâches effectuées"/>
-            <w:tag w:val="1.Décrire tâches effectuées"/>
-            <w:id w:val="-385645656"/>
-            <w:placeholder>
-              <w:docPart w:val="666D0B562079445CA39F7CFB659E063D"/>
-            </w:placeholder>
-            <w:showingPlcHdr/>
-          </w:sdtPr>
-          <w:sdtContent>
-            <w:tc>
-              <w:tcPr>
-                <w:tcW w:w="9782" w:type="dxa"/>
-                <w:gridSpan w:val="3"/>
-                <w:tcBorders>
-                  <w:top w:val="single" w:sz="8" w:space="0" w:color="D60093"/>
-                  <w:left w:val="single" w:sz="4" w:space="0" w:color="D9D9D9" w:themeColor="background1" w:themeShade="D9"/>
-                  <w:bottom w:val="single" w:sz="4" w:space="0" w:color="D9D9D9" w:themeColor="background1" w:themeShade="D9"/>
-                  <w:right w:val="single" w:sz="4" w:space="0" w:color="D9D9D9" w:themeColor="background1" w:themeShade="D9"/>
-                </w:tcBorders>
-              </w:tcPr>
+        <w:tc>
+          <w:tcPr>
+            <w:tcW w:w="9782" w:type="dxa"/>
+            <w:gridSpan w:val="3"/>
+            <w:tcBorders>
+              <w:top w:val="single" w:sz="8" w:space="0" w:color="D60093"/>
+              <w:left w:val="single" w:sz="4" w:space="0" w:color="D9D9D9" w:themeColor="background1" w:themeShade="D9"/>
+              <w:bottom w:val="single" w:sz="4" w:space="0" w:color="D9D9D9" w:themeColor="background1" w:themeShade="D9"/>
+              <w:right w:val="single" w:sz="4" w:space="0" w:color="D9D9D9" w:themeColor="background1" w:themeShade="D9"/>
+            </w:tcBorders>
+          </w:tcPr>
+          <w:sdt>
+            <w:sdtPr>
+              <w:rPr>
+                <w:rFonts w:cstheme="minorHAnsi"/>
+                <w:b/>
+                <w:color w:val="404040" w:themeColor="text1" w:themeTint="BF"/>
+              </w:rPr>
+              <w:alias w:val="1.Décrire tâches effectuées"/>
+              <w:tag w:val="1.Décrire tâches effectuées"/>
+              <w:id w:val="-385645656"/>
+              <w:placeholder>
+                <w:docPart w:val="666D0B562079445CA39F7CFB659E063D"/>
+              </w:placeholder>
+            </w:sdtPr>
+            <w:sdtEndPr>
+              <w:rPr>
+                <w:rFonts w:cstheme="minorBidi"/>
+                <w:b w:val="0"/>
+                <w:color w:val="auto"/>
+              </w:rPr>
+            </w:sdtEndPr>
+            <w:sdtContent>
               <w:p>
                 <w:pPr>
                   <w:spacing w:before="120"/>
                   <w:rPr>
                     <w:rFonts w:cstheme="minorHAnsi"/>
+                    <w:bCs/>
+                    <w:color w:val="404040" w:themeColor="text1" w:themeTint="BF"/>
+                  </w:rPr>
+                </w:pPr>
+                <w:r>
+                  <w:rPr>
+                    <w:rFonts w:cstheme="minorHAnsi"/>
+                    <w:bCs/>
+                    <w:color w:val="404040" w:themeColor="text1" w:themeTint="BF"/>
+                  </w:rPr>
+                  <w:t>Dans le cadre de la mise en place de mon environnement de développement, j’ai</w:t>
+                </w:r>
+                <w:r>
+                  <w:rPr>
+                    <w:rFonts w:cstheme="minorHAnsi"/>
+                    <w:bCs/>
+                    <w:color w:val="404040" w:themeColor="text1" w:themeTint="BF"/>
+                  </w:rPr>
+                  <w:t xml:space="preserve"> </w:t>
+                </w:r>
+                <w:r>
+                  <w:rPr>
+                    <w:rFonts w:cstheme="minorHAnsi"/>
+                    <w:bCs/>
+                    <w:color w:val="404040" w:themeColor="text1" w:themeTint="BF"/>
+                  </w:rPr>
+                  <w:t>réalisé plusieurs opérations :</w:t>
+                </w:r>
+              </w:p>
+              <w:p>
+                <w:pPr>
+                  <w:rPr>
+                    <w:rFonts w:cstheme="minorHAnsi"/>
+                    <w:bCs/>
+                    <w:color w:val="404040" w:themeColor="text1" w:themeTint="BF"/>
+                  </w:rPr>
+                </w:pPr>
+              </w:p>
+              <w:p>
+                <w:pPr>
+                  <w:spacing w:before="120"/>
+                  <w:rPr>
+                    <w:rFonts w:cstheme="minorHAnsi"/>
                     <w:b/>
+                    <w:bCs/>
                     <w:color w:val="404040" w:themeColor="text1" w:themeTint="BF"/>
                   </w:rPr>
                 </w:pPr>
                 <w:r>
                   <w:rPr>
-                    <w:rStyle w:val="Textedelespacerserv"/>
-                    <w:sz w:val="20"/>
-                    <w:szCs w:val="20"/>
-                  </w:rPr>
-                  <w:t>Cliquez ici pour taper du texte.</w:t>
+                    <w:rFonts w:cstheme="minorHAnsi"/>
+                    <w:b/>
+                    <w:color w:val="404040" w:themeColor="text1" w:themeTint="BF"/>
+                    <w:sz w:val="24"/>
+                    <w:szCs w:val="24"/>
+                  </w:rPr>
+                  <w:t>Installation d’outils de développement :</w:t>
+                </w:r>
+                <w:r>
+                  <w:rPr>
+                    <w:rFonts w:cstheme="minorHAnsi"/>
+                    <w:b/>
+                    <w:color w:val="404040" w:themeColor="text1" w:themeTint="BF"/>
+                  </w:rPr>
+                  <w:br/>
+                </w:r>
+                <w:r>
+                  <w:rPr>
+                    <w:rFonts w:cstheme="minorHAnsi"/>
+                    <w:b/>
+                    <w:color w:val="404040" w:themeColor="text1" w:themeTint="BF"/>
+                  </w:rPr>
+                  <w:br/>
+                </w:r>
+                <w:r>
+                  <w:rPr>
+                    <w:rFonts w:cstheme="minorHAnsi"/>
+                    <w:b/>
+                    <w:bCs/>
+                    <w:color w:val="404040" w:themeColor="text1" w:themeTint="BF"/>
+                  </w:rPr>
+                  <w:t>Visual Studio Code avec extensions</w:t>
+                </w:r>
+                <w:r>
+                  <w:rPr>
+                    <w:rFonts w:cstheme="minorHAnsi"/>
+                    <w:b/>
+                    <w:bCs/>
+                    <w:color w:val="404040" w:themeColor="text1" w:themeTint="BF"/>
+                  </w:rPr>
+                  <w:t xml:space="preserve"> : </w:t>
                 </w:r>
               </w:p>
-            </w:tc>
-          </w:sdtContent>
-        </w:sdt>
+              <w:p>
+                <w:pPr>
+                  <w:spacing w:before="120"/>
+                  <w:rPr>
+                    <w:rFonts w:cstheme="minorHAnsi"/>
+                    <w:bCs/>
+                    <w:color w:val="404040" w:themeColor="text1" w:themeTint="BF"/>
+                  </w:rPr>
+                </w:pPr>
+                <w:r>
+                  <w:rPr>
+                    <w:rFonts w:cstheme="minorHAnsi"/>
+                    <w:bCs/>
+                    <w:color w:val="404040" w:themeColor="text1" w:themeTint="BF"/>
+                  </w:rPr>
+                  <w:t>J'ai installé Visual Studio</w:t>
+                </w:r>
+                <w:r>
+                  <w:rPr>
+                    <w:rFonts w:cstheme="minorHAnsi"/>
+                    <w:bCs/>
+                    <w:color w:val="404040" w:themeColor="text1" w:themeTint="BF"/>
+                  </w:rPr>
+                  <w:t xml:space="preserve"> </w:t>
+                </w:r>
+                <w:r>
+                  <w:rPr>
+                    <w:rFonts w:cstheme="minorHAnsi"/>
+                    <w:bCs/>
+                    <w:color w:val="404040" w:themeColor="text1" w:themeTint="BF"/>
+                  </w:rPr>
+                  <w:t>Code comme éditeur principal et configuré un ensemble d'extensions pour</w:t>
+                </w:r>
+                <w:r>
+                  <w:rPr>
+                    <w:rFonts w:cstheme="minorHAnsi"/>
+                    <w:bCs/>
+                    <w:color w:val="404040" w:themeColor="text1" w:themeTint="BF"/>
+                  </w:rPr>
+                  <w:t xml:space="preserve"> optimiser ma productivité</w:t>
+                </w:r>
+                <w:r>
+                  <w:rPr>
+                    <w:rFonts w:cstheme="minorHAnsi"/>
+                    <w:bCs/>
+                    <w:color w:val="404040" w:themeColor="text1" w:themeTint="BF"/>
+                  </w:rPr>
+                  <w:t xml:space="preserve"> et la qualité de code</w:t>
+                </w:r>
+                <w:r>
+                  <w:rPr>
+                    <w:rFonts w:cstheme="minorHAnsi"/>
+                    <w:bCs/>
+                    <w:color w:val="404040" w:themeColor="text1" w:themeTint="BF"/>
+                  </w:rPr>
+                  <w:t>.</w:t>
+                </w:r>
+              </w:p>
+              <w:p>
+                <w:pPr>
+                  <w:spacing w:before="120"/>
+                  <w:rPr>
+                    <w:rFonts w:cstheme="minorHAnsi"/>
+                    <w:b/>
+                    <w:color w:val="404040" w:themeColor="text1" w:themeTint="BF"/>
+                  </w:rPr>
+                </w:pPr>
+                <w:r>
+                  <w:rPr>
+                    <w:rFonts w:cstheme="minorHAnsi"/>
+                    <w:b/>
+                    <w:noProof/>
+                    <w:color w:val="404040" w:themeColor="text1" w:themeTint="BF"/>
+                  </w:rPr>
+                  <w:drawing>
+                    <wp:inline distT="0" distB="0" distL="0" distR="0" wp14:anchorId="02A0E276" wp14:editId="22AEE516">
+                      <wp:extent cx="6074410" cy="3416935"/>
+                      <wp:effectExtent l="0" t="0" r="2540" b="0"/>
+                      <wp:docPr id="353906399" name="Image 1"/>
+                      <wp:cNvGraphicFramePr>
+                        <a:graphicFrameLocks xmlns:a="http://schemas.openxmlformats.org/drawingml/2006/main" noChangeAspect="1"/>
+                      </wp:cNvGraphicFramePr>
+                      <a:graphic xmlns:a="http://schemas.openxmlformats.org/drawingml/2006/main">
+                        <a:graphicData uri="http://schemas.openxmlformats.org/drawingml/2006/picture">
+                          <pic:pic xmlns:pic="http://schemas.openxmlformats.org/drawingml/2006/picture">
+                            <pic:nvPicPr>
+                              <pic:cNvPr id="353906399" name="Image 353906399"/>
+                              <pic:cNvPicPr/>
+                            </pic:nvPicPr>
+                            <pic:blipFill>
+                              <a:blip r:embed="rId12" cstate="print">
+                                <a:extLst>
+                                  <a:ext uri="{28A0092B-C50C-407E-A947-70E740481C1C}">
+                                    <a14:useLocalDpi xmlns:a14="http://schemas.microsoft.com/office/drawing/2010/main" val="0"/>
+                                  </a:ext>
+                                </a:extLst>
+                              </a:blip>
+                              <a:stretch>
+                                <a:fillRect/>
+                              </a:stretch>
+                            </pic:blipFill>
+                            <pic:spPr>
+                              <a:xfrm>
+                                <a:off x="0" y="0"/>
+                                <a:ext cx="6074410" cy="3416935"/>
+                              </a:xfrm>
+                              <a:prstGeom prst="rect">
+                                <a:avLst/>
+                              </a:prstGeom>
+                            </pic:spPr>
+                          </pic:pic>
+                        </a:graphicData>
+                      </a:graphic>
+                    </wp:inline>
+                  </w:drawing>
+                </w:r>
+              </w:p>
+              <w:p>
+                <w:pPr>
+                  <w:spacing w:before="120" w:after="240"/>
+                  <w:rPr>
+                    <w:rFonts w:cstheme="minorHAnsi"/>
+                    <w:bCs/>
+                    <w:i/>
+                    <w:iCs/>
+                    <w:color w:val="404040" w:themeColor="text1" w:themeTint="BF"/>
+                  </w:rPr>
+                </w:pPr>
+                <w:r>
+                  <w:rPr>
+                    <w:rFonts w:cstheme="minorHAnsi"/>
+                    <w:bCs/>
+                    <w:i/>
+                    <w:iCs/>
+                    <w:color w:val="404040" w:themeColor="text1" w:themeTint="BF"/>
+                  </w:rPr>
+                  <w:t>Interface Visual Studio Code</w:t>
+                </w:r>
+              </w:p>
+              <w:p>
+                <w:pPr>
+                  <w:spacing w:before="120"/>
+                  <w:rPr>
+                    <w:rFonts w:cstheme="minorHAnsi"/>
+                    <w:b/>
+                    <w:color w:val="404040" w:themeColor="text1" w:themeTint="BF"/>
+                  </w:rPr>
+                </w:pPr>
+                <w:r>
+                  <w:rPr>
+                    <w:rFonts w:cstheme="minorHAnsi"/>
+                    <w:b/>
+                    <w:color w:val="404040" w:themeColor="text1" w:themeTint="BF"/>
+                  </w:rPr>
+                  <w:t>Les extensions installées incluent </w:t>
+                </w:r>
+                <w:r>
+                  <w:rPr>
+                    <w:rFonts w:cstheme="minorHAnsi"/>
+                    <w:b/>
+                    <w:color w:val="404040" w:themeColor="text1" w:themeTint="BF"/>
+                  </w:rPr>
+                  <w:t xml:space="preserve">notamment </w:t>
+                </w:r>
+                <w:r>
+                  <w:rPr>
+                    <w:rFonts w:cstheme="minorHAnsi"/>
+                    <w:b/>
+                    <w:color w:val="404040" w:themeColor="text1" w:themeTint="BF"/>
+                  </w:rPr>
+                  <w:t>:</w:t>
+                </w:r>
+              </w:p>
+              <w:p>
+                <w:pPr>
+                  <w:pStyle w:val="Paragraphedeliste"/>
+                  <w:numPr>
+                    <w:ilvl w:val="0"/>
+                    <w:numId w:val="8"/>
+                  </w:numPr>
+                  <w:spacing w:before="120"/>
+                  <w:rPr>
+                    <w:rFonts w:cstheme="minorHAnsi"/>
+                    <w:b/>
+                    <w:color w:val="404040" w:themeColor="text1" w:themeTint="BF"/>
+                  </w:rPr>
+                </w:pPr>
+                <w:r>
+                  <w:rPr>
+                    <w:rFonts w:cstheme="minorHAnsi"/>
+                    <w:b/>
+                    <w:color w:val="404040" w:themeColor="text1" w:themeTint="BF"/>
+                  </w:rPr>
+                  <w:t xml:space="preserve">ABD Interface for </w:t>
+                </w:r>
+                <w:proofErr w:type="spellStart"/>
+                <w:r>
+                  <w:rPr>
+                    <w:rFonts w:cstheme="minorHAnsi"/>
+                    <w:b/>
+                    <w:color w:val="404040" w:themeColor="text1" w:themeTint="BF"/>
+                  </w:rPr>
+                  <w:t>VSCode</w:t>
+                </w:r>
+                <w:proofErr w:type="spellEnd"/>
+                <w:r>
+                  <w:rPr>
+                    <w:rFonts w:cstheme="minorHAnsi"/>
+                    <w:b/>
+                    <w:color w:val="404040" w:themeColor="text1" w:themeTint="BF"/>
+                  </w:rPr>
+                  <w:t> </w:t>
+                </w:r>
+                <w:r>
+                  <w:rPr>
+                    <w:rFonts w:cstheme="minorHAnsi"/>
+                    <w:bCs/>
+                    <w:color w:val="404040" w:themeColor="text1" w:themeTint="BF"/>
+                  </w:rPr>
+                  <w:t xml:space="preserve">: pour interagir avec les appareils Android directement depuis </w:t>
+                </w:r>
+                <w:proofErr w:type="spellStart"/>
+                <w:r>
+                  <w:rPr>
+                    <w:rFonts w:cstheme="minorHAnsi"/>
+                    <w:bCs/>
+                    <w:color w:val="404040" w:themeColor="text1" w:themeTint="BF"/>
+                  </w:rPr>
+                  <w:t>VSCode</w:t>
+                </w:r>
+                <w:proofErr w:type="spellEnd"/>
+              </w:p>
+              <w:p>
+                <w:pPr>
+                  <w:pStyle w:val="Paragraphedeliste"/>
+                  <w:numPr>
+                    <w:ilvl w:val="0"/>
+                    <w:numId w:val="8"/>
+                  </w:numPr>
+                  <w:spacing w:before="120"/>
+                  <w:rPr>
+                    <w:rFonts w:cstheme="minorHAnsi"/>
+                    <w:b/>
+                    <w:color w:val="404040" w:themeColor="text1" w:themeTint="BF"/>
+                  </w:rPr>
+                </w:pPr>
+                <w:r>
+                  <w:rPr>
+                    <w:rFonts w:cstheme="minorHAnsi"/>
+                    <w:b/>
+                    <w:color w:val="404040" w:themeColor="text1" w:themeTint="BF"/>
+                  </w:rPr>
+                  <w:t xml:space="preserve">Better </w:t>
+                </w:r>
+                <w:proofErr w:type="spellStart"/>
+                <w:r>
+                  <w:rPr>
+                    <w:rFonts w:cstheme="minorHAnsi"/>
+                    <w:b/>
+                    <w:color w:val="404040" w:themeColor="text1" w:themeTint="BF"/>
+                  </w:rPr>
+                  <w:t>Comments</w:t>
+                </w:r>
+                <w:proofErr w:type="spellEnd"/>
+                <w:r>
+                  <w:rPr>
+                    <w:rFonts w:cstheme="minorHAnsi"/>
+                    <w:b/>
+                    <w:color w:val="404040" w:themeColor="text1" w:themeTint="BF"/>
+                  </w:rPr>
+                  <w:t> </w:t>
+                </w:r>
+                <w:r>
+                  <w:rPr>
+                    <w:rFonts w:cstheme="minorHAnsi"/>
+                    <w:bCs/>
+                    <w:color w:val="404040" w:themeColor="text1" w:themeTint="BF"/>
+                  </w:rPr>
+                  <w:t xml:space="preserve">: pour améliorer la lisibilité du code avec des commentaires colorés et </w:t>
+                </w:r>
+                <w:r>
+                  <w:rPr>
+                    <w:rFonts w:cstheme="minorHAnsi"/>
+                    <w:bCs/>
+                    <w:color w:val="404040" w:themeColor="text1" w:themeTint="BF"/>
+                  </w:rPr>
+                  <w:t>catégorisés</w:t>
+                </w:r>
+              </w:p>
+              <w:p>
+                <w:pPr>
+                  <w:pStyle w:val="Paragraphedeliste"/>
+                  <w:numPr>
+                    <w:ilvl w:val="0"/>
+                    <w:numId w:val="8"/>
+                  </w:numPr>
+                  <w:spacing w:before="120"/>
+                  <w:rPr>
+                    <w:rFonts w:cstheme="minorHAnsi"/>
+                    <w:bCs/>
+                    <w:color w:val="404040" w:themeColor="text1" w:themeTint="BF"/>
+                  </w:rPr>
+                </w:pPr>
+                <w:r>
+                  <w:rPr>
+                    <w:rFonts w:cstheme="minorHAnsi"/>
+                    <w:b/>
+                    <w:color w:val="404040" w:themeColor="text1" w:themeTint="BF"/>
+                  </w:rPr>
+                  <w:t>Dart</w:t>
+                </w:r>
+                <w:r>
+                  <w:rPr>
+                    <w:rFonts w:cstheme="minorHAnsi"/>
+                    <w:b/>
+                    <w:color w:val="404040" w:themeColor="text1" w:themeTint="BF"/>
+                  </w:rPr>
+                  <w:t> </w:t>
+                </w:r>
+                <w:r>
+                  <w:rPr>
+                    <w:rFonts w:cstheme="minorHAnsi"/>
+                    <w:bCs/>
+                    <w:color w:val="404040" w:themeColor="text1" w:themeTint="BF"/>
+                  </w:rPr>
+                  <w:t>: extension officielle pour le langage Dart offrant l’</w:t>
+                </w:r>
+                <w:proofErr w:type="spellStart"/>
+                <w:r>
+                  <w:rPr>
+                    <w:rFonts w:cstheme="minorHAnsi"/>
+                    <w:bCs/>
+                    <w:color w:val="404040" w:themeColor="text1" w:themeTint="BF"/>
+                  </w:rPr>
+                  <w:t>autocomplétion</w:t>
+                </w:r>
+                <w:proofErr w:type="spellEnd"/>
+                <w:r>
+                  <w:rPr>
+                    <w:rFonts w:cstheme="minorHAnsi"/>
+                    <w:bCs/>
+                    <w:color w:val="404040" w:themeColor="text1" w:themeTint="BF"/>
+                  </w:rPr>
+                  <w:t>, le débogage et l’analyse statique du code Dart</w:t>
+                </w:r>
+              </w:p>
+              <w:p>
+                <w:pPr>
+                  <w:pStyle w:val="Paragraphedeliste"/>
+                  <w:numPr>
+                    <w:ilvl w:val="0"/>
+                    <w:numId w:val="8"/>
+                  </w:numPr>
+                  <w:spacing w:before="120"/>
+                  <w:rPr>
+                    <w:rFonts w:cstheme="minorHAnsi"/>
+                    <w:b/>
+                    <w:color w:val="404040" w:themeColor="text1" w:themeTint="BF"/>
+                  </w:rPr>
+                </w:pPr>
+                <w:proofErr w:type="spellStart"/>
+                <w:r>
+                  <w:rPr>
+                    <w:rFonts w:cstheme="minorHAnsi"/>
+                    <w:b/>
+                    <w:color w:val="404040" w:themeColor="text1" w:themeTint="BF"/>
+                  </w:rPr>
+                  <w:lastRenderedPageBreak/>
+                  <w:t>ESLint</w:t>
+                </w:r>
+                <w:proofErr w:type="spellEnd"/>
+                <w:r>
+                  <w:rPr>
+                    <w:rFonts w:cstheme="minorHAnsi"/>
+                    <w:b/>
+                    <w:color w:val="404040" w:themeColor="text1" w:themeTint="BF"/>
+                  </w:rPr>
+                  <w:t> </w:t>
+                </w:r>
+                <w:r>
+                  <w:rPr>
+                    <w:rFonts w:cstheme="minorHAnsi"/>
+                    <w:bCs/>
+                    <w:color w:val="404040" w:themeColor="text1" w:themeTint="BF"/>
+                  </w:rPr>
+                  <w:t>: pour analyser les erreurs de syntaxe et les mauvaises pratiques en JavaScript/</w:t>
+                </w:r>
+                <w:proofErr w:type="spellStart"/>
+                <w:r>
+                  <w:rPr>
+                    <w:rFonts w:cstheme="minorHAnsi"/>
+                    <w:bCs/>
+                    <w:color w:val="404040" w:themeColor="text1" w:themeTint="BF"/>
+                  </w:rPr>
+                  <w:t>TypeScript</w:t>
+                </w:r>
+                <w:proofErr w:type="spellEnd"/>
+              </w:p>
+              <w:p>
+                <w:pPr>
+                  <w:pStyle w:val="Paragraphedeliste"/>
+                  <w:numPr>
+                    <w:ilvl w:val="0"/>
+                    <w:numId w:val="8"/>
+                  </w:numPr>
+                  <w:spacing w:before="120"/>
+                  <w:rPr>
+                    <w:rFonts w:cstheme="minorHAnsi"/>
+                    <w:b/>
+                    <w:color w:val="404040" w:themeColor="text1" w:themeTint="BF"/>
+                  </w:rPr>
+                </w:pPr>
+                <w:r>
+                  <w:rPr>
+                    <w:rFonts w:cstheme="minorHAnsi"/>
+                    <w:b/>
+                    <w:color w:val="404040" w:themeColor="text1" w:themeTint="BF"/>
+                  </w:rPr>
+                  <w:t>Flutter</w:t>
+                </w:r>
+                <w:r>
+                  <w:rPr>
+                    <w:rFonts w:cstheme="minorHAnsi"/>
+                    <w:b/>
+                    <w:color w:val="404040" w:themeColor="text1" w:themeTint="BF"/>
+                  </w:rPr>
+                  <w:t> </w:t>
+                </w:r>
+                <w:r>
+                  <w:rPr>
+                    <w:rFonts w:cstheme="minorHAnsi"/>
+                    <w:bCs/>
+                    <w:color w:val="404040" w:themeColor="text1" w:themeTint="BF"/>
+                  </w:rPr>
+                  <w:t>:</w:t>
+                </w:r>
+                <w:r>
+                  <w:rPr>
+                    <w:bCs/>
+                  </w:rPr>
+                  <w:t xml:space="preserve"> e</w:t>
+                </w:r>
+                <w:r>
+                  <w:rPr>
+                    <w:rFonts w:cstheme="minorHAnsi"/>
+                    <w:bCs/>
+                    <w:color w:val="404040" w:themeColor="text1" w:themeTint="BF"/>
+                  </w:rPr>
+                  <w:t>xtension officielle pour Flutter incluant des outils pour le développement mobile</w:t>
+                </w:r>
+              </w:p>
+              <w:p>
+                <w:pPr>
+                  <w:pStyle w:val="Paragraphedeliste"/>
+                  <w:numPr>
+                    <w:ilvl w:val="0"/>
+                    <w:numId w:val="8"/>
+                  </w:numPr>
+                  <w:spacing w:before="120"/>
+                  <w:rPr>
+                    <w:rFonts w:cstheme="minorHAnsi"/>
+                    <w:b/>
+                    <w:color w:val="404040" w:themeColor="text1" w:themeTint="BF"/>
+                  </w:rPr>
+                </w:pPr>
+                <w:proofErr w:type="spellStart"/>
+                <w:r>
+                  <w:rPr>
+                    <w:rFonts w:cstheme="minorHAnsi"/>
+                    <w:b/>
+                    <w:color w:val="404040" w:themeColor="text1" w:themeTint="BF"/>
+                  </w:rPr>
+                  <w:t>Markdown</w:t>
+                </w:r>
+                <w:proofErr w:type="spellEnd"/>
+                <w:r>
+                  <w:rPr>
+                    <w:rFonts w:cstheme="minorHAnsi"/>
+                    <w:b/>
+                    <w:color w:val="404040" w:themeColor="text1" w:themeTint="BF"/>
+                  </w:rPr>
+                  <w:t xml:space="preserve"> </w:t>
+                </w:r>
+                <w:proofErr w:type="spellStart"/>
+                <w:r>
+                  <w:rPr>
+                    <w:rFonts w:cstheme="minorHAnsi"/>
+                    <w:b/>
+                    <w:color w:val="404040" w:themeColor="text1" w:themeTint="BF"/>
+                  </w:rPr>
+                  <w:t>Preview</w:t>
+                </w:r>
+                <w:proofErr w:type="spellEnd"/>
+                <w:r>
+                  <w:rPr>
+                    <w:rFonts w:cstheme="minorHAnsi"/>
+                    <w:b/>
+                    <w:color w:val="404040" w:themeColor="text1" w:themeTint="BF"/>
+                  </w:rPr>
+                  <w:t xml:space="preserve"> </w:t>
+                </w:r>
+                <w:proofErr w:type="spellStart"/>
+                <w:r>
+                  <w:rPr>
+                    <w:rFonts w:cstheme="minorHAnsi"/>
+                    <w:b/>
+                    <w:color w:val="404040" w:themeColor="text1" w:themeTint="BF"/>
+                  </w:rPr>
+                  <w:t>Enhanced</w:t>
+                </w:r>
+                <w:proofErr w:type="spellEnd"/>
+                <w:r>
+                  <w:rPr>
+                    <w:rFonts w:cstheme="minorHAnsi"/>
+                    <w:b/>
+                    <w:color w:val="404040" w:themeColor="text1" w:themeTint="BF"/>
+                  </w:rPr>
+                  <w:t> </w:t>
+                </w:r>
+                <w:r>
+                  <w:rPr>
+                    <w:rFonts w:cstheme="minorHAnsi"/>
+                    <w:bCs/>
+                    <w:color w:val="404040" w:themeColor="text1" w:themeTint="BF"/>
+                  </w:rPr>
+                  <w:t xml:space="preserve">: pour prévisualiser et </w:t>
+                </w:r>
+                <w:r>
+                  <w:rPr>
+                    <w:rFonts w:cstheme="minorHAnsi"/>
+                    <w:bCs/>
+                    <w:color w:val="404040" w:themeColor="text1" w:themeTint="BF"/>
+                  </w:rPr>
+                  <w:t>faciliter l’</w:t>
+                </w:r>
+                <w:r>
+                  <w:rPr>
+                    <w:rFonts w:cstheme="minorHAnsi"/>
+                    <w:bCs/>
+                    <w:color w:val="404040" w:themeColor="text1" w:themeTint="BF"/>
+                  </w:rPr>
+                  <w:t>édit</w:t>
+                </w:r>
+                <w:r>
+                  <w:rPr>
+                    <w:rFonts w:cstheme="minorHAnsi"/>
+                    <w:bCs/>
+                    <w:color w:val="404040" w:themeColor="text1" w:themeTint="BF"/>
+                  </w:rPr>
+                  <w:t>ion</w:t>
+                </w:r>
+                <w:r>
+                  <w:rPr>
+                    <w:rFonts w:cstheme="minorHAnsi"/>
+                    <w:bCs/>
+                    <w:color w:val="404040" w:themeColor="text1" w:themeTint="BF"/>
+                  </w:rPr>
+                  <w:t xml:space="preserve"> </w:t>
+                </w:r>
+                <w:r>
+                  <w:rPr>
+                    <w:rFonts w:cstheme="minorHAnsi"/>
+                    <w:bCs/>
+                    <w:color w:val="404040" w:themeColor="text1" w:themeTint="BF"/>
+                  </w:rPr>
+                  <w:t>d</w:t>
+                </w:r>
+                <w:r>
+                  <w:rPr>
+                    <w:rFonts w:cstheme="minorHAnsi"/>
+                    <w:bCs/>
+                    <w:color w:val="404040" w:themeColor="text1" w:themeTint="BF"/>
+                  </w:rPr>
+                  <w:t xml:space="preserve">es fichiers </w:t>
+                </w:r>
+                <w:proofErr w:type="spellStart"/>
+                <w:r>
+                  <w:rPr>
+                    <w:rFonts w:cstheme="minorHAnsi"/>
+                    <w:bCs/>
+                    <w:color w:val="404040" w:themeColor="text1" w:themeTint="BF"/>
+                  </w:rPr>
+                  <w:t>Markdown</w:t>
+                </w:r>
+                <w:proofErr w:type="spellEnd"/>
+              </w:p>
+              <w:p>
+                <w:pPr>
+                  <w:pStyle w:val="Paragraphedeliste"/>
+                  <w:numPr>
+                    <w:ilvl w:val="0"/>
+                    <w:numId w:val="8"/>
+                  </w:numPr>
+                  <w:spacing w:before="120"/>
+                  <w:rPr>
+                    <w:rFonts w:cstheme="minorHAnsi"/>
+                    <w:b/>
+                    <w:color w:val="404040" w:themeColor="text1" w:themeTint="BF"/>
+                  </w:rPr>
+                </w:pPr>
+                <w:proofErr w:type="spellStart"/>
+                <w:r>
+                  <w:rPr>
+                    <w:rFonts w:cstheme="minorHAnsi"/>
+                    <w:b/>
+                    <w:color w:val="404040" w:themeColor="text1" w:themeTint="BF"/>
+                  </w:rPr>
+                  <w:t>MobileView</w:t>
+                </w:r>
+                <w:proofErr w:type="spellEnd"/>
+                <w:r>
+                  <w:rPr>
+                    <w:rFonts w:cstheme="minorHAnsi"/>
+                    <w:b/>
+                    <w:color w:val="404040" w:themeColor="text1" w:themeTint="BF"/>
+                  </w:rPr>
+                  <w:t> </w:t>
+                </w:r>
+                <w:r>
+                  <w:rPr>
+                    <w:rFonts w:cstheme="minorHAnsi"/>
+                    <w:bCs/>
+                    <w:color w:val="404040" w:themeColor="text1" w:themeTint="BF"/>
+                  </w:rPr>
+                  <w:t xml:space="preserve">: pour simuler l’affichage mobile dans </w:t>
+                </w:r>
+                <w:proofErr w:type="spellStart"/>
+                <w:r>
+                  <w:rPr>
+                    <w:rFonts w:cstheme="minorHAnsi"/>
+                    <w:bCs/>
+                    <w:color w:val="404040" w:themeColor="text1" w:themeTint="BF"/>
+                  </w:rPr>
+                  <w:t>VSCode</w:t>
+                </w:r>
+                <w:proofErr w:type="spellEnd"/>
+                <w:r>
+                  <w:rPr>
+                    <w:rFonts w:cstheme="minorHAnsi"/>
+                    <w:bCs/>
+                    <w:color w:val="404040" w:themeColor="text1" w:themeTint="BF"/>
+                  </w:rPr>
+                  <w:t xml:space="preserve"> et tester le responsive design</w:t>
+                </w:r>
+              </w:p>
+              <w:p>
+                <w:pPr>
+                  <w:pStyle w:val="Paragraphedeliste"/>
+                  <w:numPr>
+                    <w:ilvl w:val="0"/>
+                    <w:numId w:val="8"/>
+                  </w:numPr>
+                  <w:spacing w:before="120"/>
+                  <w:rPr>
+                    <w:rFonts w:cstheme="minorHAnsi"/>
+                    <w:b/>
+                    <w:color w:val="404040" w:themeColor="text1" w:themeTint="BF"/>
+                  </w:rPr>
+                </w:pPr>
+                <w:proofErr w:type="spellStart"/>
+                <w:r>
+                  <w:rPr>
+                    <w:rFonts w:cstheme="minorHAnsi"/>
+                    <w:b/>
+                    <w:color w:val="404040" w:themeColor="text1" w:themeTint="BF"/>
+                  </w:rPr>
+                  <w:t>Prettier</w:t>
+                </w:r>
+                <w:proofErr w:type="spellEnd"/>
+                <w:r>
+                  <w:rPr>
+                    <w:rFonts w:cstheme="minorHAnsi"/>
+                    <w:b/>
+                    <w:color w:val="404040" w:themeColor="text1" w:themeTint="BF"/>
+                  </w:rPr>
+                  <w:t> </w:t>
+                </w:r>
+                <w:r>
+                  <w:rPr>
+                    <w:rFonts w:cstheme="minorHAnsi"/>
+                    <w:bCs/>
+                    <w:color w:val="404040" w:themeColor="text1" w:themeTint="BF"/>
+                  </w:rPr>
+                  <w:t>: pour le formatage automatique du code (indentation, sauts de ligne….)</w:t>
+                </w:r>
+                <w:r>
+                  <w:rPr>
+                    <w:rFonts w:cstheme="minorHAnsi"/>
+                    <w:b/>
+                    <w:color w:val="404040" w:themeColor="text1" w:themeTint="BF"/>
+                  </w:rPr>
+                  <w:t xml:space="preserve"> </w:t>
+                </w:r>
+              </w:p>
+              <w:p>
+                <w:pPr>
+                  <w:pStyle w:val="Paragraphedeliste"/>
+                  <w:spacing w:before="120"/>
+                  <w:ind w:left="405"/>
+                  <w:rPr>
+                    <w:rFonts w:cstheme="minorHAnsi"/>
+                    <w:b/>
+                    <w:color w:val="404040" w:themeColor="text1" w:themeTint="BF"/>
+                  </w:rPr>
+                </w:pPr>
+              </w:p>
+              <w:p>
+                <w:pPr>
+                  <w:pStyle w:val="Paragraphedeliste"/>
+                  <w:spacing w:before="120"/>
+                  <w:ind w:left="405"/>
+                  <w:rPr>
+                    <w:rFonts w:cstheme="minorHAnsi"/>
+                    <w:b/>
+                    <w:color w:val="404040" w:themeColor="text1" w:themeTint="BF"/>
+                  </w:rPr>
+                </w:pPr>
+              </w:p>
+              <w:p>
+                <w:pPr>
+                  <w:spacing w:before="120"/>
+                  <w:rPr>
+                    <w:rFonts w:ascii="Nirmala UI" w:hAnsi="Nirmala UI" w:cs="Nirmala UI"/>
+                    <w:b/>
+                    <w:color w:val="404040" w:themeColor="text1" w:themeTint="BF"/>
+                  </w:rPr>
+                </w:pPr>
+                <w:r>
+                  <w:rPr>
+                    <w:noProof/>
+                  </w:rPr>
+                  <w:drawing>
+                    <wp:inline distT="0" distB="0" distL="0" distR="0" wp14:anchorId="30F01D51" wp14:editId="44E88658">
+                      <wp:extent cx="4680000" cy="4539102"/>
+                      <wp:effectExtent l="0" t="0" r="6350" b="0"/>
+                      <wp:docPr id="480214566" name="Image 2"/>
+                      <wp:cNvGraphicFramePr>
+                        <a:graphicFrameLocks xmlns:a="http://schemas.openxmlformats.org/drawingml/2006/main" noChangeAspect="1"/>
+                      </wp:cNvGraphicFramePr>
+                      <a:graphic xmlns:a="http://schemas.openxmlformats.org/drawingml/2006/main">
+                        <a:graphicData uri="http://schemas.openxmlformats.org/drawingml/2006/picture">
+                          <pic:pic xmlns:pic="http://schemas.openxmlformats.org/drawingml/2006/picture">
+                            <pic:nvPicPr>
+                              <pic:cNvPr id="480214566" name="Image 480214566"/>
+                              <pic:cNvPicPr/>
+                            </pic:nvPicPr>
+                            <pic:blipFill>
+                              <a:blip r:embed="rId13">
+                                <a:extLst>
+                                  <a:ext uri="{28A0092B-C50C-407E-A947-70E740481C1C}">
+                                    <a14:useLocalDpi xmlns:a14="http://schemas.microsoft.com/office/drawing/2010/main" val="0"/>
+                                  </a:ext>
+                                </a:extLst>
+                              </a:blip>
+                              <a:stretch>
+                                <a:fillRect/>
+                              </a:stretch>
+                            </pic:blipFill>
+                            <pic:spPr>
+                              <a:xfrm>
+                                <a:off x="0" y="0"/>
+                                <a:ext cx="4680000" cy="4539102"/>
+                              </a:xfrm>
+                              <a:prstGeom prst="rect">
+                                <a:avLst/>
+                              </a:prstGeom>
+                            </pic:spPr>
+                          </pic:pic>
+                        </a:graphicData>
+                      </a:graphic>
+                    </wp:inline>
+                  </w:drawing>
+                </w:r>
+                <w:r>
+                  <w:rPr>
+                    <w:rFonts w:cstheme="minorHAnsi"/>
+                    <w:b/>
+                    <w:color w:val="404040" w:themeColor="text1" w:themeTint="BF"/>
+                  </w:rPr>
+                  <w:br/>
+                </w:r>
+                <w:r>
+                  <w:rPr>
+                    <w:rFonts w:cstheme="minorHAnsi"/>
+                    <w:bCs/>
+                    <w:i/>
+                    <w:iCs/>
+                    <w:color w:val="404040" w:themeColor="text1" w:themeTint="BF"/>
+                  </w:rPr>
+                  <w:t>Liste des extensions installées (partie 1)</w:t>
+                </w:r>
+              </w:p>
+              <w:p>
+                <w:pPr>
+                  <w:pStyle w:val="Paragraphedeliste"/>
+                  <w:spacing w:before="120"/>
+                  <w:ind w:left="405"/>
+                  <w:rPr>
+                    <w:rFonts w:cstheme="minorHAnsi"/>
+                    <w:b/>
+                    <w:color w:val="404040" w:themeColor="text1" w:themeTint="BF"/>
+                  </w:rPr>
+                </w:pPr>
+              </w:p>
+              <w:p>
+                <w:pPr>
+                  <w:pStyle w:val="Paragraphedeliste"/>
+                  <w:spacing w:before="120"/>
+                  <w:ind w:left="405"/>
+                  <w:rPr>
+                    <w:rFonts w:cstheme="minorHAnsi"/>
+                    <w:b/>
+                    <w:color w:val="404040" w:themeColor="text1" w:themeTint="BF"/>
+                  </w:rPr>
+                </w:pPr>
+              </w:p>
+              <w:p>
+                <w:pPr>
+                  <w:spacing w:before="120"/>
+                  <w:rPr>
+                    <w:rFonts w:cstheme="minorHAnsi"/>
+                    <w:b/>
+                    <w:color w:val="404040" w:themeColor="text1" w:themeTint="BF"/>
+                  </w:rPr>
+                </w:pPr>
+              </w:p>
+              <w:p>
+                <w:pPr>
+                  <w:spacing w:before="120"/>
+                  <w:rPr>
+                    <w:rFonts w:cstheme="minorHAnsi"/>
+                    <w:b/>
+                    <w:color w:val="404040" w:themeColor="text1" w:themeTint="BF"/>
+                  </w:rPr>
+                </w:pPr>
+              </w:p>
+              <w:p>
+                <w:pPr>
+                  <w:spacing w:before="120"/>
+                  <w:rPr>
+                    <w:rFonts w:cstheme="minorHAnsi"/>
+                    <w:b/>
+                    <w:color w:val="404040" w:themeColor="text1" w:themeTint="BF"/>
+                  </w:rPr>
+                </w:pPr>
+                <w:r>
+                  <w:rPr>
+                    <w:noProof/>
+                  </w:rPr>
+                  <w:lastRenderedPageBreak/>
+                  <w:drawing>
+                    <wp:inline distT="0" distB="0" distL="0" distR="0" wp14:anchorId="5BB335A1" wp14:editId="733E6B47">
+                      <wp:extent cx="4680000" cy="4522466"/>
+                      <wp:effectExtent l="0" t="0" r="6350" b="0"/>
+                      <wp:docPr id="166644159" name="Image 3"/>
+                      <wp:cNvGraphicFramePr>
+                        <a:graphicFrameLocks xmlns:a="http://schemas.openxmlformats.org/drawingml/2006/main" noChangeAspect="1"/>
+                      </wp:cNvGraphicFramePr>
+                      <a:graphic xmlns:a="http://schemas.openxmlformats.org/drawingml/2006/main">
+                        <a:graphicData uri="http://schemas.openxmlformats.org/drawingml/2006/picture">
+                          <pic:pic xmlns:pic="http://schemas.openxmlformats.org/drawingml/2006/picture">
+                            <pic:nvPicPr>
+                              <pic:cNvPr id="166644159" name="Image 166644159"/>
+                              <pic:cNvPicPr/>
+                            </pic:nvPicPr>
+                            <pic:blipFill>
+                              <a:blip r:embed="rId14">
+                                <a:extLst>
+                                  <a:ext uri="{28A0092B-C50C-407E-A947-70E740481C1C}">
+                                    <a14:useLocalDpi xmlns:a14="http://schemas.microsoft.com/office/drawing/2010/main" val="0"/>
+                                  </a:ext>
+                                </a:extLst>
+                              </a:blip>
+                              <a:stretch>
+                                <a:fillRect/>
+                              </a:stretch>
+                            </pic:blipFill>
+                            <pic:spPr>
+                              <a:xfrm>
+                                <a:off x="0" y="0"/>
+                                <a:ext cx="4680000" cy="4522466"/>
+                              </a:xfrm>
+                              <a:prstGeom prst="rect">
+                                <a:avLst/>
+                              </a:prstGeom>
+                            </pic:spPr>
+                          </pic:pic>
+                        </a:graphicData>
+                      </a:graphic>
+                    </wp:inline>
+                  </w:drawing>
+                </w:r>
+              </w:p>
+              <w:p>
+                <w:pPr>
+                  <w:spacing w:before="120"/>
+                  <w:rPr>
+                    <w:rFonts w:ascii="Nirmala UI" w:hAnsi="Nirmala UI" w:cs="Nirmala UI"/>
+                    <w:bCs/>
+                    <w:i/>
+                    <w:iCs/>
+                    <w:color w:val="404040" w:themeColor="text1" w:themeTint="BF"/>
+                  </w:rPr>
+                </w:pPr>
+                <w:r>
+                  <w:rPr>
+                    <w:rFonts w:cstheme="minorHAnsi"/>
+                    <w:bCs/>
+                    <w:i/>
+                    <w:iCs/>
+                    <w:color w:val="404040" w:themeColor="text1" w:themeTint="BF"/>
+                  </w:rPr>
+                  <w:t>Liste des extensions installées (partie 2)</w:t>
+                </w:r>
+              </w:p>
+              <w:p>
+                <w:pPr>
+                  <w:spacing w:before="120"/>
+                  <w:rPr>
+                    <w:rFonts w:ascii="Nirmala UI" w:hAnsi="Nirmala UI" w:cs="Nirmala UI"/>
+                    <w:bCs/>
+                    <w:i/>
+                    <w:iCs/>
+                    <w:color w:val="404040" w:themeColor="text1" w:themeTint="BF"/>
+                  </w:rPr>
+                </w:pPr>
+              </w:p>
+              <w:p>
+                <w:pPr>
+                  <w:spacing w:before="120"/>
+                  <w:rPr>
+                    <w:rFonts w:cstheme="minorHAnsi"/>
+                    <w:b/>
+                    <w:color w:val="404040" w:themeColor="text1" w:themeTint="BF"/>
+                  </w:rPr>
+                </w:pPr>
+                <w:r>
+                  <w:rPr>
+                    <w:rFonts w:cstheme="minorHAnsi"/>
+                    <w:b/>
+                    <w:color w:val="404040" w:themeColor="text1" w:themeTint="BF"/>
+                  </w:rPr>
+                  <w:t>Installation de Node.js</w:t>
+                </w:r>
+                <w:r>
+                  <w:rPr>
+                    <w:rFonts w:cstheme="minorHAnsi"/>
+                    <w:b/>
+                    <w:color w:val="404040" w:themeColor="text1" w:themeTint="BF"/>
+                  </w:rPr>
+                  <w:t xml:space="preserve"> avec </w:t>
+                </w:r>
+                <w:proofErr w:type="spellStart"/>
+                <w:r>
+                  <w:rPr>
+                    <w:rFonts w:cstheme="minorHAnsi"/>
+                    <w:b/>
+                    <w:color w:val="404040" w:themeColor="text1" w:themeTint="BF"/>
+                  </w:rPr>
+                  <w:t>nvm</w:t>
+                </w:r>
+                <w:proofErr w:type="spellEnd"/>
+                <w:r>
+                  <w:rPr>
+                    <w:rFonts w:cstheme="minorHAnsi"/>
+                    <w:b/>
+                    <w:color w:val="404040" w:themeColor="text1" w:themeTint="BF"/>
+                  </w:rPr>
+                  <w:t> :</w:t>
+                </w:r>
+              </w:p>
+              <w:p>
+                <w:pPr>
+                  <w:spacing w:before="120"/>
+                  <w:rPr>
+                    <w:rFonts w:cstheme="minorHAnsi"/>
+                    <w:bCs/>
+                    <w:color w:val="404040" w:themeColor="text1" w:themeTint="BF"/>
+                  </w:rPr>
+                </w:pPr>
+                <w:r>
+                  <w:rPr>
+                    <w:rFonts w:cstheme="minorHAnsi"/>
+                    <w:bCs/>
+                    <w:color w:val="404040" w:themeColor="text1" w:themeTint="BF"/>
+                  </w:rPr>
+                  <w:t xml:space="preserve">J’ai fait le choix d’installer Node.js avec </w:t>
+                </w:r>
+                <w:proofErr w:type="spellStart"/>
+                <w:r>
+                  <w:rPr>
+                    <w:rFonts w:cstheme="minorHAnsi"/>
+                    <w:bCs/>
+                    <w:color w:val="404040" w:themeColor="text1" w:themeTint="BF"/>
+                  </w:rPr>
+                  <w:t>nvm</w:t>
+                </w:r>
+                <w:proofErr w:type="spellEnd"/>
+                <w:r>
+                  <w:rPr>
+                    <w:rFonts w:cstheme="minorHAnsi"/>
+                    <w:bCs/>
+                    <w:color w:val="404040" w:themeColor="text1" w:themeTint="BF"/>
+                  </w:rPr>
+                  <w:t xml:space="preserve"> (Node Version Manager) car cela permet d’installer et de gérer des </w:t>
+                </w:r>
+                <w:r>
+                  <w:rPr>
+                    <w:rFonts w:cstheme="minorHAnsi"/>
+                    <w:bCs/>
+                    <w:color w:val="404040" w:themeColor="text1" w:themeTint="BF"/>
+                  </w:rPr>
+                  <w:t>versions différentes de Node.js. Je peux donc basculer facilement entre les versions selon les projets.</w:t>
+                </w:r>
+                <w:r>
+                  <w:rPr>
+                    <w:rFonts w:cstheme="minorHAnsi"/>
+                    <w:bCs/>
+                    <w:color w:val="404040" w:themeColor="text1" w:themeTint="BF"/>
+                  </w:rPr>
+                  <w:br/>
+                  <w:t xml:space="preserve">J’ai donc installé </w:t>
+                </w:r>
+                <w:proofErr w:type="spellStart"/>
+                <w:r>
+                  <w:rPr>
+                    <w:rFonts w:cstheme="minorHAnsi"/>
+                    <w:bCs/>
+                    <w:color w:val="404040" w:themeColor="text1" w:themeTint="BF"/>
+                  </w:rPr>
+                  <w:t>nvm</w:t>
+                </w:r>
+                <w:proofErr w:type="spellEnd"/>
+                <w:r>
+                  <w:rPr>
+                    <w:rFonts w:cstheme="minorHAnsi"/>
+                    <w:bCs/>
+                    <w:color w:val="404040" w:themeColor="text1" w:themeTint="BF"/>
+                  </w:rPr>
+                  <w:t xml:space="preserve"> et ensuite installé la version de Node.js dont j’avais besoin</w:t>
+                </w:r>
+                <w:r>
+                  <w:rPr>
+                    <w:rFonts w:cstheme="minorHAnsi"/>
+                    <w:bCs/>
+                    <w:color w:val="404040" w:themeColor="text1" w:themeTint="BF"/>
+                  </w:rPr>
+                  <w:t>.</w:t>
+                </w:r>
+              </w:p>
+              <w:p>
+                <w:pPr>
+                  <w:rPr>
+                    <w:rFonts w:cstheme="minorHAnsi"/>
+                    <w:bCs/>
+                    <w:color w:val="404040" w:themeColor="text1" w:themeTint="BF"/>
+                  </w:rPr>
+                </w:pPr>
+                <w:r>
+                  <w:rPr>
+                    <w:rFonts w:cstheme="minorHAnsi"/>
+                    <w:bCs/>
+                    <w:color w:val="404040" w:themeColor="text1" w:themeTint="BF"/>
+                  </w:rPr>
+                  <w:br/>
+                </w:r>
+                <w:r>
+                  <w:rPr>
+                    <w:noProof/>
+                  </w:rPr>
+                  <w:drawing>
+                    <wp:inline distT="0" distB="0" distL="0" distR="0" wp14:anchorId="4E675496" wp14:editId="4267EE39">
+                      <wp:extent cx="2348833" cy="1647825"/>
+                      <wp:effectExtent l="0" t="0" r="0" b="0"/>
+                      <wp:docPr id="923524166" name="Image 4"/>
+                      <wp:cNvGraphicFramePr>
+                        <a:graphicFrameLocks xmlns:a="http://schemas.openxmlformats.org/drawingml/2006/main" noChangeAspect="1"/>
+                      </wp:cNvGraphicFramePr>
+                      <a:graphic xmlns:a="http://schemas.openxmlformats.org/drawingml/2006/main">
+                        <a:graphicData uri="http://schemas.openxmlformats.org/drawingml/2006/picture">
+                          <pic:pic xmlns:pic="http://schemas.openxmlformats.org/drawingml/2006/picture">
+                            <pic:nvPicPr>
+                              <pic:cNvPr id="923524166" name="Image 923524166"/>
+                              <pic:cNvPicPr/>
+                            </pic:nvPicPr>
+                            <pic:blipFill>
+                              <a:blip r:embed="rId15">
+                                <a:extLst>
+                                  <a:ext uri="{28A0092B-C50C-407E-A947-70E740481C1C}">
+                                    <a14:useLocalDpi xmlns:a14="http://schemas.microsoft.com/office/drawing/2010/main" val="0"/>
+                                  </a:ext>
+                                </a:extLst>
+                              </a:blip>
+                              <a:stretch>
+                                <a:fillRect/>
+                              </a:stretch>
+                            </pic:blipFill>
+                            <pic:spPr>
+                              <a:xfrm>
+                                <a:off x="0" y="0"/>
+                                <a:ext cx="2375942" cy="1666843"/>
+                              </a:xfrm>
+                              <a:prstGeom prst="rect">
+                                <a:avLst/>
+                              </a:prstGeom>
+                            </pic:spPr>
+                          </pic:pic>
+                        </a:graphicData>
+                      </a:graphic>
+                    </wp:inline>
+                  </w:drawing>
+                </w:r>
+              </w:p>
+              <w:p>
+                <w:pPr>
+                  <w:spacing w:before="120"/>
+                  <w:rPr>
+                    <w:rFonts w:cstheme="minorHAnsi"/>
+                    <w:b/>
+                    <w:color w:val="404040" w:themeColor="text1" w:themeTint="BF"/>
+                  </w:rPr>
+                </w:pPr>
+                <w:r>
+                  <w:rPr>
+                    <w:rFonts w:cstheme="minorHAnsi"/>
+                    <w:bCs/>
+                    <w:i/>
+                    <w:iCs/>
+                    <w:color w:val="404040" w:themeColor="text1" w:themeTint="BF"/>
+                  </w:rPr>
+                  <w:t xml:space="preserve">Installation de la version 24.15.0 de Node.js via </w:t>
+                </w:r>
+                <w:proofErr w:type="spellStart"/>
+                <w:r>
+                  <w:rPr>
+                    <w:rFonts w:cstheme="minorHAnsi"/>
+                    <w:bCs/>
+                    <w:i/>
+                    <w:iCs/>
+                    <w:color w:val="404040" w:themeColor="text1" w:themeTint="BF"/>
+                  </w:rPr>
+                  <w:t>nvm</w:t>
+                </w:r>
+                <w:proofErr w:type="spellEnd"/>
+                <w:r>
+                  <w:rPr>
+                    <w:rFonts w:cstheme="minorHAnsi"/>
+                    <w:b/>
+                    <w:color w:val="404040" w:themeColor="text1" w:themeTint="BF"/>
+                  </w:rPr>
+                  <w:br/>
+                </w:r>
+                <w:r>
+                  <w:rPr>
+                    <w:rFonts w:cstheme="minorHAnsi"/>
+                    <w:b/>
+                    <w:color w:val="404040" w:themeColor="text1" w:themeTint="BF"/>
+                  </w:rPr>
+                  <w:lastRenderedPageBreak/>
+                  <w:t>Postman pour tester les requêtes :</w:t>
+                </w:r>
+              </w:p>
+              <w:p>
+                <w:pPr>
+                  <w:spacing w:before="120"/>
+                </w:pPr>
+                <w:r>
+                  <w:rPr>
+                    <w:rFonts w:cstheme="minorHAnsi"/>
+                    <w:bCs/>
+                    <w:color w:val="404040" w:themeColor="text1" w:themeTint="BF"/>
+                  </w:rPr>
+                  <w:t>J’ai installé Postman</w:t>
+                </w:r>
+                <w:r>
+                  <w:rPr>
+                    <w:rFonts w:cstheme="minorHAnsi"/>
+                    <w:bCs/>
+                    <w:color w:val="404040" w:themeColor="text1" w:themeTint="BF"/>
+                  </w:rPr>
+                  <w:t xml:space="preserve"> pour pouvoir facilement tester des requêtes en créant des Collections par projet et en définissant différents environnements</w:t>
+                </w:r>
+                <w:r>
+                  <w:t>.</w:t>
+                </w:r>
+              </w:p>
+              <w:p>
+                <w:pPr>
+                  <w:spacing w:before="120"/>
+                </w:pPr>
+                <w:r>
+                  <w:rPr>
+                    <w:noProof/>
+                  </w:rPr>
+                  <w:drawing>
+                    <wp:inline distT="0" distB="0" distL="0" distR="0" wp14:anchorId="0D0A3B82" wp14:editId="3112E764">
+                      <wp:extent cx="6074410" cy="3223260"/>
+                      <wp:effectExtent l="0" t="0" r="2540" b="0"/>
+                      <wp:docPr id="435610621" name="Image 5"/>
+                      <wp:cNvGraphicFramePr>
+                        <a:graphicFrameLocks xmlns:a="http://schemas.openxmlformats.org/drawingml/2006/main" noChangeAspect="1"/>
+                      </wp:cNvGraphicFramePr>
+                      <a:graphic xmlns:a="http://schemas.openxmlformats.org/drawingml/2006/main">
+                        <a:graphicData uri="http://schemas.openxmlformats.org/drawingml/2006/picture">
+                          <pic:pic xmlns:pic="http://schemas.openxmlformats.org/drawingml/2006/picture">
+                            <pic:nvPicPr>
+                              <pic:cNvPr id="435610621" name="Image 435610621"/>
+                              <pic:cNvPicPr/>
+                            </pic:nvPicPr>
+                            <pic:blipFill>
+                              <a:blip r:embed="rId16" cstate="print">
+                                <a:extLst>
+                                  <a:ext uri="{28A0092B-C50C-407E-A947-70E740481C1C}">
+                                    <a14:useLocalDpi xmlns:a14="http://schemas.microsoft.com/office/drawing/2010/main" val="0"/>
+                                  </a:ext>
+                                </a:extLst>
+                              </a:blip>
+                              <a:stretch>
+                                <a:fillRect/>
+                              </a:stretch>
+                            </pic:blipFill>
+                            <pic:spPr>
+                              <a:xfrm>
+                                <a:off x="0" y="0"/>
+                                <a:ext cx="6074410" cy="3223260"/>
+                              </a:xfrm>
+                              <a:prstGeom prst="rect">
+                                <a:avLst/>
+                              </a:prstGeom>
+                            </pic:spPr>
+                          </pic:pic>
+                        </a:graphicData>
+                      </a:graphic>
+                    </wp:inline>
+                  </w:drawing>
+                </w:r>
+              </w:p>
+              <w:p>
+                <w:pPr>
+                  <w:spacing w:before="120"/>
+                </w:pPr>
+                <w:r>
+                  <w:t>Interface Postman avec une requête GET /</w:t>
+                </w:r>
+                <w:proofErr w:type="spellStart"/>
+                <w:r>
+                  <w:t>projects</w:t>
+                </w:r>
+                <w:proofErr w:type="spellEnd"/>
+                <w:r>
+                  <w:t xml:space="preserve"> exécutée dans un environnement de production</w:t>
+                </w:r>
+              </w:p>
+              <w:p>
+                <w:pPr>
+                  <w:spacing w:before="120"/>
+                </w:pPr>
+              </w:p>
+              <w:p>
+                <w:pPr>
+                  <w:spacing w:before="120"/>
+                  <w:rPr>
+                    <w:b/>
+                    <w:bCs/>
+                  </w:rPr>
+                </w:pPr>
+                <w:r>
+                  <w:rPr>
+                    <w:b/>
+                    <w:bCs/>
+                  </w:rPr>
+                  <w:t xml:space="preserve">Installation Flutter </w:t>
+                </w:r>
+                <w:r>
+                  <w:rPr>
+                    <w:b/>
+                    <w:bCs/>
+                  </w:rPr>
+                  <w:t>:</w:t>
+                </w:r>
+              </w:p>
+              <w:p>
+                <w:pPr>
+                  <w:spacing w:before="120"/>
+                </w:pPr>
+                <w:r>
+                  <w:t xml:space="preserve">J’ai installé Flutter et le Flutter SDK via Visual Studio Code. J’ai vérifié ensuite la bonne installation avec flutter </w:t>
+                </w:r>
+                <w:proofErr w:type="spellStart"/>
+                <w:r>
+                  <w:t>doctor</w:t>
+                </w:r>
+                <w:proofErr w:type="spellEnd"/>
+                <w:r>
+                  <w:t>.</w:t>
+                </w:r>
+              </w:p>
+              <w:p>
+                <w:pPr>
+                  <w:spacing w:before="120"/>
+                </w:pPr>
+                <w:r>
+                  <w:rPr>
+                    <w:noProof/>
+                  </w:rPr>
+                  <w:drawing>
+                    <wp:inline distT="0" distB="0" distL="0" distR="0" wp14:anchorId="2ECC0959" wp14:editId="545C12E1">
+                      <wp:extent cx="6074410" cy="1696085"/>
+                      <wp:effectExtent l="0" t="0" r="2540" b="0"/>
+                      <wp:docPr id="1180802871" name="Image 6"/>
+                      <wp:cNvGraphicFramePr>
+                        <a:graphicFrameLocks xmlns:a="http://schemas.openxmlformats.org/drawingml/2006/main" noChangeAspect="1"/>
+                      </wp:cNvGraphicFramePr>
+                      <a:graphic xmlns:a="http://schemas.openxmlformats.org/drawingml/2006/main">
+                        <a:graphicData uri="http://schemas.openxmlformats.org/drawingml/2006/picture">
+                          <pic:pic xmlns:pic="http://schemas.openxmlformats.org/drawingml/2006/picture">
+                            <pic:nvPicPr>
+                              <pic:cNvPr id="1180802871" name="Image 1180802871"/>
+                              <pic:cNvPicPr/>
+                            </pic:nvPicPr>
+                            <pic:blipFill>
+                              <a:blip r:embed="rId17">
+                                <a:extLst>
+                                  <a:ext uri="{28A0092B-C50C-407E-A947-70E740481C1C}">
+                                    <a14:useLocalDpi xmlns:a14="http://schemas.microsoft.com/office/drawing/2010/main" val="0"/>
+                                  </a:ext>
+                                </a:extLst>
+                              </a:blip>
+                              <a:stretch>
+                                <a:fillRect/>
+                              </a:stretch>
+                            </pic:blipFill>
+                            <pic:spPr>
+                              <a:xfrm>
+                                <a:off x="0" y="0"/>
+                                <a:ext cx="6074410" cy="1696085"/>
+                              </a:xfrm>
+                              <a:prstGeom prst="rect">
+                                <a:avLst/>
+                              </a:prstGeom>
+                            </pic:spPr>
+                          </pic:pic>
+                        </a:graphicData>
+                      </a:graphic>
+                    </wp:inline>
+                  </w:drawing>
+                </w:r>
+                <w:r>
+                  <w:rPr>
+                    <w:i/>
+                    <w:iCs/>
+                  </w:rPr>
+                  <w:t xml:space="preserve">Résultat de flutter </w:t>
+                </w:r>
+                <w:proofErr w:type="spellStart"/>
+                <w:r>
+                  <w:rPr>
+                    <w:i/>
+                    <w:iCs/>
+                  </w:rPr>
+                  <w:t>doctor</w:t>
+                </w:r>
+                <w:proofErr w:type="spellEnd"/>
+                <w:r>
+                  <w:rPr>
+                    <w:i/>
+                    <w:iCs/>
+                  </w:rPr>
+                  <w:t xml:space="preserve"> – aucun problème trouvé</w:t>
+                </w:r>
+              </w:p>
+              <w:p>
+                <w:pPr>
+                  <w:spacing w:before="120"/>
+                </w:pPr>
+              </w:p>
+              <w:p>
+                <w:pPr>
+                  <w:spacing w:before="120"/>
+                </w:pPr>
+                <w:r>
+                  <w:t xml:space="preserve">J’ai utilisé Android Studio pour m’assurer que tous les composants étaient bien installés et pour ajouter des </w:t>
+                </w:r>
+                <w:r>
+                  <w:t>émulateurs</w:t>
+                </w:r>
+                <w:r>
+                  <w:t>.</w:t>
+                </w:r>
+              </w:p>
+              <w:p>
+                <w:pPr>
+                  <w:spacing w:before="120"/>
+                </w:pPr>
+              </w:p>
+              <w:p>
+                <w:pPr>
+                  <w:spacing w:before="120"/>
+                </w:pPr>
+                <w:r>
+                  <w:rPr>
+                    <w:noProof/>
+                  </w:rPr>
+                  <w:lastRenderedPageBreak/>
+                  <w:drawing>
+                    <wp:inline distT="0" distB="0" distL="0" distR="0" wp14:anchorId="6C41A692" wp14:editId="3836A042">
+                      <wp:extent cx="6074410" cy="3235325"/>
+                      <wp:effectExtent l="0" t="0" r="2540" b="3175"/>
+                      <wp:docPr id="1098518152" name="Image 7"/>
+                      <wp:cNvGraphicFramePr>
+                        <a:graphicFrameLocks xmlns:a="http://schemas.openxmlformats.org/drawingml/2006/main" noChangeAspect="1"/>
+                      </wp:cNvGraphicFramePr>
+                      <a:graphic xmlns:a="http://schemas.openxmlformats.org/drawingml/2006/main">
+                        <a:graphicData uri="http://schemas.openxmlformats.org/drawingml/2006/picture">
+                          <pic:pic xmlns:pic="http://schemas.openxmlformats.org/drawingml/2006/picture">
+                            <pic:nvPicPr>
+                              <pic:cNvPr id="1098518152" name="Image 1098518152"/>
+                              <pic:cNvPicPr/>
+                            </pic:nvPicPr>
+                            <pic:blipFill>
+                              <a:blip r:embed="rId18" cstate="print">
+                                <a:extLst>
+                                  <a:ext uri="{28A0092B-C50C-407E-A947-70E740481C1C}">
+                                    <a14:useLocalDpi xmlns:a14="http://schemas.microsoft.com/office/drawing/2010/main" val="0"/>
+                                  </a:ext>
+                                </a:extLst>
+                              </a:blip>
+                              <a:stretch>
+                                <a:fillRect/>
+                              </a:stretch>
+                            </pic:blipFill>
+                            <pic:spPr>
+                              <a:xfrm>
+                                <a:off x="0" y="0"/>
+                                <a:ext cx="6074410" cy="3235325"/>
+                              </a:xfrm>
+                              <a:prstGeom prst="rect">
+                                <a:avLst/>
+                              </a:prstGeom>
+                            </pic:spPr>
+                          </pic:pic>
+                        </a:graphicData>
+                      </a:graphic>
+                    </wp:inline>
+                  </w:drawing>
+                </w:r>
+              </w:p>
+              <w:p>
+                <w:pPr>
+                  <w:spacing w:before="120" w:after="240"/>
+                  <w:rPr>
+                    <w:i/>
+                    <w:iCs/>
+                  </w:rPr>
+                </w:pPr>
+                <w:r>
+                  <w:rPr>
+                    <w:i/>
+                    <w:iCs/>
+                  </w:rPr>
+                  <w:t>Interface Android Studio – SDK Manager</w:t>
+                </w:r>
+              </w:p>
+              <w:p>
+                <w:pPr>
+                  <w:spacing w:before="120"/>
+                  <w:rPr>
+                    <w:i/>
+                    <w:iCs/>
+                  </w:rPr>
+                </w:pPr>
+                <w:r>
+                  <w:rPr>
+                    <w:noProof/>
+                  </w:rPr>
+                  <w:drawing>
+                    <wp:inline distT="0" distB="0" distL="0" distR="0" wp14:anchorId="66CE6E10" wp14:editId="70B8AD63">
+                      <wp:extent cx="6074410" cy="2941955"/>
+                      <wp:effectExtent l="0" t="0" r="2540" b="0"/>
+                      <wp:docPr id="787244512" name="Image 8"/>
+                      <wp:cNvGraphicFramePr>
+                        <a:graphicFrameLocks xmlns:a="http://schemas.openxmlformats.org/drawingml/2006/main" noChangeAspect="1"/>
+                      </wp:cNvGraphicFramePr>
+                      <a:graphic xmlns:a="http://schemas.openxmlformats.org/drawingml/2006/main">
+                        <a:graphicData uri="http://schemas.openxmlformats.org/drawingml/2006/picture">
+                          <pic:pic xmlns:pic="http://schemas.openxmlformats.org/drawingml/2006/picture">
+                            <pic:nvPicPr>
+                              <pic:cNvPr id="787244512" name="Image 787244512"/>
+                              <pic:cNvPicPr/>
+                            </pic:nvPicPr>
+                            <pic:blipFill>
+                              <a:blip r:embed="rId19" cstate="print">
+                                <a:extLst>
+                                  <a:ext uri="{28A0092B-C50C-407E-A947-70E740481C1C}">
+                                    <a14:useLocalDpi xmlns:a14="http://schemas.microsoft.com/office/drawing/2010/main" val="0"/>
+                                  </a:ext>
+                                </a:extLst>
+                              </a:blip>
+                              <a:stretch>
+                                <a:fillRect/>
+                              </a:stretch>
+                            </pic:blipFill>
+                            <pic:spPr>
+                              <a:xfrm>
+                                <a:off x="0" y="0"/>
+                                <a:ext cx="6074410" cy="2941955"/>
+                              </a:xfrm>
+                              <a:prstGeom prst="rect">
+                                <a:avLst/>
+                              </a:prstGeom>
+                            </pic:spPr>
+                          </pic:pic>
+                        </a:graphicData>
+                      </a:graphic>
+                    </wp:inline>
+                  </w:drawing>
+                </w:r>
+                <w:r>
+                  <w:rPr>
+                    <w:i/>
+                    <w:iCs/>
+                  </w:rPr>
+                  <w:t>Interface Android Studio</w:t>
+                </w:r>
+                <w:r>
+                  <w:rPr>
+                    <w:i/>
+                    <w:iCs/>
+                  </w:rPr>
+                  <w:t xml:space="preserve"> </w:t>
+                </w:r>
+                <w:r>
+                  <w:rPr>
+                    <w:i/>
+                    <w:iCs/>
+                  </w:rPr>
+                  <w:t>–</w:t>
+                </w:r>
+                <w:r>
+                  <w:rPr>
+                    <w:i/>
+                    <w:iCs/>
+                  </w:rPr>
+                  <w:t xml:space="preserve"> </w:t>
+                </w:r>
+                <w:r>
+                  <w:rPr>
+                    <w:i/>
+                    <w:iCs/>
+                  </w:rPr>
+                  <w:t>Configuration d’un émulateur avec choix du modèle</w:t>
+                </w:r>
+              </w:p>
+              <w:p>
+                <w:pPr>
+                  <w:spacing w:before="120"/>
+                  <w:rPr>
+                    <w:i/>
+                    <w:iCs/>
+                  </w:rPr>
+                </w:pPr>
+              </w:p>
+              <w:p>
+                <w:pPr>
+                  <w:spacing w:before="120"/>
+                </w:pPr>
+                <w:r>
+                  <w:rPr>
+                    <w:b/>
+                    <w:bCs/>
+                  </w:rPr>
+                  <w:t>Versioning :</w:t>
+                </w:r>
+                <w:r>
+                  <w:br/>
+                  <w:t xml:space="preserve">J’ai installé Git et j’ai configuré ma connexion avec GitHub pour avoir un suivi de versions de mes projets et de pouvoir partager le code. J’ai créé des dépôts distants pour mes différents projets me permettant de sauvegarder régulièrement mon travail. J’ai également installé Git Flow pour mieux organiser le développement en séparant les </w:t>
+                </w:r>
+                <w:proofErr w:type="spellStart"/>
+                <w:r>
+                  <w:t>features</w:t>
+                </w:r>
+                <w:proofErr w:type="spellEnd"/>
+                <w:r>
+                  <w:t>, releases et corrections de bug dans des branches dédiés.</w:t>
+                </w:r>
+              </w:p>
+              <w:p>
+                <w:pPr>
+                  <w:spacing w:before="120" w:after="120"/>
+                  <w:rPr>
+                    <w:rFonts w:ascii="Calibri" w:hAnsi="Calibri" w:cs="Calibri"/>
+                  </w:rPr>
+                </w:pPr>
+                <w:r>
+                  <w:lastRenderedPageBreak/>
+                  <w:t>Cela facilite la gestion des versions pour avoir un historique propre et des déploiements contrôl</w:t>
+                </w:r>
+                <w:r>
+                  <w:rPr>
+                    <w:rFonts w:ascii="Calibri" w:hAnsi="Calibri" w:cs="Calibri"/>
+                  </w:rPr>
+                  <w:t xml:space="preserve">és. </w:t>
+                </w:r>
+                <w:r>
+                  <w:rPr>
+                    <w:rFonts w:ascii="Calibri" w:hAnsi="Calibri" w:cs="Calibri"/>
+                  </w:rPr>
+                  <w:t>De plus, dans le cadre d’un travail en équipe cela facilite la collaboration grâce à des règles de branchement claires.</w:t>
+                </w:r>
+              </w:p>
+              <w:p>
+                <w:pPr>
+                  <w:spacing w:before="120"/>
+                </w:pPr>
+                <w:r>
+                  <w:rPr>
+                    <w:noProof/>
+                  </w:rPr>
+                  <w:drawing>
+                    <wp:inline distT="0" distB="0" distL="0" distR="0" wp14:anchorId="79A7EAEB" wp14:editId="315DF642">
+                      <wp:extent cx="4000500" cy="1541066"/>
+                      <wp:effectExtent l="0" t="0" r="0" b="2540"/>
+                      <wp:docPr id="921839413" name="Image 9"/>
+                      <wp:cNvGraphicFramePr>
+                        <a:graphicFrameLocks xmlns:a="http://schemas.openxmlformats.org/drawingml/2006/main" noChangeAspect="1"/>
+                      </wp:cNvGraphicFramePr>
+                      <a:graphic xmlns:a="http://schemas.openxmlformats.org/drawingml/2006/main">
+                        <a:graphicData uri="http://schemas.openxmlformats.org/drawingml/2006/picture">
+                          <pic:pic xmlns:pic="http://schemas.openxmlformats.org/drawingml/2006/picture">
+                            <pic:nvPicPr>
+                              <pic:cNvPr id="921839413" name="Image 921839413"/>
+                              <pic:cNvPicPr/>
+                            </pic:nvPicPr>
+                            <pic:blipFill>
+                              <a:blip r:embed="rId20">
+                                <a:extLst>
+                                  <a:ext uri="{28A0092B-C50C-407E-A947-70E740481C1C}">
+                                    <a14:useLocalDpi xmlns:a14="http://schemas.microsoft.com/office/drawing/2010/main" val="0"/>
+                                  </a:ext>
+                                </a:extLst>
+                              </a:blip>
+                              <a:stretch>
+                                <a:fillRect/>
+                              </a:stretch>
+                            </pic:blipFill>
+                            <pic:spPr>
+                              <a:xfrm>
+                                <a:off x="0" y="0"/>
+                                <a:ext cx="4027256" cy="1551373"/>
+                              </a:xfrm>
+                              <a:prstGeom prst="rect">
+                                <a:avLst/>
+                              </a:prstGeom>
+                            </pic:spPr>
+                          </pic:pic>
+                        </a:graphicData>
+                      </a:graphic>
+                    </wp:inline>
+                  </w:drawing>
+                </w:r>
+              </w:p>
+              <w:p>
+                <w:pPr>
+                  <w:spacing w:before="120"/>
+                  <w:rPr>
+                    <w:i/>
+                    <w:iCs/>
+                  </w:rPr>
+                </w:pPr>
+                <w:r>
+                  <w:rPr>
+                    <w:i/>
+                    <w:iCs/>
+                  </w:rPr>
+                  <w:t>Initialisation de Git Flow sur un projet</w:t>
+                </w:r>
+              </w:p>
+              <w:p>
+                <w:pPr>
+                  <w:spacing w:before="120"/>
+                </w:pPr>
+              </w:p>
+              <w:p>
+                <w:pPr>
+                  <w:spacing w:before="120"/>
+                  <w:rPr>
+                    <w:b/>
+                    <w:bCs/>
+                    <w:sz w:val="24"/>
+                    <w:szCs w:val="24"/>
+                  </w:rPr>
+                </w:pPr>
+                <w:r>
+                  <w:rPr>
+                    <w:b/>
+                    <w:bCs/>
+                    <w:sz w:val="24"/>
+                    <w:szCs w:val="24"/>
+                  </w:rPr>
+                  <w:t>Configuration des projets de développement :</w:t>
+                </w:r>
+              </w:p>
+              <w:p/>
+              <w:p>
+                <w:pPr>
+                  <w:spacing w:before="120"/>
+                </w:pPr>
+                <w:r>
+                  <w:t>Dans le cadre de mes projets, j’ai configuré différents environnements de développement pour répondre à des besoins variés. Voici deux exemples représentatifs : un backend en Node.js avec Express et MongoDB pour une API REST, et un projet mobile en Flutter pour une application cross-platform. Ces configurations illustrent ma capacité à adapter mon environnement technique en fonction des technologies utilisées.</w:t>
+                </w:r>
+              </w:p>
+              <w:p>
+                <w:pPr>
+                  <w:spacing w:before="120"/>
+                </w:pPr>
+              </w:p>
+              <w:p>
+                <w:pPr>
+                  <w:spacing w:before="120"/>
+                  <w:rPr>
+                    <w:b/>
+                    <w:bCs/>
+                  </w:rPr>
+                </w:pPr>
+                <w:r>
+                  <w:rPr>
+                    <w:b/>
+                    <w:bCs/>
+                  </w:rPr>
+                  <w:t>Configuration d’un projet Node.js avec Express et MongoDB</w:t>
+                </w:r>
+                <w:r>
+                  <w:rPr>
+                    <w:b/>
+                    <w:bCs/>
+                  </w:rPr>
+                  <w:t> :</w:t>
+                </w:r>
+              </w:p>
+              <w:p>
+                <w:pPr>
+                  <w:spacing w:before="120"/>
+                </w:pPr>
+              </w:p>
+              <w:p>
+                <w:pPr>
+                  <w:spacing w:before="120"/>
+                </w:pPr>
+                <w:r>
+                  <w:t xml:space="preserve">Afin de mettre en place un projet Node.js, j’ai créé un dossier où j’ai initié le projet et installé les dépendances nécessaires avec </w:t>
+                </w:r>
+                <w:proofErr w:type="spellStart"/>
+                <w:r>
+                  <w:t>npm</w:t>
+                </w:r>
+                <w:proofErr w:type="spellEnd"/>
+                <w:r>
+                  <w:t>.</w:t>
+                </w:r>
+              </w:p>
+              <w:p>
+                <w:pPr>
+                  <w:spacing w:before="120"/>
+                </w:pPr>
+                <w:r>
+                  <w:rPr>
+                    <w:noProof/>
+                  </w:rPr>
+                  <w:drawing>
+                    <wp:inline distT="0" distB="0" distL="0" distR="0" wp14:anchorId="0A57AAD5" wp14:editId="5A1023B4">
+                      <wp:extent cx="4030006" cy="2828925"/>
+                      <wp:effectExtent l="0" t="0" r="8890" b="0"/>
+                      <wp:docPr id="8451515" name="Image 10"/>
+                      <wp:cNvGraphicFramePr>
+                        <a:graphicFrameLocks xmlns:a="http://schemas.openxmlformats.org/drawingml/2006/main" noChangeAspect="1"/>
+                      </wp:cNvGraphicFramePr>
+                      <a:graphic xmlns:a="http://schemas.openxmlformats.org/drawingml/2006/main">
+                        <a:graphicData uri="http://schemas.openxmlformats.org/drawingml/2006/picture">
+                          <pic:pic xmlns:pic="http://schemas.openxmlformats.org/drawingml/2006/picture">
+                            <pic:nvPicPr>
+                              <pic:cNvPr id="8451515" name="Image 8451515"/>
+                              <pic:cNvPicPr/>
+                            </pic:nvPicPr>
+                            <pic:blipFill>
+                              <a:blip r:embed="rId21" cstate="print">
+                                <a:extLst>
+                                  <a:ext uri="{28A0092B-C50C-407E-A947-70E740481C1C}">
+                                    <a14:useLocalDpi xmlns:a14="http://schemas.microsoft.com/office/drawing/2010/main" val="0"/>
+                                  </a:ext>
+                                </a:extLst>
+                              </a:blip>
+                              <a:stretch>
+                                <a:fillRect/>
+                              </a:stretch>
+                            </pic:blipFill>
+                            <pic:spPr>
+                              <a:xfrm>
+                                <a:off x="0" y="0"/>
+                                <a:ext cx="4078993" cy="2863312"/>
+                              </a:xfrm>
+                              <a:prstGeom prst="rect">
+                                <a:avLst/>
+                              </a:prstGeom>
+                            </pic:spPr>
+                          </pic:pic>
+                        </a:graphicData>
+                      </a:graphic>
+                    </wp:inline>
+                  </w:drawing>
+                </w:r>
+              </w:p>
+              <w:p>
+                <w:pPr>
+                  <w:spacing w:before="120"/>
+                  <w:rPr>
+                    <w:i/>
+                    <w:iCs/>
+                  </w:rPr>
+                </w:pPr>
+                <w:r>
+                  <w:rPr>
+                    <w:i/>
+                    <w:iCs/>
+                  </w:rPr>
+                  <w:t xml:space="preserve">Initialisation du projet avec la commande </w:t>
+                </w:r>
+                <w:proofErr w:type="spellStart"/>
+                <w:r>
+                  <w:rPr>
+                    <w:i/>
+                    <w:iCs/>
+                  </w:rPr>
+                  <w:t>npm</w:t>
+                </w:r>
+                <w:proofErr w:type="spellEnd"/>
+                <w:r>
+                  <w:rPr>
+                    <w:i/>
+                    <w:iCs/>
+                  </w:rPr>
+                  <w:t xml:space="preserve"> init -y</w:t>
+                </w:r>
+              </w:p>
+              <w:p>
+                <w:pPr>
+                  <w:spacing w:before="120"/>
+                </w:pPr>
+                <w:r>
+                  <w:rPr>
+                    <w:noProof/>
+                  </w:rPr>
+                  <w:lastRenderedPageBreak/>
+                  <w:drawing>
+                    <wp:inline distT="0" distB="0" distL="0" distR="0" wp14:anchorId="648F8483" wp14:editId="761368AB">
+                      <wp:extent cx="4895850" cy="947848"/>
+                      <wp:effectExtent l="0" t="0" r="0" b="5080"/>
+                      <wp:docPr id="504555409" name="Image 11"/>
+                      <wp:cNvGraphicFramePr>
+                        <a:graphicFrameLocks xmlns:a="http://schemas.openxmlformats.org/drawingml/2006/main" noChangeAspect="1"/>
+                      </wp:cNvGraphicFramePr>
+                      <a:graphic xmlns:a="http://schemas.openxmlformats.org/drawingml/2006/main">
+                        <a:graphicData uri="http://schemas.openxmlformats.org/drawingml/2006/picture">
+                          <pic:pic xmlns:pic="http://schemas.openxmlformats.org/drawingml/2006/picture">
+                            <pic:nvPicPr>
+                              <pic:cNvPr id="504555409" name="Image 504555409"/>
+                              <pic:cNvPicPr/>
+                            </pic:nvPicPr>
+                            <pic:blipFill>
+                              <a:blip r:embed="rId22">
+                                <a:extLst>
+                                  <a:ext uri="{28A0092B-C50C-407E-A947-70E740481C1C}">
+                                    <a14:useLocalDpi xmlns:a14="http://schemas.microsoft.com/office/drawing/2010/main" val="0"/>
+                                  </a:ext>
+                                </a:extLst>
+                              </a:blip>
+                              <a:stretch>
+                                <a:fillRect/>
+                              </a:stretch>
+                            </pic:blipFill>
+                            <pic:spPr>
+                              <a:xfrm>
+                                <a:off x="0" y="0"/>
+                                <a:ext cx="4926747" cy="953830"/>
+                              </a:xfrm>
+                              <a:prstGeom prst="rect">
+                                <a:avLst/>
+                              </a:prstGeom>
+                            </pic:spPr>
+                          </pic:pic>
+                        </a:graphicData>
+                      </a:graphic>
+                    </wp:inline>
+                  </w:drawing>
+                </w:r>
+              </w:p>
+              <w:p>
+                <w:pPr>
+                  <w:spacing w:before="120"/>
+                  <w:rPr>
+                    <w:i/>
+                    <w:iCs/>
+                  </w:rPr>
+                </w:pPr>
+                <w:r>
+                  <w:rPr>
+                    <w:i/>
+                    <w:iCs/>
+                  </w:rPr>
+                  <w:t>Installation des dépendances</w:t>
+                </w:r>
+              </w:p>
+              <w:p>
+                <w:pPr>
+                  <w:spacing w:before="120"/>
+                  <w:rPr>
+                    <w:i/>
+                    <w:iCs/>
+                  </w:rPr>
+                </w:pPr>
+              </w:p>
+              <w:p>
+                <w:pPr>
+                  <w:spacing w:before="120"/>
+                </w:pPr>
+                <w:r>
+                  <w:t>J’ai ensuite créé les dossiers nécessaires à une bonne structure de projet et créé le fichier app.js qui sera le point d’entrée de l’application.</w:t>
+                </w:r>
+              </w:p>
+              <w:p>
+                <w:pPr>
+                  <w:spacing w:before="120"/>
+                </w:pPr>
+                <w:r>
+                  <w:rPr>
+                    <w:noProof/>
+                  </w:rPr>
+                  <w:drawing>
+                    <wp:inline distT="0" distB="0" distL="0" distR="0" wp14:anchorId="03A06953" wp14:editId="0AAAFD13">
+                      <wp:extent cx="1943100" cy="2273178"/>
+                      <wp:effectExtent l="0" t="0" r="0" b="0"/>
+                      <wp:docPr id="1195542106" name="Image 12"/>
+                      <wp:cNvGraphicFramePr>
+                        <a:graphicFrameLocks xmlns:a="http://schemas.openxmlformats.org/drawingml/2006/main" noChangeAspect="1"/>
+                      </wp:cNvGraphicFramePr>
+                      <a:graphic xmlns:a="http://schemas.openxmlformats.org/drawingml/2006/main">
+                        <a:graphicData uri="http://schemas.openxmlformats.org/drawingml/2006/picture">
+                          <pic:pic xmlns:pic="http://schemas.openxmlformats.org/drawingml/2006/picture">
+                            <pic:nvPicPr>
+                              <pic:cNvPr id="1195542106" name="Image 1195542106"/>
+                              <pic:cNvPicPr/>
+                            </pic:nvPicPr>
+                            <pic:blipFill>
+                              <a:blip r:embed="rId23">
+                                <a:extLst>
+                                  <a:ext uri="{28A0092B-C50C-407E-A947-70E740481C1C}">
+                                    <a14:useLocalDpi xmlns:a14="http://schemas.microsoft.com/office/drawing/2010/main" val="0"/>
+                                  </a:ext>
+                                </a:extLst>
+                              </a:blip>
+                              <a:stretch>
+                                <a:fillRect/>
+                              </a:stretch>
+                            </pic:blipFill>
+                            <pic:spPr>
+                              <a:xfrm>
+                                <a:off x="0" y="0"/>
+                                <a:ext cx="1947954" cy="2278856"/>
+                              </a:xfrm>
+                              <a:prstGeom prst="rect">
+                                <a:avLst/>
+                              </a:prstGeom>
+                            </pic:spPr>
+                          </pic:pic>
+                        </a:graphicData>
+                      </a:graphic>
+                    </wp:inline>
+                  </w:drawing>
+                </w:r>
+              </w:p>
+              <w:p>
+                <w:pPr>
+                  <w:spacing w:before="120"/>
+                  <w:rPr>
+                    <w:i/>
+                    <w:iCs/>
+                  </w:rPr>
+                </w:pPr>
+                <w:r>
+                  <w:rPr>
+                    <w:i/>
+                    <w:iCs/>
+                  </w:rPr>
+                  <w:t>Structure des fichiers d’un projet Node.js</w:t>
+                </w:r>
+              </w:p>
+              <w:p>
+                <w:pPr>
+                  <w:spacing w:before="120"/>
+                </w:pPr>
+              </w:p>
+              <w:p>
+                <w:pPr>
+                  <w:spacing w:before="120"/>
+                  <w:rPr>
+                    <w:rFonts w:ascii="Calibri" w:hAnsi="Calibri" w:cs="Calibri"/>
+                  </w:rPr>
+                </w:pPr>
+                <w:r>
+                  <w:t>Pour établir la connexion à la base de donn</w:t>
+                </w:r>
+                <w:r>
+                  <w:rPr>
+                    <w:rFonts w:ascii="Calibri" w:hAnsi="Calibri" w:cs="Calibri"/>
+                  </w:rPr>
+                  <w:t>ées MongoDB, j’ai d’abord ajouté un Cluster dans MongoDB Atlas qui est une solution cloud pour héberger la base.</w:t>
+                </w:r>
+              </w:p>
+              <w:p>
+                <w:pPr>
+                  <w:spacing w:before="120"/>
+                </w:pPr>
+                <w:r>
+                  <w:rPr>
+                    <w:noProof/>
+                  </w:rPr>
+                  <w:drawing>
+                    <wp:inline distT="0" distB="0" distL="0" distR="0" wp14:anchorId="2436DAD5" wp14:editId="122CC1B6">
+                      <wp:extent cx="6074410" cy="2440940"/>
+                      <wp:effectExtent l="0" t="0" r="2540" b="0"/>
+                      <wp:docPr id="1342484198" name="Image 14"/>
+                      <wp:cNvGraphicFramePr>
+                        <a:graphicFrameLocks xmlns:a="http://schemas.openxmlformats.org/drawingml/2006/main" noChangeAspect="1"/>
+                      </wp:cNvGraphicFramePr>
+                      <a:graphic xmlns:a="http://schemas.openxmlformats.org/drawingml/2006/main">
+                        <a:graphicData uri="http://schemas.openxmlformats.org/drawingml/2006/picture">
+                          <pic:pic xmlns:pic="http://schemas.openxmlformats.org/drawingml/2006/picture">
+                            <pic:nvPicPr>
+                              <pic:cNvPr id="1342484198" name="Image 1342484198"/>
+                              <pic:cNvPicPr/>
+                            </pic:nvPicPr>
+                            <pic:blipFill>
+                              <a:blip r:embed="rId24" cstate="print">
+                                <a:extLst>
+                                  <a:ext uri="{28A0092B-C50C-407E-A947-70E740481C1C}">
+                                    <a14:useLocalDpi xmlns:a14="http://schemas.microsoft.com/office/drawing/2010/main" val="0"/>
+                                  </a:ext>
+                                </a:extLst>
+                              </a:blip>
+                              <a:stretch>
+                                <a:fillRect/>
+                              </a:stretch>
+                            </pic:blipFill>
+                            <pic:spPr>
+                              <a:xfrm>
+                                <a:off x="0" y="0"/>
+                                <a:ext cx="6074410" cy="2440940"/>
+                              </a:xfrm>
+                              <a:prstGeom prst="rect">
+                                <a:avLst/>
+                              </a:prstGeom>
+                            </pic:spPr>
+                          </pic:pic>
+                        </a:graphicData>
+                      </a:graphic>
+                    </wp:inline>
+                  </w:drawing>
+                </w:r>
+              </w:p>
+              <w:p>
+                <w:pPr>
+                  <w:spacing w:before="120"/>
+                  <w:rPr>
+                    <w:i/>
+                    <w:iCs/>
+                  </w:rPr>
+                </w:pPr>
+                <w:r>
+                  <w:rPr>
+                    <w:i/>
+                    <w:iCs/>
+                  </w:rPr>
+                  <w:t xml:space="preserve">Interface </w:t>
+                </w:r>
+                <w:r>
+                  <w:rPr>
+                    <w:i/>
+                    <w:iCs/>
+                  </w:rPr>
+                  <w:t>MongoDB Atlas avec un Cluster configuré</w:t>
+                </w:r>
+              </w:p>
+              <w:p>
+                <w:pPr>
+                  <w:spacing w:before="120"/>
+                  <w:rPr>
+                    <w:i/>
+                    <w:iCs/>
+                  </w:rPr>
+                </w:pPr>
+              </w:p>
+              <w:p>
+                <w:pPr>
+                  <w:spacing w:before="120"/>
+                </w:pPr>
+                <w:r>
+                  <w:lastRenderedPageBreak/>
+                  <w:t xml:space="preserve">J’ai installé </w:t>
+                </w:r>
+                <w:proofErr w:type="spellStart"/>
+                <w:r>
+                  <w:t>MongoDb</w:t>
+                </w:r>
+                <w:proofErr w:type="spellEnd"/>
+                <w:r>
+                  <w:t xml:space="preserve"> Compass pour visualiser facilement les données de la base et pouvoir interagir avec.</w:t>
+                </w:r>
+              </w:p>
+            </w:sdtContent>
+          </w:sdt>
+          <w:p>
+            <w:pPr>
+              <w:spacing w:before="120"/>
+            </w:pPr>
+            <w:r>
+              <w:t xml:space="preserve"> </w:t>
+            </w:r>
+            <w:r>
+              <w:rPr>
+                <w:noProof/>
+              </w:rPr>
+              <w:drawing>
+                <wp:inline distT="0" distB="0" distL="0" distR="0" wp14:anchorId="3A7EF9D6" wp14:editId="5358D694">
+                  <wp:extent cx="6074410" cy="2980690"/>
+                  <wp:effectExtent l="0" t="0" r="2540" b="0"/>
+                  <wp:docPr id="148847880" name="Image 15"/>
+                  <wp:cNvGraphicFramePr>
+                    <a:graphicFrameLocks xmlns:a="http://schemas.openxmlformats.org/drawingml/2006/main" noChangeAspect="1"/>
+                  </wp:cNvGraphicFramePr>
+                  <a:graphic xmlns:a="http://schemas.openxmlformats.org/drawingml/2006/main">
+                    <a:graphicData uri="http://schemas.openxmlformats.org/drawingml/2006/picture">
+                      <pic:pic xmlns:pic="http://schemas.openxmlformats.org/drawingml/2006/picture">
+                        <pic:nvPicPr>
+                          <pic:cNvPr id="148847880" name="Image 148847880"/>
+                          <pic:cNvPicPr/>
+                        </pic:nvPicPr>
+                        <pic:blipFill>
+                          <a:blip r:embed="rId25" cstate="print">
+                            <a:extLst>
+                              <a:ext uri="{28A0092B-C50C-407E-A947-70E740481C1C}">
+                                <a14:useLocalDpi xmlns:a14="http://schemas.microsoft.com/office/drawing/2010/main" val="0"/>
+                              </a:ext>
+                            </a:extLst>
+                          </a:blip>
+                          <a:stretch>
+                            <a:fillRect/>
+                          </a:stretch>
+                        </pic:blipFill>
+                        <pic:spPr>
+                          <a:xfrm>
+                            <a:off x="0" y="0"/>
+                            <a:ext cx="6074410" cy="2980690"/>
+                          </a:xfrm>
+                          <a:prstGeom prst="rect">
+                            <a:avLst/>
+                          </a:prstGeom>
+                        </pic:spPr>
+                      </pic:pic>
+                    </a:graphicData>
+                  </a:graphic>
+                </wp:inline>
+              </w:drawing>
+            </w:r>
+          </w:p>
+          <w:p>
+            <w:pPr>
+              <w:spacing w:before="120"/>
+              <w:rPr>
+                <w:i/>
+                <w:iCs/>
+              </w:rPr>
+            </w:pPr>
+            <w:r>
+              <w:rPr>
+                <w:i/>
+                <w:iCs/>
+              </w:rPr>
+              <w:t xml:space="preserve">Interface </w:t>
+            </w:r>
+            <w:proofErr w:type="spellStart"/>
+            <w:r>
+              <w:rPr>
+                <w:i/>
+                <w:iCs/>
+              </w:rPr>
+              <w:t>MongoDb</w:t>
+            </w:r>
+            <w:proofErr w:type="spellEnd"/>
+            <w:r>
+              <w:rPr>
+                <w:i/>
+                <w:iCs/>
+              </w:rPr>
+              <w:t xml:space="preserve"> Compass de connexion au Cluster</w:t>
+            </w:r>
+          </w:p>
+          <w:p>
+            <w:pPr>
+              <w:spacing w:before="120"/>
+            </w:pPr>
+          </w:p>
+          <w:p>
+            <w:pPr>
+              <w:spacing w:before="120"/>
+              <w:rPr>
+                <w:i/>
+                <w:iCs/>
+              </w:rPr>
+            </w:pPr>
+            <w:r>
+              <w:rPr>
+                <w:noProof/>
+              </w:rPr>
+              <w:drawing>
+                <wp:inline distT="0" distB="0" distL="0" distR="0" wp14:anchorId="6676FB5D" wp14:editId="7107CD38">
+                  <wp:extent cx="6074410" cy="2984500"/>
+                  <wp:effectExtent l="0" t="0" r="2540" b="6350"/>
+                  <wp:docPr id="1612026081" name="Image 16"/>
+                  <wp:cNvGraphicFramePr>
+                    <a:graphicFrameLocks xmlns:a="http://schemas.openxmlformats.org/drawingml/2006/main" noChangeAspect="1"/>
+                  </wp:cNvGraphicFramePr>
+                  <a:graphic xmlns:a="http://schemas.openxmlformats.org/drawingml/2006/main">
+                    <a:graphicData uri="http://schemas.openxmlformats.org/drawingml/2006/picture">
+                      <pic:pic xmlns:pic="http://schemas.openxmlformats.org/drawingml/2006/picture">
+                        <pic:nvPicPr>
+                          <pic:cNvPr id="1612026081" name="Image 1612026081"/>
+                          <pic:cNvPicPr/>
+                        </pic:nvPicPr>
+                        <pic:blipFill>
+                          <a:blip r:embed="rId26" cstate="print">
+                            <a:extLst>
+                              <a:ext uri="{28A0092B-C50C-407E-A947-70E740481C1C}">
+                                <a14:useLocalDpi xmlns:a14="http://schemas.microsoft.com/office/drawing/2010/main" val="0"/>
+                              </a:ext>
+                            </a:extLst>
+                          </a:blip>
+                          <a:stretch>
+                            <a:fillRect/>
+                          </a:stretch>
+                        </pic:blipFill>
+                        <pic:spPr>
+                          <a:xfrm>
+                            <a:off x="0" y="0"/>
+                            <a:ext cx="6074410" cy="2984500"/>
+                          </a:xfrm>
+                          <a:prstGeom prst="rect">
+                            <a:avLst/>
+                          </a:prstGeom>
+                        </pic:spPr>
+                      </pic:pic>
+                    </a:graphicData>
+                  </a:graphic>
+                </wp:inline>
+              </w:drawing>
+            </w:r>
+            <w:r>
+              <w:t xml:space="preserve"> </w:t>
+            </w:r>
+            <w:r>
+              <w:rPr>
+                <w:i/>
+                <w:iCs/>
+              </w:rPr>
+              <w:t>Interface MongoD</w:t>
+            </w:r>
+            <w:r>
+              <w:rPr>
+                <w:i/>
+                <w:iCs/>
+              </w:rPr>
+              <w:t>B</w:t>
+            </w:r>
+            <w:r>
+              <w:rPr>
+                <w:i/>
+                <w:iCs/>
+              </w:rPr>
+              <w:t xml:space="preserve"> Compass de création d’une base de do</w:t>
+            </w:r>
+            <w:r>
+              <w:rPr>
+                <w:i/>
+                <w:iCs/>
+              </w:rPr>
+              <w:t>n</w:t>
+            </w:r>
+            <w:r>
+              <w:rPr>
+                <w:i/>
+                <w:iCs/>
+              </w:rPr>
+              <w:t>nées</w:t>
+            </w:r>
+          </w:p>
+          <w:p>
+            <w:pPr>
+              <w:spacing w:before="120"/>
+            </w:pPr>
+          </w:p>
+          <w:p>
+            <w:pPr>
+              <w:spacing w:before="120"/>
+              <w:rPr>
+                <w:noProof/>
+              </w:rPr>
+            </w:pPr>
+            <w:r>
+              <w:rPr>
+                <w:noProof/>
+              </w:rPr>
+              <w:t>L’URL fournit par MongoDB Atlas est utilisé via Mongoose pour la connexion à la base et les identifiants sont placés dans le fichier .env pour les sécuriser.</w:t>
+            </w:r>
+          </w:p>
+          <w:p>
+            <w:pPr>
+              <w:spacing w:before="120"/>
+            </w:pPr>
+            <w:r>
+              <w:rPr>
+                <w:noProof/>
+              </w:rPr>
+              <w:lastRenderedPageBreak/>
+              <w:drawing>
+                <wp:inline distT="0" distB="0" distL="0" distR="0" wp14:anchorId="08CB8995" wp14:editId="4F0795BA">
+                  <wp:extent cx="5828030" cy="1460358"/>
+                  <wp:effectExtent l="0" t="0" r="1270" b="6985"/>
+                  <wp:docPr id="756551433" name="Image 18"/>
+                  <wp:cNvGraphicFramePr>
+                    <a:graphicFrameLocks xmlns:a="http://schemas.openxmlformats.org/drawingml/2006/main" noChangeAspect="1"/>
+                  </wp:cNvGraphicFramePr>
+                  <a:graphic xmlns:a="http://schemas.openxmlformats.org/drawingml/2006/main">
+                    <a:graphicData uri="http://schemas.openxmlformats.org/drawingml/2006/picture">
+                      <pic:pic xmlns:pic="http://schemas.openxmlformats.org/drawingml/2006/picture">
+                        <pic:nvPicPr>
+                          <pic:cNvPr id="756551433" name="Image 756551433"/>
+                          <pic:cNvPicPr/>
+                        </pic:nvPicPr>
+                        <pic:blipFill>
+                          <a:blip r:embed="rId27" cstate="print">
+                            <a:extLst>
+                              <a:ext uri="{28A0092B-C50C-407E-A947-70E740481C1C}">
+                                <a14:useLocalDpi xmlns:a14="http://schemas.microsoft.com/office/drawing/2010/main" val="0"/>
+                              </a:ext>
+                            </a:extLst>
+                          </a:blip>
+                          <a:stretch>
+                            <a:fillRect/>
+                          </a:stretch>
+                        </pic:blipFill>
+                        <pic:spPr>
+                          <a:xfrm>
+                            <a:off x="0" y="0"/>
+                            <a:ext cx="5842482" cy="1463979"/>
+                          </a:xfrm>
+                          <a:prstGeom prst="rect">
+                            <a:avLst/>
+                          </a:prstGeom>
+                        </pic:spPr>
+                      </pic:pic>
+                    </a:graphicData>
+                  </a:graphic>
+                </wp:inline>
+              </w:drawing>
+            </w:r>
+          </w:p>
+          <w:p>
+            <w:pPr>
+              <w:spacing w:before="120"/>
+            </w:pPr>
+            <w:r>
+              <w:t>Fichier de configuration de la base de données</w:t>
+            </w:r>
+            <w:r>
+              <w:br/>
+            </w:r>
+            <w:r>
+              <w:br/>
+            </w:r>
+            <w:r>
+              <w:t>J’ai</w:t>
+            </w:r>
+            <w:r>
+              <w:t xml:space="preserve"> ensuite configurer le serveur Express dans le fichier app.js et ajouter un script de démarrage dans le </w:t>
+            </w:r>
+            <w:proofErr w:type="spellStart"/>
+            <w:r>
+              <w:t>package.json</w:t>
+            </w:r>
+            <w:proofErr w:type="spellEnd"/>
+            <w:r>
+              <w:t xml:space="preserve">. </w:t>
+            </w:r>
+          </w:p>
+          <w:p>
+            <w:pPr>
+              <w:spacing w:before="120"/>
+            </w:pPr>
+          </w:p>
+          <w:p>
+            <w:pPr>
+              <w:spacing w:before="120"/>
+            </w:pPr>
+            <w:r>
+              <w:rPr>
+                <w:noProof/>
+              </w:rPr>
+              <w:drawing>
+                <wp:inline distT="0" distB="0" distL="0" distR="0" wp14:anchorId="22961F90" wp14:editId="773EF019">
+                  <wp:extent cx="5828044" cy="2758664"/>
+                  <wp:effectExtent l="0" t="0" r="1270" b="3810"/>
+                  <wp:docPr id="1113702611" name="Image 19"/>
+                  <wp:cNvGraphicFramePr>
+                    <a:graphicFrameLocks xmlns:a="http://schemas.openxmlformats.org/drawingml/2006/main" noChangeAspect="1"/>
+                  </wp:cNvGraphicFramePr>
+                  <a:graphic xmlns:a="http://schemas.openxmlformats.org/drawingml/2006/main">
+                    <a:graphicData uri="http://schemas.openxmlformats.org/drawingml/2006/picture">
+                      <pic:pic xmlns:pic="http://schemas.openxmlformats.org/drawingml/2006/picture">
+                        <pic:nvPicPr>
+                          <pic:cNvPr id="1113702611" name="Image 1113702611"/>
+                          <pic:cNvPicPr/>
+                        </pic:nvPicPr>
+                        <pic:blipFill>
+                          <a:blip r:embed="rId28">
+                            <a:extLst>
+                              <a:ext uri="{28A0092B-C50C-407E-A947-70E740481C1C}">
+                                <a14:useLocalDpi xmlns:a14="http://schemas.microsoft.com/office/drawing/2010/main" val="0"/>
+                              </a:ext>
+                            </a:extLst>
+                          </a:blip>
+                          <a:stretch>
+                            <a:fillRect/>
+                          </a:stretch>
+                        </pic:blipFill>
+                        <pic:spPr>
+                          <a:xfrm>
+                            <a:off x="0" y="0"/>
+                            <a:ext cx="5831313" cy="2760211"/>
+                          </a:xfrm>
+                          <a:prstGeom prst="rect">
+                            <a:avLst/>
+                          </a:prstGeom>
+                        </pic:spPr>
+                      </pic:pic>
+                    </a:graphicData>
+                  </a:graphic>
+                </wp:inline>
+              </w:drawing>
+            </w:r>
+          </w:p>
+          <w:p>
+            <w:pPr>
+              <w:spacing w:before="120"/>
+              <w:rPr>
+                <w:i/>
+                <w:iCs/>
+              </w:rPr>
+            </w:pPr>
+            <w:r>
+              <w:rPr>
+                <w:i/>
+                <w:iCs/>
+              </w:rPr>
+              <w:t>Exécution du script de démarrage avec le serveur Express sur le port 5000 et la connexion à MongoDB</w:t>
+            </w:r>
+          </w:p>
+          <w:p>
+            <w:pPr>
+              <w:spacing w:before="120"/>
+            </w:pPr>
+          </w:p>
+          <w:p>
+            <w:pPr>
+              <w:spacing w:before="120"/>
+              <w:rPr>
+                <w:b/>
+                <w:bCs/>
+              </w:rPr>
+            </w:pPr>
+            <w:r>
+              <w:rPr>
+                <w:b/>
+                <w:bCs/>
+              </w:rPr>
+              <w:t xml:space="preserve">Configuration d’un projet </w:t>
+            </w:r>
+            <w:r>
+              <w:rPr>
+                <w:b/>
+                <w:bCs/>
+              </w:rPr>
+              <w:t>Flutter :</w:t>
+            </w:r>
+          </w:p>
+          <w:p>
+            <w:pPr>
+              <w:spacing w:before="120"/>
+            </w:pPr>
+          </w:p>
+          <w:p>
+            <w:pPr>
+              <w:spacing w:before="120"/>
+            </w:pPr>
+            <w:r>
+              <w:t xml:space="preserve">Afin </w:t>
+            </w:r>
+            <w:r>
+              <w:t xml:space="preserve">de créer un nouveau projet Flutter, j’ai lancé la commande flutter </w:t>
+            </w:r>
+            <w:proofErr w:type="spellStart"/>
+            <w:r>
+              <w:t>create</w:t>
+            </w:r>
+            <w:proofErr w:type="spellEnd"/>
+            <w:r>
+              <w:t xml:space="preserve"> suivi du nom du projet</w:t>
+            </w:r>
+            <w:r>
+              <w:t>.</w:t>
+            </w:r>
+          </w:p>
+          <w:p>
+            <w:pPr>
+              <w:spacing w:before="120"/>
+            </w:pPr>
+            <w:r>
+              <w:rPr>
+                <w:noProof/>
+              </w:rPr>
+              <w:drawing>
+                <wp:inline distT="0" distB="0" distL="0" distR="0" wp14:anchorId="21A69D47" wp14:editId="3AB1B8B4">
+                  <wp:extent cx="2331158" cy="1236980"/>
+                  <wp:effectExtent l="0" t="0" r="0" b="1270"/>
+                  <wp:docPr id="644815538" name="Image 20"/>
+                  <wp:cNvGraphicFramePr>
+                    <a:graphicFrameLocks xmlns:a="http://schemas.openxmlformats.org/drawingml/2006/main" noChangeAspect="1"/>
+                  </wp:cNvGraphicFramePr>
+                  <a:graphic xmlns:a="http://schemas.openxmlformats.org/drawingml/2006/main">
+                    <a:graphicData uri="http://schemas.openxmlformats.org/drawingml/2006/picture">
+                      <pic:pic xmlns:pic="http://schemas.openxmlformats.org/drawingml/2006/picture">
+                        <pic:nvPicPr>
+                          <pic:cNvPr id="644815538" name="Image 644815538"/>
+                          <pic:cNvPicPr/>
+                        </pic:nvPicPr>
+                        <pic:blipFill>
+                          <a:blip r:embed="rId29" cstate="print">
+                            <a:extLst>
+                              <a:ext uri="{28A0092B-C50C-407E-A947-70E740481C1C}">
+                                <a14:useLocalDpi xmlns:a14="http://schemas.microsoft.com/office/drawing/2010/main" val="0"/>
+                              </a:ext>
+                            </a:extLst>
+                          </a:blip>
+                          <a:stretch>
+                            <a:fillRect/>
+                          </a:stretch>
+                        </pic:blipFill>
+                        <pic:spPr>
+                          <a:xfrm>
+                            <a:off x="0" y="0"/>
+                            <a:ext cx="2384671" cy="1265375"/>
+                          </a:xfrm>
+                          <a:prstGeom prst="rect">
+                            <a:avLst/>
+                          </a:prstGeom>
+                        </pic:spPr>
+                      </pic:pic>
+                    </a:graphicData>
+                  </a:graphic>
+                </wp:inline>
+              </w:drawing>
+            </w:r>
+          </w:p>
+          <w:p>
+            <w:pPr>
+              <w:spacing w:before="120"/>
+            </w:pPr>
+            <w:r>
+              <w:t xml:space="preserve">Exécution de la commande flutter </w:t>
+            </w:r>
+            <w:proofErr w:type="spellStart"/>
+            <w:r>
+              <w:t>create</w:t>
+            </w:r>
+            <w:proofErr w:type="spellEnd"/>
+          </w:p>
+          <w:p>
+            <w:pPr>
+              <w:spacing w:after="240"/>
+              <w:rPr>
+                <w:rFonts w:ascii="Nirmala UI" w:hAnsi="Nirmala UI" w:cs="Nirmala UI"/>
+              </w:rPr>
+            </w:pPr>
+            <w:r>
+              <w:lastRenderedPageBreak/>
+              <w:t>Cela g</w:t>
+            </w:r>
+            <w:r>
+              <w:rPr>
+                <w:rFonts w:ascii="Nirmala UI" w:hAnsi="Nirmala UI" w:cs="Nirmala UI"/>
+              </w:rPr>
+              <w:t>énère la structure du projet.</w:t>
+            </w:r>
+          </w:p>
+          <w:p>
+            <w:pPr>
+              <w:spacing w:before="120"/>
+              <w:rPr>
+                <w:i/>
+                <w:iCs/>
+              </w:rPr>
+            </w:pPr>
+            <w:r>
+              <w:rPr>
+                <w:rFonts w:ascii="Nirmala UI" w:hAnsi="Nirmala UI" w:cs="Nirmala UI"/>
+                <w:noProof/>
+              </w:rPr>
+              <w:drawing>
+                <wp:inline distT="0" distB="0" distL="0" distR="0" wp14:anchorId="17C80342" wp14:editId="1FA28A30">
+                  <wp:extent cx="1930918" cy="2803490"/>
+                  <wp:effectExtent l="0" t="0" r="0" b="0"/>
+                  <wp:docPr id="1194595130" name="Image 21"/>
+                  <wp:cNvGraphicFramePr>
+                    <a:graphicFrameLocks xmlns:a="http://schemas.openxmlformats.org/drawingml/2006/main" noChangeAspect="1"/>
+                  </wp:cNvGraphicFramePr>
+                  <a:graphic xmlns:a="http://schemas.openxmlformats.org/drawingml/2006/main">
+                    <a:graphicData uri="http://schemas.openxmlformats.org/drawingml/2006/picture">
+                      <pic:pic xmlns:pic="http://schemas.openxmlformats.org/drawingml/2006/picture">
+                        <pic:nvPicPr>
+                          <pic:cNvPr id="1194595130" name="Image 1194595130"/>
+                          <pic:cNvPicPr/>
+                        </pic:nvPicPr>
+                        <pic:blipFill>
+                          <a:blip r:embed="rId30">
+                            <a:extLst>
+                              <a:ext uri="{28A0092B-C50C-407E-A947-70E740481C1C}">
+                                <a14:useLocalDpi xmlns:a14="http://schemas.microsoft.com/office/drawing/2010/main" val="0"/>
+                              </a:ext>
+                            </a:extLst>
+                          </a:blip>
+                          <a:stretch>
+                            <a:fillRect/>
+                          </a:stretch>
+                        </pic:blipFill>
+                        <pic:spPr>
+                          <a:xfrm>
+                            <a:off x="0" y="0"/>
+                            <a:ext cx="1936100" cy="2811014"/>
+                          </a:xfrm>
+                          <a:prstGeom prst="rect">
+                            <a:avLst/>
+                          </a:prstGeom>
+                        </pic:spPr>
+                      </pic:pic>
+                    </a:graphicData>
+                  </a:graphic>
+                </wp:inline>
+              </w:drawing>
+            </w:r>
+            <w:r>
+              <w:rPr>
+                <w:rFonts w:ascii="Nirmala UI" w:hAnsi="Nirmala UI" w:cs="Nirmala UI"/>
+              </w:rPr>
+              <w:br/>
+            </w:r>
+            <w:r>
+              <w:rPr>
+                <w:i/>
+                <w:iCs/>
+              </w:rPr>
+              <w:t xml:space="preserve">Structure des fichiers d’un projet </w:t>
+            </w:r>
+            <w:r>
+              <w:rPr>
+                <w:i/>
+                <w:iCs/>
+              </w:rPr>
+              <w:t>Flutter</w:t>
+            </w:r>
+          </w:p>
+          <w:p>
+            <w:pPr>
+              <w:spacing w:before="120"/>
+              <w:rPr>
+                <w:i/>
+                <w:iCs/>
+              </w:rPr>
+            </w:pPr>
+          </w:p>
+          <w:p>
+            <w:pPr>
+              <w:spacing w:before="120"/>
+            </w:pPr>
+            <w:r>
+              <w:t>J’ai ensuite créé un émulateur et lancer la commande flutter run pour tester le bon fonctionnement du projet.</w:t>
+            </w:r>
+          </w:p>
+          <w:p>
+            <w:pPr>
+              <w:spacing w:before="120"/>
+              <w:rPr>
+                <w:rFonts w:ascii="Nirmala UI" w:hAnsi="Nirmala UI" w:cs="Nirmala UI"/>
+              </w:rPr>
+            </w:pPr>
+            <w:r>
+              <w:rPr>
+                <w:rFonts w:ascii="Nirmala UI" w:hAnsi="Nirmala UI" w:cs="Nirmala UI"/>
+                <w:noProof/>
+              </w:rPr>
+              <w:drawing>
+                <wp:inline distT="0" distB="0" distL="0" distR="0" wp14:anchorId="1F6124CA" wp14:editId="4EB71D58">
+                  <wp:extent cx="5858189" cy="1109663"/>
+                  <wp:effectExtent l="0" t="0" r="0" b="0"/>
+                  <wp:docPr id="247764513" name="Image 22"/>
+                  <wp:cNvGraphicFramePr>
+                    <a:graphicFrameLocks xmlns:a="http://schemas.openxmlformats.org/drawingml/2006/main" noChangeAspect="1"/>
+                  </wp:cNvGraphicFramePr>
+                  <a:graphic xmlns:a="http://schemas.openxmlformats.org/drawingml/2006/main">
+                    <a:graphicData uri="http://schemas.openxmlformats.org/drawingml/2006/picture">
+                      <pic:pic xmlns:pic="http://schemas.openxmlformats.org/drawingml/2006/picture">
+                        <pic:nvPicPr>
+                          <pic:cNvPr id="247764513" name="Image 247764513"/>
+                          <pic:cNvPicPr/>
+                        </pic:nvPicPr>
+                        <pic:blipFill>
+                          <a:blip r:embed="rId31">
+                            <a:extLst>
+                              <a:ext uri="{28A0092B-C50C-407E-A947-70E740481C1C}">
+                                <a14:useLocalDpi xmlns:a14="http://schemas.microsoft.com/office/drawing/2010/main" val="0"/>
+                              </a:ext>
+                            </a:extLst>
+                          </a:blip>
+                          <a:stretch>
+                            <a:fillRect/>
+                          </a:stretch>
+                        </pic:blipFill>
+                        <pic:spPr>
+                          <a:xfrm>
+                            <a:off x="0" y="0"/>
+                            <a:ext cx="5870726" cy="1112038"/>
+                          </a:xfrm>
+                          <a:prstGeom prst="rect">
+                            <a:avLst/>
+                          </a:prstGeom>
+                        </pic:spPr>
+                      </pic:pic>
+                    </a:graphicData>
+                  </a:graphic>
+                </wp:inline>
+              </w:drawing>
+            </w:r>
+          </w:p>
+          <w:p>
+            <w:pPr>
+              <w:spacing w:before="120"/>
+              <w:rPr>
+                <w:rFonts w:ascii="Nirmala UI" w:hAnsi="Nirmala UI" w:cs="Nirmala UI"/>
+                <w:i/>
+                <w:iCs/>
+              </w:rPr>
+            </w:pPr>
+            <w:r>
+              <w:rPr>
+                <w:rFonts w:ascii="Nirmala UI" w:hAnsi="Nirmala UI" w:cs="Nirmala UI"/>
+                <w:i/>
+                <w:iCs/>
+              </w:rPr>
+              <w:t xml:space="preserve">Commande flutter </w:t>
+            </w:r>
+            <w:proofErr w:type="spellStart"/>
+            <w:r>
+              <w:rPr>
+                <w:rFonts w:ascii="Nirmala UI" w:hAnsi="Nirmala UI" w:cs="Nirmala UI"/>
+                <w:i/>
+                <w:iCs/>
+              </w:rPr>
+              <w:t>devices</w:t>
+            </w:r>
+            <w:proofErr w:type="spellEnd"/>
+            <w:r>
+              <w:rPr>
+                <w:rFonts w:ascii="Nirmala UI" w:hAnsi="Nirmala UI" w:cs="Nirmala UI"/>
+                <w:i/>
+                <w:iCs/>
+              </w:rPr>
+              <w:t xml:space="preserve"> pour vérifier que l’émulateur créé est bien reconnu</w:t>
+            </w:r>
+          </w:p>
+          <w:p>
+            <w:pPr>
+              <w:spacing w:before="120"/>
+              <w:rPr>
+                <w:rFonts w:ascii="Nirmala UI" w:hAnsi="Nirmala UI" w:cs="Nirmala UI"/>
+                <w:i/>
+                <w:iCs/>
+              </w:rPr>
+            </w:pPr>
+          </w:p>
+          <w:p>
+            <w:pPr>
+              <w:spacing w:before="120"/>
+              <w:rPr>
+                <w:rFonts w:ascii="Nirmala UI" w:hAnsi="Nirmala UI" w:cs="Nirmala UI"/>
+              </w:rPr>
+            </w:pPr>
+            <w:r>
+              <w:rPr>
+                <w:rFonts w:ascii="Nirmala UI" w:hAnsi="Nirmala UI" w:cs="Nirmala UI"/>
+                <w:noProof/>
+              </w:rPr>
+              <w:drawing>
+                <wp:inline distT="0" distB="0" distL="0" distR="0" wp14:anchorId="681C81A4" wp14:editId="69AD452F">
+                  <wp:extent cx="5922830" cy="2101410"/>
+                  <wp:effectExtent l="0" t="0" r="1905" b="0"/>
+                  <wp:docPr id="783324986" name="Image 23"/>
+                  <wp:cNvGraphicFramePr>
+                    <a:graphicFrameLocks xmlns:a="http://schemas.openxmlformats.org/drawingml/2006/main" noChangeAspect="1"/>
+                  </wp:cNvGraphicFramePr>
+                  <a:graphic xmlns:a="http://schemas.openxmlformats.org/drawingml/2006/main">
+                    <a:graphicData uri="http://schemas.openxmlformats.org/drawingml/2006/picture">
+                      <pic:pic xmlns:pic="http://schemas.openxmlformats.org/drawingml/2006/picture">
+                        <pic:nvPicPr>
+                          <pic:cNvPr id="783324986" name="Image 783324986"/>
+                          <pic:cNvPicPr/>
+                        </pic:nvPicPr>
+                        <pic:blipFill>
+                          <a:blip r:embed="rId32">
+                            <a:extLst>
+                              <a:ext uri="{28A0092B-C50C-407E-A947-70E740481C1C}">
+                                <a14:useLocalDpi xmlns:a14="http://schemas.microsoft.com/office/drawing/2010/main" val="0"/>
+                              </a:ext>
+                            </a:extLst>
+                          </a:blip>
+                          <a:stretch>
+                            <a:fillRect/>
+                          </a:stretch>
+                        </pic:blipFill>
+                        <pic:spPr>
+                          <a:xfrm>
+                            <a:off x="0" y="0"/>
+                            <a:ext cx="5927306" cy="2102998"/>
+                          </a:xfrm>
+                          <a:prstGeom prst="rect">
+                            <a:avLst/>
+                          </a:prstGeom>
+                        </pic:spPr>
+                      </pic:pic>
+                    </a:graphicData>
+                  </a:graphic>
+                </wp:inline>
+              </w:drawing>
+            </w:r>
+          </w:p>
+          <w:p>
+            <w:pPr>
+              <w:spacing w:before="120"/>
+              <w:rPr>
+                <w:rFonts w:ascii="Nirmala UI" w:hAnsi="Nirmala UI" w:cs="Nirmala UI"/>
+                <w:i/>
+                <w:iCs/>
+              </w:rPr>
+            </w:pPr>
+            <w:r>
+              <w:rPr>
+                <w:rFonts w:ascii="Nirmala UI" w:hAnsi="Nirmala UI" w:cs="Nirmala UI"/>
+                <w:i/>
+                <w:iCs/>
+              </w:rPr>
+              <w:t>Exécution de la commande flutter run pour lancer l’application</w:t>
+            </w:r>
+          </w:p>
+        </w:tc>
       </w:tr>
       <w:tr>
         <w:trPr>
@@ -4246,8 +7094,14 @@
             <w:placeholder>
               <w:docPart w:val="51EE53211AC446599EBD89E27C1CC876"/>
             </w:placeholder>
-            <w:showingPlcHdr/>
           </w:sdtPr>
+          <w:sdtEndPr>
+            <w:rPr>
+              <w:rFonts w:cstheme="minorBidi"/>
+              <w:b w:val="0"/>
+              <w:color w:val="auto"/>
+            </w:rPr>
+          </w:sdtEndPr>
           <w:sdtContent>
             <w:tc>
               <w:tcPr>
@@ -4270,12 +7124,403 @@
                 </w:pPr>
                 <w:r>
                   <w:rPr>
-                    <w:rStyle w:val="Textedelespacerserv"/>
-                    <w:sz w:val="20"/>
-                    <w:szCs w:val="20"/>
-                  </w:rPr>
-                  <w:t>Cliquez ici pour taper du texte.</w:t>
-                </w:r>
+                    <w:rFonts w:cstheme="minorHAnsi"/>
+                    <w:b/>
+                    <w:color w:val="404040" w:themeColor="text1" w:themeTint="BF"/>
+                  </w:rPr>
+                  <w:t>Environnement matériel :</w:t>
+                </w:r>
+              </w:p>
+              <w:p>
+                <w:pPr>
+                  <w:pStyle w:val="Paragraphedeliste"/>
+                  <w:numPr>
+                    <w:ilvl w:val="0"/>
+                    <w:numId w:val="8"/>
+                  </w:numPr>
+                  <w:spacing w:before="120"/>
+                  <w:rPr>
+                    <w:rFonts w:cstheme="minorHAnsi"/>
+                    <w:bCs/>
+                    <w:color w:val="404040" w:themeColor="text1" w:themeTint="BF"/>
+                  </w:rPr>
+                </w:pPr>
+                <w:r>
+                  <w:rPr>
+                    <w:rFonts w:cstheme="minorHAnsi"/>
+                    <w:bCs/>
+                    <w:color w:val="404040" w:themeColor="text1" w:themeTint="BF"/>
+                  </w:rPr>
+                  <w:t xml:space="preserve">Ordinateur </w:t>
+                </w:r>
+                <w:r>
+                  <w:rPr>
+                    <w:rFonts w:cstheme="minorHAnsi"/>
+                    <w:bCs/>
+                    <w:color w:val="404040" w:themeColor="text1" w:themeTint="BF"/>
+                  </w:rPr>
+                  <w:t>avec processeur performant</w:t>
+                </w:r>
+              </w:p>
+              <w:p>
+                <w:pPr>
+                  <w:pStyle w:val="Paragraphedeliste"/>
+                  <w:numPr>
+                    <w:ilvl w:val="0"/>
+                    <w:numId w:val="8"/>
+                  </w:numPr>
+                  <w:spacing w:before="120"/>
+                  <w:rPr>
+                    <w:rFonts w:cstheme="minorHAnsi"/>
+                    <w:b/>
+                    <w:color w:val="404040" w:themeColor="text1" w:themeTint="BF"/>
+                  </w:rPr>
+                </w:pPr>
+                <w:r>
+                  <w:rPr>
+                    <w:rFonts w:cstheme="minorHAnsi"/>
+                    <w:bCs/>
+                    <w:color w:val="404040" w:themeColor="text1" w:themeTint="BF"/>
+                  </w:rPr>
+                  <w:t>Système d'exploitation Windows 11</w:t>
+                </w:r>
+              </w:p>
+              <w:p>
+                <w:pPr>
+                  <w:pStyle w:val="Paragraphedeliste"/>
+                  <w:spacing w:before="120"/>
+                  <w:ind w:left="405"/>
+                  <w:rPr>
+                    <w:rFonts w:cstheme="minorHAnsi"/>
+                    <w:bCs/>
+                    <w:color w:val="404040" w:themeColor="text1" w:themeTint="BF"/>
+                  </w:rPr>
+                </w:pPr>
+              </w:p>
+              <w:p>
+                <w:pPr>
+                  <w:spacing w:before="120"/>
+                  <w:rPr>
+                    <w:rFonts w:cstheme="minorHAnsi"/>
+                    <w:b/>
+                    <w:color w:val="404040" w:themeColor="text1" w:themeTint="BF"/>
+                  </w:rPr>
+                </w:pPr>
+                <w:r>
+                  <w:rPr>
+                    <w:rFonts w:cstheme="minorHAnsi"/>
+                    <w:b/>
+                    <w:color w:val="404040" w:themeColor="text1" w:themeTint="BF"/>
+                  </w:rPr>
+                  <w:t>Logiciels</w:t>
+                </w:r>
+                <w:r>
+                  <w:rPr>
+                    <w:rFonts w:cstheme="minorHAnsi"/>
+                    <w:b/>
+                    <w:color w:val="404040" w:themeColor="text1" w:themeTint="BF"/>
+                  </w:rPr>
+                  <w:t xml:space="preserve"> </w:t>
+                </w:r>
+                <w:r>
+                  <w:rPr>
+                    <w:rFonts w:cstheme="minorHAnsi"/>
+                    <w:b/>
+                    <w:color w:val="404040" w:themeColor="text1" w:themeTint="BF"/>
+                  </w:rPr>
+                  <w:t xml:space="preserve">et outils </w:t>
+                </w:r>
+                <w:r>
+                  <w:rPr>
+                    <w:rFonts w:cstheme="minorHAnsi"/>
+                    <w:b/>
+                    <w:color w:val="404040" w:themeColor="text1" w:themeTint="BF"/>
+                  </w:rPr>
+                  <w:t>:</w:t>
+                </w:r>
+              </w:p>
+              <w:p>
+                <w:pPr>
+                  <w:pStyle w:val="Paragraphedeliste"/>
+                  <w:numPr>
+                    <w:ilvl w:val="0"/>
+                    <w:numId w:val="8"/>
+                  </w:numPr>
+                  <w:spacing w:before="120"/>
+                  <w:rPr>
+                    <w:rFonts w:cstheme="minorHAnsi"/>
+                    <w:bCs/>
+                    <w:color w:val="404040" w:themeColor="text1" w:themeTint="BF"/>
+                  </w:rPr>
+                </w:pPr>
+                <w:r>
+                  <w:rPr>
+                    <w:rFonts w:cstheme="minorHAnsi"/>
+                    <w:bCs/>
+                    <w:color w:val="404040" w:themeColor="text1" w:themeTint="BF"/>
+                  </w:rPr>
+                  <w:t xml:space="preserve">Visual Studio Code : </w:t>
+                </w:r>
+                <w:r>
+                  <w:rPr>
+                    <w:rFonts w:cstheme="minorHAnsi"/>
+                    <w:bCs/>
+                    <w:color w:val="404040" w:themeColor="text1" w:themeTint="BF"/>
+                  </w:rPr>
+                  <w:t>Éditeur de code avec des extensions</w:t>
+                </w:r>
+              </w:p>
+              <w:p>
+                <w:pPr>
+                  <w:pStyle w:val="Paragraphedeliste"/>
+                  <w:numPr>
+                    <w:ilvl w:val="0"/>
+                    <w:numId w:val="8"/>
+                  </w:numPr>
+                  <w:spacing w:before="120"/>
+                  <w:rPr>
+                    <w:rFonts w:cstheme="minorHAnsi"/>
+                    <w:b/>
+                    <w:color w:val="404040" w:themeColor="text1" w:themeTint="BF"/>
+                  </w:rPr>
+                </w:pPr>
+                <w:r>
+                  <w:rPr>
+                    <w:rFonts w:cstheme="minorHAnsi"/>
+                    <w:bCs/>
+                    <w:color w:val="404040" w:themeColor="text1" w:themeTint="BF"/>
+                  </w:rPr>
+                  <w:t xml:space="preserve">Android Studio : IDE </w:t>
+                </w:r>
+                <w:r>
+                  <w:rPr>
+                    <w:rFonts w:cstheme="minorHAnsi"/>
+                    <w:bCs/>
+                    <w:color w:val="404040" w:themeColor="text1" w:themeTint="BF"/>
+                  </w:rPr>
+                  <w:t>incluant émulateurs</w:t>
+                </w:r>
+              </w:p>
+              <w:p>
+                <w:pPr>
+                  <w:pStyle w:val="Paragraphedeliste"/>
+                  <w:numPr>
+                    <w:ilvl w:val="0"/>
+                    <w:numId w:val="8"/>
+                  </w:numPr>
+                  <w:spacing w:before="120"/>
+                  <w:rPr>
+                    <w:rFonts w:cstheme="minorHAnsi"/>
+                    <w:b/>
+                    <w:color w:val="404040" w:themeColor="text1" w:themeTint="BF"/>
+                  </w:rPr>
+                </w:pPr>
+                <w:r>
+                  <w:rPr>
+                    <w:rFonts w:cstheme="minorHAnsi"/>
+                    <w:bCs/>
+                    <w:color w:val="404040" w:themeColor="text1" w:themeTint="BF"/>
+                  </w:rPr>
+                  <w:t xml:space="preserve">Git Flow : </w:t>
+                </w:r>
+                <w:r>
+                  <w:rPr>
+                    <w:rFonts w:cstheme="minorHAnsi"/>
+                    <w:bCs/>
+                    <w:color w:val="404040" w:themeColor="text1" w:themeTint="BF"/>
+                  </w:rPr>
+                  <w:t>Workflow Git structuré pour gérer les branches</w:t>
+                </w:r>
+              </w:p>
+              <w:p>
+                <w:pPr>
+                  <w:pStyle w:val="Paragraphedeliste"/>
+                  <w:numPr>
+                    <w:ilvl w:val="0"/>
+                    <w:numId w:val="8"/>
+                  </w:numPr>
+                  <w:spacing w:before="120"/>
+                  <w:rPr>
+                    <w:rFonts w:cstheme="minorHAnsi"/>
+                    <w:b/>
+                    <w:color w:val="404040" w:themeColor="text1" w:themeTint="BF"/>
+                  </w:rPr>
+                </w:pPr>
+                <w:r>
+                  <w:rPr>
+                    <w:rFonts w:cstheme="minorHAnsi"/>
+                    <w:bCs/>
+                    <w:color w:val="404040" w:themeColor="text1" w:themeTint="BF"/>
+                  </w:rPr>
+                  <w:t xml:space="preserve">GitHub : </w:t>
+                </w:r>
+                <w:r>
+                  <w:rPr>
+                    <w:rFonts w:cstheme="minorHAnsi"/>
+                    <w:bCs/>
+                    <w:color w:val="404040" w:themeColor="text1" w:themeTint="BF"/>
+                  </w:rPr>
+                  <w:t xml:space="preserve">Plateforme de gestion de dépôts </w:t>
+                </w:r>
+                <w:r>
+                  <w:rPr>
+                    <w:rFonts w:cstheme="minorHAnsi"/>
+                    <w:bCs/>
+                    <w:color w:val="404040" w:themeColor="text1" w:themeTint="BF"/>
+                  </w:rPr>
+                  <w:t>distants</w:t>
+                </w:r>
+                <w:r>
+                  <w:rPr>
+                    <w:rFonts w:cstheme="minorHAnsi"/>
+                    <w:bCs/>
+                    <w:color w:val="404040" w:themeColor="text1" w:themeTint="BF"/>
+                  </w:rPr>
+                  <w:t xml:space="preserve"> en ligne</w:t>
+                </w:r>
+                <w:r>
+                  <w:rPr>
+                    <w:rFonts w:cstheme="minorHAnsi"/>
+                    <w:bCs/>
+                    <w:color w:val="404040" w:themeColor="text1" w:themeTint="BF"/>
+                  </w:rPr>
+                  <w:t xml:space="preserve"> pour le versioning</w:t>
+                </w:r>
+              </w:p>
+              <w:p>
+                <w:pPr>
+                  <w:pStyle w:val="Paragraphedeliste"/>
+                  <w:numPr>
+                    <w:ilvl w:val="0"/>
+                    <w:numId w:val="8"/>
+                  </w:numPr>
+                  <w:spacing w:before="120"/>
+                  <w:rPr>
+                    <w:rFonts w:cstheme="minorHAnsi"/>
+                    <w:b/>
+                    <w:color w:val="404040" w:themeColor="text1" w:themeTint="BF"/>
+                  </w:rPr>
+                </w:pPr>
+                <w:r>
+                  <w:rPr>
+                    <w:rFonts w:cstheme="minorHAnsi"/>
+                    <w:bCs/>
+                    <w:color w:val="404040" w:themeColor="text1" w:themeTint="BF"/>
+                  </w:rPr>
+                  <w:t>MongoDB Atlas</w:t>
+                </w:r>
+                <w:r>
+                  <w:rPr>
+                    <w:rFonts w:cstheme="minorHAnsi"/>
+                    <w:bCs/>
+                    <w:color w:val="404040" w:themeColor="text1" w:themeTint="BF"/>
+                  </w:rPr>
+                  <w:t xml:space="preserve"> : </w:t>
+                </w:r>
+                <w:r>
+                  <w:rPr>
+                    <w:rFonts w:cstheme="minorHAnsi"/>
+                    <w:bCs/>
+                    <w:color w:val="404040" w:themeColor="text1" w:themeTint="BF"/>
+                  </w:rPr>
+                  <w:t>Service cloud de base de données NoSQL pour héberger et gérer des bases de données MongoDB en ligne</w:t>
+                </w:r>
+              </w:p>
+              <w:p>
+                <w:pPr>
+                  <w:pStyle w:val="Paragraphedeliste"/>
+                  <w:numPr>
+                    <w:ilvl w:val="0"/>
+                    <w:numId w:val="8"/>
+                  </w:numPr>
+                  <w:spacing w:before="120"/>
+                  <w:rPr>
+                    <w:rFonts w:cstheme="minorHAnsi"/>
+                    <w:b/>
+                    <w:color w:val="404040" w:themeColor="text1" w:themeTint="BF"/>
+                  </w:rPr>
+                </w:pPr>
+                <w:r>
+                  <w:rPr>
+                    <w:rFonts w:cstheme="minorHAnsi"/>
+                    <w:bCs/>
+                    <w:color w:val="404040" w:themeColor="text1" w:themeTint="BF"/>
+                  </w:rPr>
+                  <w:t>MongoDB Compass</w:t>
+                </w:r>
+                <w:r>
+                  <w:rPr>
+                    <w:rFonts w:cstheme="minorHAnsi"/>
+                    <w:bCs/>
+                    <w:color w:val="404040" w:themeColor="text1" w:themeTint="BF"/>
+                  </w:rPr>
+                  <w:t xml:space="preserve"> : </w:t>
+                </w:r>
+                <w:r>
+                  <w:rPr>
+                    <w:rFonts w:cstheme="minorHAnsi"/>
+                    <w:bCs/>
+                    <w:color w:val="404040" w:themeColor="text1" w:themeTint="BF"/>
+                  </w:rPr>
+                  <w:t>Interface graphique pour visualiser, requêter et gérer les données MongoDB</w:t>
+                </w:r>
+              </w:p>
+              <w:p>
+                <w:pPr>
+                  <w:pStyle w:val="Paragraphedeliste"/>
+                  <w:numPr>
+                    <w:ilvl w:val="0"/>
+                    <w:numId w:val="8"/>
+                  </w:numPr>
+                  <w:spacing w:before="120"/>
+                  <w:rPr>
+                    <w:rFonts w:cstheme="minorHAnsi"/>
+                    <w:b/>
+                    <w:color w:val="404040" w:themeColor="text1" w:themeTint="BF"/>
+                  </w:rPr>
+                </w:pPr>
+                <w:r>
+                  <w:rPr>
+                    <w:rFonts w:cstheme="minorHAnsi"/>
+                    <w:bCs/>
+                    <w:color w:val="404040" w:themeColor="text1" w:themeTint="BF"/>
+                  </w:rPr>
+                  <w:t>Postman</w:t>
+                </w:r>
+                <w:r>
+                  <w:rPr>
+                    <w:rFonts w:cstheme="minorHAnsi"/>
+                    <w:bCs/>
+                    <w:color w:val="404040" w:themeColor="text1" w:themeTint="BF"/>
+                  </w:rPr>
+                  <w:t xml:space="preserve"> : </w:t>
+                </w:r>
+                <w:r>
+                  <w:rPr>
+                    <w:rFonts w:cstheme="minorHAnsi"/>
+                    <w:bCs/>
+                    <w:color w:val="404040" w:themeColor="text1" w:themeTint="BF"/>
+                  </w:rPr>
+                  <w:t xml:space="preserve">Outil permettant d’envoyer des requêtes </w:t>
+                </w:r>
+                <w:r>
+                  <w:rPr>
+                    <w:rFonts w:cstheme="minorHAnsi"/>
+                    <w:bCs/>
+                    <w:color w:val="404040" w:themeColor="text1" w:themeTint="BF"/>
+                  </w:rPr>
+                  <w:t>http</w:t>
+                </w:r>
+              </w:p>
+              <w:p>
+                <w:pPr>
+                  <w:spacing w:before="120"/>
+                  <w:rPr>
+                    <w:rFonts w:cstheme="minorHAnsi"/>
+                    <w:b/>
+                    <w:color w:val="404040" w:themeColor="text1" w:themeTint="BF"/>
+                  </w:rPr>
+                </w:pPr>
               </w:p>
             </w:tc>
           </w:sdtContent>
@@ -4551,7 +7796,6 @@
               </w:rPr>
               <w:t xml:space="preserve">Nom de l’entreprise, organisme ou </w:t>
             </w:r>
-            <w:proofErr w:type="gramStart"/>
             <w:r>
               <w:rPr>
                 <w:rFonts w:cstheme="minorHAnsi"/>
@@ -4587,7 +7831,6 @@
               </w:rPr>
               <w:t></w:t>
             </w:r>
-            <w:proofErr w:type="gramEnd"/>
           </w:p>
         </w:tc>
         <w:sdt>
@@ -4934,7 +8177,6 @@
                 <w:color w:val="404040" w:themeColor="text1" w:themeTint="BF"/>
               </w:rPr>
             </w:pPr>
-            <w:proofErr w:type="gramStart"/>
             <w:r>
               <w:rPr>
                 <w:rFonts w:cstheme="minorHAnsi"/>
@@ -4943,7 +8185,6 @@
               </w:rPr>
               <w:t>au</w:t>
             </w:r>
-            <w:proofErr w:type="gramEnd"/>
           </w:p>
         </w:tc>
         <w:sdt>
@@ -5403,17 +8644,7 @@
                 <w:i/>
                 <w:color w:val="404040" w:themeColor="text1" w:themeTint="BF"/>
               </w:rPr>
-              <w:t xml:space="preserve">CP </w:t>
-            </w:r>
-            <w:proofErr w:type="gramStart"/>
-            <w:r>
-              <w:rPr>
-                <w:rFonts w:cstheme="minorHAnsi"/>
-                <w:b/>
-                <w:i/>
-                <w:color w:val="404040" w:themeColor="text1" w:themeTint="BF"/>
-              </w:rPr>
-              <w:t>2</w:t>
+              <w:t>CP 2</w:t>
             </w:r>
             <w:r>
               <w:rPr>
@@ -5448,7 +8679,6 @@
               </w:rPr>
               <w:t></w:t>
             </w:r>
-            <w:proofErr w:type="gramEnd"/>
           </w:p>
         </w:tc>
         <w:sdt>
@@ -6039,7 +9269,6 @@
               </w:rPr>
               <w:t xml:space="preserve">Nom de l’entreprise, organisme ou </w:t>
             </w:r>
-            <w:proofErr w:type="gramStart"/>
             <w:r>
               <w:rPr>
                 <w:rFonts w:cstheme="minorHAnsi"/>
@@ -6067,7 +9296,6 @@
               </w:rPr>
               <w:t></w:t>
             </w:r>
-            <w:proofErr w:type="gramEnd"/>
           </w:p>
         </w:tc>
         <w:sdt>
@@ -6414,7 +9642,6 @@
                 <w:color w:val="404040" w:themeColor="text1" w:themeTint="BF"/>
               </w:rPr>
             </w:pPr>
-            <w:proofErr w:type="gramStart"/>
             <w:r>
               <w:rPr>
                 <w:rFonts w:cstheme="minorHAnsi"/>
@@ -6423,7 +9650,6 @@
               </w:rPr>
               <w:t>au</w:t>
             </w:r>
-            <w:proofErr w:type="gramEnd"/>
           </w:p>
         </w:tc>
         <w:sdt>
@@ -6883,17 +10109,7 @@
                 <w:i/>
                 <w:color w:val="404040" w:themeColor="text1" w:themeTint="BF"/>
               </w:rPr>
-              <w:t xml:space="preserve">CP </w:t>
-            </w:r>
-            <w:proofErr w:type="gramStart"/>
-            <w:r>
-              <w:rPr>
-                <w:rFonts w:cstheme="minorHAnsi"/>
-                <w:b/>
-                <w:i/>
-                <w:color w:val="404040" w:themeColor="text1" w:themeTint="BF"/>
-              </w:rPr>
-              <w:t>3</w:t>
+              <w:t>CP 3</w:t>
             </w:r>
             <w:r>
               <w:rPr>
@@ -6928,7 +10144,6 @@
               </w:rPr>
               <w:t></w:t>
             </w:r>
-            <w:proofErr w:type="gramEnd"/>
           </w:p>
         </w:tc>
         <w:sdt>
@@ -7520,7 +10735,6 @@
               </w:rPr>
               <w:t xml:space="preserve">Nom de l’entreprise, organisme ou </w:t>
             </w:r>
-            <w:proofErr w:type="gramStart"/>
             <w:r>
               <w:rPr>
                 <w:rFonts w:cstheme="minorHAnsi"/>
@@ -7548,7 +10762,6 @@
               </w:rPr>
               <w:t></w:t>
             </w:r>
-            <w:proofErr w:type="gramEnd"/>
           </w:p>
         </w:tc>
         <w:sdt>
@@ -7895,7 +11108,6 @@
                 <w:color w:val="404040" w:themeColor="text1" w:themeTint="BF"/>
               </w:rPr>
             </w:pPr>
-            <w:proofErr w:type="gramStart"/>
             <w:r>
               <w:rPr>
                 <w:rFonts w:cstheme="minorHAnsi"/>
@@ -7904,7 +11116,6 @@
               </w:rPr>
               <w:t>au</w:t>
             </w:r>
-            <w:proofErr w:type="gramEnd"/>
           </w:p>
         </w:tc>
         <w:sdt>
@@ -8413,17 +11624,7 @@
                 <w:i/>
                 <w:color w:val="404040" w:themeColor="text1" w:themeTint="BF"/>
               </w:rPr>
-              <w:t xml:space="preserve">CP </w:t>
-            </w:r>
-            <w:proofErr w:type="gramStart"/>
-            <w:r>
-              <w:rPr>
-                <w:rFonts w:cstheme="minorHAnsi"/>
-                <w:b/>
-                <w:i/>
-                <w:color w:val="404040" w:themeColor="text1" w:themeTint="BF"/>
-              </w:rPr>
-              <w:t>4</w:t>
+              <w:t>CP 4</w:t>
             </w:r>
             <w:r>
               <w:rPr>
@@ -8458,7 +11659,6 @@
               </w:rPr>
               <w:t></w:t>
             </w:r>
-            <w:proofErr w:type="gramEnd"/>
           </w:p>
         </w:tc>
         <w:sdt>
@@ -9054,7 +12254,6 @@
               </w:rPr>
               <w:t xml:space="preserve">Nom de l’entreprise, organisme ou </w:t>
             </w:r>
-            <w:proofErr w:type="gramStart"/>
             <w:r>
               <w:rPr>
                 <w:rFonts w:cstheme="minorHAnsi"/>
@@ -9082,7 +12281,6 @@
               </w:rPr>
               <w:t></w:t>
             </w:r>
-            <w:proofErr w:type="gramEnd"/>
           </w:p>
         </w:tc>
         <w:sdt>
@@ -9429,7 +12627,6 @@
                 <w:color w:val="404040" w:themeColor="text1" w:themeTint="BF"/>
               </w:rPr>
             </w:pPr>
-            <w:proofErr w:type="gramStart"/>
             <w:r>
               <w:rPr>
                 <w:rFonts w:cstheme="minorHAnsi"/>
@@ -9438,7 +12635,6 @@
               </w:rPr>
               <w:t>au</w:t>
             </w:r>
-            <w:proofErr w:type="gramEnd"/>
           </w:p>
         </w:tc>
         <w:sdt>
@@ -9773,29 +12969,7 @@
                 <w:sz w:val="28"/>
                 <w:szCs w:val="28"/>
               </w:rPr>
-              <w:t>(</w:t>
-            </w:r>
-            <w:proofErr w:type="gramStart"/>
-            <w:r>
-              <w:rPr>
-                <w:rFonts w:cstheme="minorHAnsi"/>
-                <w:i/>
-                <w:color w:val="404040" w:themeColor="text1" w:themeTint="BF"/>
-                <w:sz w:val="28"/>
-                <w:szCs w:val="28"/>
-              </w:rPr>
-              <w:t>facultatif</w:t>
-            </w:r>
-            <w:proofErr w:type="gramEnd"/>
-            <w:r>
-              <w:rPr>
-                <w:rFonts w:cstheme="minorHAnsi"/>
-                <w:i/>
-                <w:color w:val="404040" w:themeColor="text1" w:themeTint="BF"/>
-                <w:sz w:val="28"/>
-                <w:szCs w:val="28"/>
-              </w:rPr>
-              <w:t>)</w:t>
+              <w:t>(facultatif)</w:t>
             </w:r>
           </w:p>
           <w:p>
@@ -10179,31 +13353,7 @@
                     <w:szCs w:val="20"/>
                     <w:lang w:val="en-US"/>
                   </w:rPr>
-                  <w:t xml:space="preserve">BA in Graphic </w:t>
-                </w:r>
-                <w:proofErr w:type="gramStart"/>
-                <w:r>
-                  <w:rPr>
-                    <w:rFonts w:cstheme="minorHAnsi"/>
-                    <w:b/>
-                    <w:color w:val="404040" w:themeColor="text1" w:themeTint="BF"/>
-                    <w:sz w:val="20"/>
-                    <w:szCs w:val="20"/>
-                    <w:lang w:val="en-US"/>
-                  </w:rPr>
-                  <w:t>Arts :</w:t>
-                </w:r>
-                <w:proofErr w:type="gramEnd"/>
-                <w:r>
-                  <w:rPr>
-                    <w:rFonts w:cstheme="minorHAnsi"/>
-                    <w:b/>
-                    <w:color w:val="404040" w:themeColor="text1" w:themeTint="BF"/>
-                    <w:sz w:val="20"/>
-                    <w:szCs w:val="20"/>
-                    <w:lang w:val="en-US"/>
-                  </w:rPr>
-                  <w:t xml:space="preserve"> P</w:t>
+                  <w:t>BA in Graphic Arts : P</w:t>
                 </w:r>
                 <w:r>
                   <w:rPr>
@@ -12115,7 +15265,6 @@
           <w:szCs w:val="24"/>
         </w:rPr>
       </w:pPr>
-      <w:proofErr w:type="gramStart"/>
       <w:r>
         <w:rPr>
           <w:rFonts w:cstheme="minorHAnsi"/>
@@ -12123,17 +15272,7 @@
           <w:sz w:val="24"/>
           <w:szCs w:val="24"/>
         </w:rPr>
-        <w:t>déclare</w:t>
-      </w:r>
-      <w:proofErr w:type="gramEnd"/>
-      <w:r>
-        <w:rPr>
-          <w:rFonts w:cstheme="minorHAnsi"/>
-          <w:color w:val="404040" w:themeColor="text1" w:themeTint="BF"/>
-          <w:sz w:val="24"/>
-          <w:szCs w:val="24"/>
-        </w:rPr>
-        <w:t xml:space="preserve"> sur l’honneur que les renseignements fournis dans ce dossier sont exacts et que je suis l’auteur(e) des réalisations jointes.</w:t>
+        <w:t>déclare sur l’honneur que les renseignements fournis dans ce dossier sont exacts et que je suis l’auteur(e) des réalisations jointes.</w:t>
       </w:r>
     </w:p>
     <w:p>
@@ -12565,7 +15704,6 @@
           <w:szCs w:val="24"/>
         </w:rPr>
       </w:pPr>
-      <w:proofErr w:type="gramStart"/>
       <w:r>
         <w:rPr>
           <w:rFonts w:cstheme="minorHAnsi"/>
@@ -12573,17 +15711,7 @@
           <w:sz w:val="24"/>
           <w:szCs w:val="24"/>
         </w:rPr>
-        <w:t>pour</w:t>
-      </w:r>
-      <w:proofErr w:type="gramEnd"/>
-      <w:r>
-        <w:rPr>
-          <w:rFonts w:cstheme="minorHAnsi"/>
-          <w:color w:val="404040" w:themeColor="text1" w:themeTint="BF"/>
-          <w:sz w:val="24"/>
-          <w:szCs w:val="24"/>
-        </w:rPr>
-        <w:t xml:space="preserve"> faire valoir ce que de droit.</w:t>
+        <w:t>pour faire valoir ce que de droit.</w:t>
       </w:r>
     </w:p>
     <w:p>
@@ -12818,29 +15946,7 @@
                 <w:sz w:val="28"/>
                 <w:szCs w:val="28"/>
               </w:rPr>
-              <w:t>(</w:t>
-            </w:r>
-            <w:proofErr w:type="gramStart"/>
-            <w:r>
-              <w:rPr>
-                <w:rFonts w:cstheme="minorHAnsi"/>
-                <w:i/>
-                <w:color w:val="404040" w:themeColor="text1" w:themeTint="BF"/>
-                <w:sz w:val="28"/>
-                <w:szCs w:val="28"/>
-              </w:rPr>
-              <w:t>facultatif</w:t>
-            </w:r>
-            <w:proofErr w:type="gramEnd"/>
-            <w:r>
-              <w:rPr>
-                <w:rFonts w:cstheme="minorHAnsi"/>
-                <w:i/>
-                <w:color w:val="404040" w:themeColor="text1" w:themeTint="BF"/>
-                <w:sz w:val="28"/>
-                <w:szCs w:val="28"/>
-              </w:rPr>
-              <w:t>)</w:t>
+              <w:t>(facultatif)</w:t>
             </w:r>
           </w:p>
           <w:p>
@@ -13633,7 +16739,7 @@
     </w:p>
     <w:p/>
     <w:sectPr>
-      <w:headerReference w:type="default" r:id="rId12"/>
+      <w:headerReference w:type="default" r:id="rId33"/>
       <w:pgSz w:w="11906" w:h="16838"/>
       <w:pgMar w:top="1417" w:right="1417" w:bottom="1417" w:left="1417" w:header="737" w:footer="510" w:gutter="0"/>
       <w:cols w:space="708"/>
@@ -15414,6 +18520,155 @@
     </w:lvl>
   </w:abstractNum>
   <w:abstractNum w:abstractNumId="5" w15:restartNumberingAfterBreak="0">
+    <w:nsid w:val="4ECD4E18"/>
+    <w:multiLevelType w:val="multilevel"/>
+    <w:tmpl w:val="61F469D2"/>
+    <w:lvl w:ilvl="0">
+      <w:start w:val="1"/>
+      <w:numFmt w:val="bullet"/>
+      <w:lvlText w:val=""/>
+      <w:lvlJc w:val="left"/>
+      <w:pPr>
+        <w:tabs>
+          <w:tab w:val="num" w:pos="720"/>
+        </w:tabs>
+        <w:ind w:left="720" w:hanging="360"/>
+      </w:pPr>
+      <w:rPr>
+        <w:rFonts w:ascii="Symbol" w:hAnsi="Symbol" w:hint="default"/>
+        <w:sz w:val="20"/>
+      </w:rPr>
+    </w:lvl>
+    <w:lvl w:ilvl="1" w:tentative="1">
+      <w:start w:val="1"/>
+      <w:numFmt w:val="bullet"/>
+      <w:lvlText w:val="o"/>
+      <w:lvlJc w:val="left"/>
+      <w:pPr>
+        <w:tabs>
+          <w:tab w:val="num" w:pos="1440"/>
+        </w:tabs>
+        <w:ind w:left="1440" w:hanging="360"/>
+      </w:pPr>
+      <w:rPr>
+        <w:rFonts w:ascii="Courier New" w:hAnsi="Courier New" w:hint="default"/>
+        <w:sz w:val="20"/>
+      </w:rPr>
+    </w:lvl>
+    <w:lvl w:ilvl="2" w:tentative="1">
+      <w:start w:val="1"/>
+      <w:numFmt w:val="bullet"/>
+      <w:lvlText w:val=""/>
+      <w:lvlJc w:val="left"/>
+      <w:pPr>
+        <w:tabs>
+          <w:tab w:val="num" w:pos="2160"/>
+        </w:tabs>
+        <w:ind w:left="2160" w:hanging="360"/>
+      </w:pPr>
+      <w:rPr>
+        <w:rFonts w:ascii="Wingdings" w:hAnsi="Wingdings" w:hint="default"/>
+        <w:sz w:val="20"/>
+      </w:rPr>
+    </w:lvl>
+    <w:lvl w:ilvl="3" w:tentative="1">
+      <w:start w:val="1"/>
+      <w:numFmt w:val="bullet"/>
+      <w:lvlText w:val=""/>
+      <w:lvlJc w:val="left"/>
+      <w:pPr>
+        <w:tabs>
+          <w:tab w:val="num" w:pos="2880"/>
+        </w:tabs>
+        <w:ind w:left="2880" w:hanging="360"/>
+      </w:pPr>
+      <w:rPr>
+        <w:rFonts w:ascii="Wingdings" w:hAnsi="Wingdings" w:hint="default"/>
+        <w:sz w:val="20"/>
+      </w:rPr>
+    </w:lvl>
+    <w:lvl w:ilvl="4" w:tentative="1">
+      <w:start w:val="1"/>
+      <w:numFmt w:val="bullet"/>
+      <w:lvlText w:val=""/>
+      <w:lvlJc w:val="left"/>
+      <w:pPr>
+        <w:tabs>
+          <w:tab w:val="num" w:pos="3600"/>
+        </w:tabs>
+        <w:ind w:left="3600" w:hanging="360"/>
+      </w:pPr>
+      <w:rPr>
+        <w:rFonts w:ascii="Wingdings" w:hAnsi="Wingdings" w:hint="default"/>
+        <w:sz w:val="20"/>
+      </w:rPr>
+    </w:lvl>
+    <w:lvl w:ilvl="5" w:tentative="1">
+      <w:start w:val="1"/>
+      <w:numFmt w:val="bullet"/>
+      <w:lvlText w:val=""/>
+      <w:lvlJc w:val="left"/>
+      <w:pPr>
+        <w:tabs>
+          <w:tab w:val="num" w:pos="4320"/>
+        </w:tabs>
+        <w:ind w:left="4320" w:hanging="360"/>
+      </w:pPr>
+      <w:rPr>
+        <w:rFonts w:ascii="Wingdings" w:hAnsi="Wingdings" w:hint="default"/>
+        <w:sz w:val="20"/>
+      </w:rPr>
+    </w:lvl>
+    <w:lvl w:ilvl="6" w:tentative="1">
+      <w:start w:val="1"/>
+      <w:numFmt w:val="bullet"/>
+      <w:lvlText w:val=""/>
+      <w:lvlJc w:val="left"/>
+      <w:pPr>
+        <w:tabs>
+          <w:tab w:val="num" w:pos="5040"/>
+        </w:tabs>
+        <w:ind w:left="5040" w:hanging="360"/>
+      </w:pPr>
+      <w:rPr>
+        <w:rFonts w:ascii="Wingdings" w:hAnsi="Wingdings" w:hint="default"/>
+        <w:sz w:val="20"/>
+      </w:rPr>
+    </w:lvl>
+    <w:lvl w:ilvl="7" w:tentative="1">
+      <w:start w:val="1"/>
+      <w:numFmt w:val="bullet"/>
+      <w:lvlText w:val=""/>
+      <w:lvlJc w:val="left"/>
+      <w:pPr>
+        <w:tabs>
+          <w:tab w:val="num" w:pos="5760"/>
+        </w:tabs>
+        <w:ind w:left="5760" w:hanging="360"/>
+      </w:pPr>
+      <w:rPr>
+        <w:rFonts w:ascii="Wingdings" w:hAnsi="Wingdings" w:hint="default"/>
+        <w:sz w:val="20"/>
+      </w:rPr>
+    </w:lvl>
+    <w:lvl w:ilvl="8" w:tentative="1">
+      <w:start w:val="1"/>
+      <w:numFmt w:val="bullet"/>
+      <w:lvlText w:val=""/>
+      <w:lvlJc w:val="left"/>
+      <w:pPr>
+        <w:tabs>
+          <w:tab w:val="num" w:pos="6480"/>
+        </w:tabs>
+        <w:ind w:left="6480" w:hanging="360"/>
+      </w:pPr>
+      <w:rPr>
+        <w:rFonts w:ascii="Wingdings" w:hAnsi="Wingdings" w:hint="default"/>
+        <w:sz w:val="20"/>
+      </w:rPr>
+    </w:lvl>
+  </w:abstractNum>
+  <w:abstractNum w:abstractNumId="6" w15:restartNumberingAfterBreak="0">
     <w:nsid w:val="5EE94EA4"/>
     <w:multiLevelType w:val="hybridMultilevel"/>
     <w:tmpl w:val="7F5A1540"/>
@@ -15499,7 +18754,7 @@
       </w:pPr>
     </w:lvl>
   </w:abstractNum>
-  <w:abstractNum w:abstractNumId="6" w15:restartNumberingAfterBreak="0">
+  <w:abstractNum w:abstractNumId="7" w15:restartNumberingAfterBreak="0">
     <w:nsid w:val="67237FEF"/>
     <w:multiLevelType w:val="hybridMultilevel"/>
     <w:tmpl w:val="B3263298"/>
@@ -15613,6 +18868,118 @@
       </w:rPr>
     </w:lvl>
   </w:abstractNum>
+  <w:abstractNum w:abstractNumId="8" w15:restartNumberingAfterBreak="0">
+    <w:nsid w:val="6E0E59C3"/>
+    <w:multiLevelType w:val="hybridMultilevel"/>
+    <w:tmpl w:val="E7CC35A8"/>
+    <w:lvl w:ilvl="0" w:tplc="51A82A36">
+      <w:numFmt w:val="bullet"/>
+      <w:lvlText w:val="-"/>
+      <w:lvlJc w:val="left"/>
+      <w:pPr>
+        <w:ind w:left="405" w:hanging="360"/>
+      </w:pPr>
+      <w:rPr>
+        <w:rFonts w:ascii="Calibri" w:eastAsiaTheme="minorHAnsi" w:hAnsi="Calibri" w:cs="Calibri" w:hint="default"/>
+      </w:rPr>
+    </w:lvl>
+    <w:lvl w:ilvl="1" w:tplc="040C0003" w:tentative="1">
+      <w:start w:val="1"/>
+      <w:numFmt w:val="bullet"/>
+      <w:lvlText w:val="o"/>
+      <w:lvlJc w:val="left"/>
+      <w:pPr>
+        <w:ind w:left="1125" w:hanging="360"/>
+      </w:pPr>
+      <w:rPr>
+        <w:rFonts w:ascii="Courier New" w:hAnsi="Courier New" w:cs="Courier New" w:hint="default"/>
+      </w:rPr>
+    </w:lvl>
+    <w:lvl w:ilvl="2" w:tplc="040C0005" w:tentative="1">
+      <w:start w:val="1"/>
+      <w:numFmt w:val="bullet"/>
+      <w:lvlText w:val=""/>
+      <w:lvlJc w:val="left"/>
+      <w:pPr>
+        <w:ind w:left="1845" w:hanging="360"/>
+      </w:pPr>
+      <w:rPr>
+        <w:rFonts w:ascii="Wingdings" w:hAnsi="Wingdings" w:hint="default"/>
+      </w:rPr>
+    </w:lvl>
+    <w:lvl w:ilvl="3" w:tplc="040C0001" w:tentative="1">
+      <w:start w:val="1"/>
+      <w:numFmt w:val="bullet"/>
+      <w:lvlText w:val=""/>
+      <w:lvlJc w:val="left"/>
+      <w:pPr>
+        <w:ind w:left="2565" w:hanging="360"/>
+      </w:pPr>
+      <w:rPr>
+        <w:rFonts w:ascii="Symbol" w:hAnsi="Symbol" w:hint="default"/>
+      </w:rPr>
+    </w:lvl>
+    <w:lvl w:ilvl="4" w:tplc="040C0003" w:tentative="1">
+      <w:start w:val="1"/>
+      <w:numFmt w:val="bullet"/>
+      <w:lvlText w:val="o"/>
+      <w:lvlJc w:val="left"/>
+      <w:pPr>
+        <w:ind w:left="3285" w:hanging="360"/>
+      </w:pPr>
+      <w:rPr>
+        <w:rFonts w:ascii="Courier New" w:hAnsi="Courier New" w:cs="Courier New" w:hint="default"/>
+      </w:rPr>
+    </w:lvl>
+    <w:lvl w:ilvl="5" w:tplc="040C0005" w:tentative="1">
+      <w:start w:val="1"/>
+      <w:numFmt w:val="bullet"/>
+      <w:lvlText w:val=""/>
+      <w:lvlJc w:val="left"/>
+      <w:pPr>
+        <w:ind w:left="4005" w:hanging="360"/>
+      </w:pPr>
+      <w:rPr>
+        <w:rFonts w:ascii="Wingdings" w:hAnsi="Wingdings" w:hint="default"/>
+      </w:rPr>
+    </w:lvl>
+    <w:lvl w:ilvl="6" w:tplc="040C0001" w:tentative="1">
+      <w:start w:val="1"/>
+      <w:numFmt w:val="bullet"/>
+      <w:lvlText w:val=""/>
+      <w:lvlJc w:val="left"/>
+      <w:pPr>
+        <w:ind w:left="4725" w:hanging="360"/>
+      </w:pPr>
+      <w:rPr>
+        <w:rFonts w:ascii="Symbol" w:hAnsi="Symbol" w:hint="default"/>
+      </w:rPr>
+    </w:lvl>
+    <w:lvl w:ilvl="7" w:tplc="040C0003" w:tentative="1">
+      <w:start w:val="1"/>
+      <w:numFmt w:val="bullet"/>
+      <w:lvlText w:val="o"/>
+      <w:lvlJc w:val="left"/>
+      <w:pPr>
+        <w:ind w:left="5445" w:hanging="360"/>
+      </w:pPr>
+      <w:rPr>
+        <w:rFonts w:ascii="Courier New" w:hAnsi="Courier New" w:cs="Courier New" w:hint="default"/>
+      </w:rPr>
+    </w:lvl>
+    <w:lvl w:ilvl="8" w:tplc="040C0005" w:tentative="1">
+      <w:start w:val="1"/>
+      <w:numFmt w:val="bullet"/>
+      <w:lvlText w:val=""/>
+      <w:lvlJc w:val="left"/>
+      <w:pPr>
+        <w:ind w:left="6165" w:hanging="360"/>
+      </w:pPr>
+      <w:rPr>
+        <w:rFonts w:ascii="Wingdings" w:hAnsi="Wingdings" w:hint="default"/>
+      </w:rPr>
+    </w:lvl>
+  </w:abstractNum>
   <w:num w:numId="1" w16cid:durableId="751968079">
     <w:abstractNumId w:val="4"/>
   </w:num>
@@ -15623,16 +18990,22 @@
     <w:abstractNumId w:val="0"/>
   </w:num>
   <w:num w:numId="4" w16cid:durableId="471867581">
-    <w:abstractNumId w:val="6"/>
+    <w:abstractNumId w:val="7"/>
   </w:num>
   <w:num w:numId="5" w16cid:durableId="1635141669">
     <w:abstractNumId w:val="2"/>
   </w:num>
   <w:num w:numId="6" w16cid:durableId="154928754">
-    <w:abstractNumId w:val="5"/>
+    <w:abstractNumId w:val="6"/>
   </w:num>
   <w:num w:numId="7" w16cid:durableId="355619161">
     <w:abstractNumId w:val="3"/>
+  </w:num>
+  <w:num w:numId="8" w16cid:durableId="1496187173">
+    <w:abstractNumId w:val="8"/>
+  </w:num>
+  <w:num w:numId="9" w16cid:durableId="511645660">
+    <w:abstractNumId w:val="5"/>
   </w:num>
 </w:numbering>
 </file>
@@ -16036,6 +19409,27 @@
     <w:name w:val="Normal"/>
     <w:qFormat/>
   </w:style>
+  <w:style w:type="paragraph" w:styleId="Titre1">
+    <w:name w:val="heading 1"/>
+    <w:basedOn w:val="Normal"/>
+    <w:next w:val="Normal"/>
+    <w:link w:val="Titre1Car"/>
+    <w:uiPriority w:val="9"/>
+    <w:qFormat/>
+    <w:rsid w:val="00571CA5"/>
+    <w:pPr>
+      <w:keepNext/>
+      <w:keepLines/>
+      <w:spacing w:before="240" w:after="0"/>
+      <w:outlineLvl w:val="0"/>
+    </w:pPr>
+    <w:rPr>
+      <w:rFonts w:asciiTheme="majorHAnsi" w:eastAsiaTheme="majorEastAsia" w:hAnsiTheme="majorHAnsi" w:cstheme="majorBidi"/>
+      <w:color w:val="365F91" w:themeColor="accent1" w:themeShade="BF"/>
+      <w:sz w:val="32"/>
+      <w:szCs w:val="32"/>
+    </w:rPr>
+  </w:style>
   <w:style w:type="paragraph" w:styleId="Titre2">
     <w:name w:val="heading 2"/>
     <w:basedOn w:val="Normal"/>
@@ -16291,6 +19685,19 @@
       <w:color w:val="365F91" w:themeColor="accent1" w:themeShade="BF"/>
       <w:sz w:val="26"/>
       <w:szCs w:val="26"/>
+    </w:rPr>
+  </w:style>
+  <w:style w:type="character" w:customStyle="1" w:styleId="Titre1Car">
+    <w:name w:val="Titre 1 Car"/>
+    <w:basedOn w:val="Policepardfaut"/>
+    <w:link w:val="Titre1"/>
+    <w:uiPriority w:val="9"/>
+    <w:rsid w:val="00571CA5"/>
+    <w:rPr>
+      <w:rFonts w:asciiTheme="majorHAnsi" w:eastAsiaTheme="majorEastAsia" w:hAnsiTheme="majorHAnsi" w:cstheme="majorBidi"/>
+      <w:color w:val="365F91" w:themeColor="accent1" w:themeShade="BF"/>
+      <w:sz w:val="32"/>
+      <w:szCs w:val="32"/>
     </w:rPr>
   </w:style>
 </w:styles>
@@ -18624,6 +22031,13 @@
     <w:pitch w:val="fixed"/>
     <w:sig w:usb0="E00002FF" w:usb1="6AC7FDFB" w:usb2="08000012" w:usb3="00000000" w:csb0="0002009F" w:csb1="00000000"/>
   </w:font>
+  <w:font w:name="Nirmala UI">
+    <w:panose1 w:val="020B0502040204020203"/>
+    <w:charset w:val="00"/>
+    <w:family w:val="swiss"/>
+    <w:pitch w:val="variable"/>
+    <w:sig w:usb0="80FF8023" w:usb1="0200004A" w:usb2="00000200" w:usb3="00000000" w:csb0="00000001" w:csb1="00000000"/>
+  </w:font>
   <w:font w:name="Aptos">
     <w:charset w:val="00"/>
     <w:family w:val="swiss"/>
@@ -18657,6 +22071,8 @@
   <w:rsids>
     <w:rsidRoot w:val="00E80FF6"/>
     <w:rsid w:val="000654E0"/>
+    <w:rsid w:val="000724DD"/>
+    <w:rsid w:val="001B36C1"/>
     <w:rsid w:val="001D40C9"/>
     <w:rsid w:val="003469F1"/>
     <w:rsid w:val="003879CC"/>
@@ -18664,6 +22080,8 @@
     <w:rsid w:val="004A531E"/>
     <w:rsid w:val="004C2C62"/>
     <w:rsid w:val="00563758"/>
+    <w:rsid w:val="0065077A"/>
+    <w:rsid w:val="006F4B71"/>
     <w:rsid w:val="007215DD"/>
     <w:rsid w:val="0073464D"/>
     <w:rsid w:val="007C75CA"/>
@@ -18673,8 +22091,10 @@
     <w:rsid w:val="009F606A"/>
     <w:rsid w:val="00A218B7"/>
     <w:rsid w:val="00B92A5D"/>
+    <w:rsid w:val="00DA6F3B"/>
     <w:rsid w:val="00E80FF6"/>
     <w:rsid w:val="00F341BD"/>
+    <w:rsid w:val="00F52799"/>
     <w:rsid w:val="00FA07A6"/>
   </w:rsids>
   <m:mathPr>

--- a/dossier_professionnel.docx
+++ b/dossier_professionnel.docx
@@ -2254,6 +2254,16 @@
                 <w:szCs w:val="24"/>
               </w:rPr>
             </w:pPr>
+            <w:r>
+              <w:rPr>
+                <w:rFonts w:cstheme="minorHAnsi"/>
+                <w:b/>
+                <w:color w:val="404040" w:themeColor="text1" w:themeTint="BF"/>
+                <w:sz w:val="24"/>
+                <w:szCs w:val="24"/>
+              </w:rPr>
+              <w:t>5</w:t>
+            </w:r>
           </w:p>
         </w:tc>
       </w:tr>
@@ -2391,6 +2401,13 @@
                 <w:color w:val="404040" w:themeColor="text1" w:themeTint="BF"/>
               </w:rPr>
             </w:pPr>
+            <w:r>
+              <w:rPr>
+                <w:rFonts w:cstheme="minorHAnsi"/>
+                <w:color w:val="404040" w:themeColor="text1" w:themeTint="BF"/>
+              </w:rPr>
+              <w:t>5</w:t>
+            </w:r>
           </w:p>
         </w:tc>
       </w:tr>
@@ -2522,6 +2539,13 @@
                 <w:color w:val="404040" w:themeColor="text1" w:themeTint="BF"/>
               </w:rPr>
             </w:pPr>
+            <w:r>
+              <w:rPr>
+                <w:rFonts w:cstheme="minorHAnsi"/>
+                <w:color w:val="404040" w:themeColor="text1" w:themeTint="BF"/>
+              </w:rPr>
+              <w:t>17</w:t>
+            </w:r>
           </w:p>
         </w:tc>
       </w:tr>
@@ -4325,24 +4349,14 @@
                     <w:b/>
                     <w:color w:val="404040" w:themeColor="text1" w:themeTint="BF"/>
                   </w:rPr>
-                  <w:t xml:space="preserve">ABD Interface for </w:t>
+                  <w:t>ABD Interface for VSCode</w:t>
                 </w:r>
-                <w:proofErr w:type="spellStart"/>
                 <w:r>
                   <w:rPr>
                     <w:rFonts w:cstheme="minorHAnsi"/>
                     <w:b/>
                     <w:color w:val="404040" w:themeColor="text1" w:themeTint="BF"/>
                   </w:rPr>
-                  <w:t>VSCode</w:t>
-                </w:r>
-                <w:proofErr w:type="spellEnd"/>
-                <w:r>
-                  <w:rPr>
-                    <w:rFonts w:cstheme="minorHAnsi"/>
-                    <w:b/>
-                    <w:color w:val="404040" w:themeColor="text1" w:themeTint="BF"/>
-                  </w:rPr>
                   <w:t> </w:t>
                 </w:r>
                 <w:r>
@@ -4351,18 +4365,8 @@
                     <w:bCs/>
                     <w:color w:val="404040" w:themeColor="text1" w:themeTint="BF"/>
                   </w:rPr>
-                  <w:t xml:space="preserve">: pour interagir avec les appareils Android directement depuis </w:t>
+                  <w:t>: pour interagir avec les appareils Android directement depuis VSCode</w:t>
                 </w:r>
-                <w:proofErr w:type="spellStart"/>
-                <w:r>
-                  <w:rPr>
-                    <w:rFonts w:cstheme="minorHAnsi"/>
-                    <w:bCs/>
-                    <w:color w:val="404040" w:themeColor="text1" w:themeTint="BF"/>
-                  </w:rPr>
-                  <w:t>VSCode</w:t>
-                </w:r>
-                <w:proofErr w:type="spellEnd"/>
               </w:p>
               <w:p>
                 <w:pPr>
@@ -4384,18 +4388,8 @@
                     <w:b/>
                     <w:color w:val="404040" w:themeColor="text1" w:themeTint="BF"/>
                   </w:rPr>
-                  <w:t xml:space="preserve">Better </w:t>
+                  <w:t>Better Comments</w:t>
                 </w:r>
-                <w:proofErr w:type="spellStart"/>
-                <w:r>
-                  <w:rPr>
-                    <w:rFonts w:cstheme="minorHAnsi"/>
-                    <w:b/>
-                    <w:color w:val="404040" w:themeColor="text1" w:themeTint="BF"/>
-                  </w:rPr>
-                  <w:t>Comments</w:t>
-                </w:r>
-                <w:proofErr w:type="spellEnd"/>
                 <w:r>
                   <w:rPr>
                     <w:rFonts w:cstheme="minorHAnsi"/>
@@ -4457,25 +4451,7 @@
                     <w:bCs/>
                     <w:color w:val="404040" w:themeColor="text1" w:themeTint="BF"/>
                   </w:rPr>
-                  <w:t>: extension officielle pour le langage Dart offrant l’</w:t>
-                </w:r>
-                <w:proofErr w:type="spellStart"/>
-                <w:r>
-                  <w:rPr>
-                    <w:rFonts w:cstheme="minorHAnsi"/>
-                    <w:bCs/>
-                    <w:color w:val="404040" w:themeColor="text1" w:themeTint="BF"/>
-                  </w:rPr>
-                  <w:t>autocomplétion</w:t>
-                </w:r>
-                <w:proofErr w:type="spellEnd"/>
-                <w:r>
-                  <w:rPr>
-                    <w:rFonts w:cstheme="minorHAnsi"/>
-                    <w:bCs/>
-                    <w:color w:val="404040" w:themeColor="text1" w:themeTint="BF"/>
-                  </w:rPr>
-                  <w:t>, le débogage et l’analyse statique du code Dart</w:t>
+                  <w:t>: extension officielle pour le langage Dart offrant l’autocomplétion, le débogage et l’analyse statique du code Dart</w:t>
                 </w:r>
               </w:p>
               <w:p>
@@ -4492,7 +4468,6 @@
                     <w:color w:val="404040" w:themeColor="text1" w:themeTint="BF"/>
                   </w:rPr>
                 </w:pPr>
-                <w:proofErr w:type="spellStart"/>
                 <w:r>
                   <w:rPr>
                     <w:rFonts w:cstheme="minorHAnsi"/>
@@ -4502,7 +4477,6 @@
                   <w:lastRenderedPageBreak/>
                   <w:t>ESLint</w:t>
                 </w:r>
-                <w:proofErr w:type="spellEnd"/>
                 <w:r>
                   <w:rPr>
                     <w:rFonts w:cstheme="minorHAnsi"/>
@@ -4517,18 +4491,8 @@
                     <w:bCs/>
                     <w:color w:val="404040" w:themeColor="text1" w:themeTint="BF"/>
                   </w:rPr>
-                  <w:t>: pour analyser les erreurs de syntaxe et les mauvaises pratiques en JavaScript/</w:t>
+                  <w:t>: pour analyser les erreurs de syntaxe et les mauvaises pratiques en JavaScript/TypeScript</w:t>
                 </w:r>
-                <w:proofErr w:type="spellStart"/>
-                <w:r>
-                  <w:rPr>
-                    <w:rFonts w:cstheme="minorHAnsi"/>
-                    <w:bCs/>
-                    <w:color w:val="404040" w:themeColor="text1" w:themeTint="BF"/>
-                  </w:rPr>
-                  <w:t>TypeScript</w:t>
-                </w:r>
-                <w:proofErr w:type="spellEnd"/>
               </w:p>
               <w:p>
                 <w:pPr>
@@ -4597,58 +4561,20 @@
                     <w:color w:val="404040" w:themeColor="text1" w:themeTint="BF"/>
                   </w:rPr>
                 </w:pPr>
-                <w:proofErr w:type="spellStart"/>
                 <w:r>
                   <w:rPr>
                     <w:rFonts w:cstheme="minorHAnsi"/>
                     <w:b/>
                     <w:color w:val="404040" w:themeColor="text1" w:themeTint="BF"/>
                   </w:rPr>
-                  <w:t>Markdown</w:t>
+                  <w:t>Markdown Preview Enhanced</w:t>
                 </w:r>
-                <w:proofErr w:type="spellEnd"/>
                 <w:r>
                   <w:rPr>
                     <w:rFonts w:cstheme="minorHAnsi"/>
                     <w:b/>
                     <w:color w:val="404040" w:themeColor="text1" w:themeTint="BF"/>
                   </w:rPr>
-                  <w:t xml:space="preserve"> </w:t>
-                </w:r>
-                <w:proofErr w:type="spellStart"/>
-                <w:r>
-                  <w:rPr>
-                    <w:rFonts w:cstheme="minorHAnsi"/>
-                    <w:b/>
-                    <w:color w:val="404040" w:themeColor="text1" w:themeTint="BF"/>
-                  </w:rPr>
-                  <w:t>Preview</w:t>
-                </w:r>
-                <w:proofErr w:type="spellEnd"/>
-                <w:r>
-                  <w:rPr>
-                    <w:rFonts w:cstheme="minorHAnsi"/>
-                    <w:b/>
-                    <w:color w:val="404040" w:themeColor="text1" w:themeTint="BF"/>
-                  </w:rPr>
-                  <w:t xml:space="preserve"> </w:t>
-                </w:r>
-                <w:proofErr w:type="spellStart"/>
-                <w:r>
-                  <w:rPr>
-                    <w:rFonts w:cstheme="minorHAnsi"/>
-                    <w:b/>
-                    <w:color w:val="404040" w:themeColor="text1" w:themeTint="BF"/>
-                  </w:rPr>
-                  <w:t>Enhanced</w:t>
-                </w:r>
-                <w:proofErr w:type="spellEnd"/>
-                <w:r>
-                  <w:rPr>
-                    <w:rFonts w:cstheme="minorHAnsi"/>
-                    <w:b/>
-                    <w:color w:val="404040" w:themeColor="text1" w:themeTint="BF"/>
-                  </w:rPr>
                   <w:t> </w:t>
                 </w:r>
                 <w:r>
@@ -4705,76 +4631,7 @@
                     <w:bCs/>
                     <w:color w:val="404040" w:themeColor="text1" w:themeTint="BF"/>
                   </w:rPr>
-                  <w:t xml:space="preserve">es fichiers </w:t>
-                </w:r>
-                <w:proofErr w:type="spellStart"/>
-                <w:r>
-                  <w:rPr>
-                    <w:rFonts w:cstheme="minorHAnsi"/>
-                    <w:bCs/>
-                    <w:color w:val="404040" w:themeColor="text1" w:themeTint="BF"/>
-                  </w:rPr>
-                  <w:t>Markdown</w:t>
-                </w:r>
-                <w:proofErr w:type="spellEnd"/>
-              </w:p>
-              <w:p>
-                <w:pPr>
-                  <w:pStyle w:val="Paragraphedeliste"/>
-                  <w:numPr>
-                    <w:ilvl w:val="0"/>
-                    <w:numId w:val="8"/>
-                  </w:numPr>
-                  <w:spacing w:before="120"/>
-                  <w:rPr>
-                    <w:rFonts w:cstheme="minorHAnsi"/>
-                    <w:b/>
-                    <w:color w:val="404040" w:themeColor="text1" w:themeTint="BF"/>
-                  </w:rPr>
-                </w:pPr>
-                <w:proofErr w:type="spellStart"/>
-                <w:r>
-                  <w:rPr>
-                    <w:rFonts w:cstheme="minorHAnsi"/>
-                    <w:b/>
-                    <w:color w:val="404040" w:themeColor="text1" w:themeTint="BF"/>
-                  </w:rPr>
-                  <w:t>MobileView</w:t>
-                </w:r>
-                <w:proofErr w:type="spellEnd"/>
-                <w:r>
-                  <w:rPr>
-                    <w:rFonts w:cstheme="minorHAnsi"/>
-                    <w:b/>
-                    <w:color w:val="404040" w:themeColor="text1" w:themeTint="BF"/>
-                  </w:rPr>
-                  <w:t> </w:t>
-                </w:r>
-                <w:r>
-                  <w:rPr>
-                    <w:rFonts w:cstheme="minorHAnsi"/>
-                    <w:bCs/>
-                    <w:color w:val="404040" w:themeColor="text1" w:themeTint="BF"/>
-                  </w:rPr>
-                  <w:t xml:space="preserve">: pour simuler l’affichage mobile dans </w:t>
-                </w:r>
-                <w:proofErr w:type="spellStart"/>
-                <w:r>
-                  <w:rPr>
-                    <w:rFonts w:cstheme="minorHAnsi"/>
-                    <w:bCs/>
-                    <w:color w:val="404040" w:themeColor="text1" w:themeTint="BF"/>
-                  </w:rPr>
-                  <w:t>VSCode</w:t>
-                </w:r>
-                <w:proofErr w:type="spellEnd"/>
-                <w:r>
-                  <w:rPr>
-                    <w:rFonts w:cstheme="minorHAnsi"/>
-                    <w:bCs/>
-                    <w:color w:val="404040" w:themeColor="text1" w:themeTint="BF"/>
-                  </w:rPr>
-                  <w:t xml:space="preserve"> et tester le responsive design</w:t>
+                  <w:t>es fichiers Markdown</w:t>
                 </w:r>
               </w:p>
               <w:p>
@@ -4791,16 +4648,53 @@
                     <w:color w:val="404040" w:themeColor="text1" w:themeTint="BF"/>
                   </w:rPr>
                 </w:pPr>
-                <w:proofErr w:type="spellStart"/>
                 <w:r>
                   <w:rPr>
                     <w:rFonts w:cstheme="minorHAnsi"/>
                     <w:b/>
                     <w:color w:val="404040" w:themeColor="text1" w:themeTint="BF"/>
                   </w:rPr>
+                  <w:t>MobileView</w:t>
+                </w:r>
+                <w:r>
+                  <w:rPr>
+                    <w:rFonts w:cstheme="minorHAnsi"/>
+                    <w:b/>
+                    <w:color w:val="404040" w:themeColor="text1" w:themeTint="BF"/>
+                  </w:rPr>
+                  <w:t> </w:t>
+                </w:r>
+                <w:r>
+                  <w:rPr>
+                    <w:rFonts w:cstheme="minorHAnsi"/>
+                    <w:bCs/>
+                    <w:color w:val="404040" w:themeColor="text1" w:themeTint="BF"/>
+                  </w:rPr>
+                  <w:t>: pour simuler l’affichage mobile dans VSCode et tester le responsive design</w:t>
+                </w:r>
+              </w:p>
+              <w:p>
+                <w:pPr>
+                  <w:pStyle w:val="Paragraphedeliste"/>
+                  <w:numPr>
+                    <w:ilvl w:val="0"/>
+                    <w:numId w:val="8"/>
+                  </w:numPr>
+                  <w:spacing w:before="120"/>
+                  <w:rPr>
+                    <w:rFonts w:cstheme="minorHAnsi"/>
+                    <w:b/>
+                    <w:color w:val="404040" w:themeColor="text1" w:themeTint="BF"/>
+                  </w:rPr>
+                </w:pPr>
+                <w:r>
+                  <w:rPr>
+                    <w:rFonts w:cstheme="minorHAnsi"/>
+                    <w:b/>
+                    <w:color w:val="404040" w:themeColor="text1" w:themeTint="BF"/>
+                  </w:rPr>
                   <w:t>Prettier</w:t>
                 </w:r>
-                <w:proofErr w:type="spellEnd"/>
                 <w:r>
                   <w:rPr>
                     <w:rFonts w:cstheme="minorHAnsi"/>
@@ -5082,25 +4976,7 @@
                     <w:b/>
                     <w:color w:val="404040" w:themeColor="text1" w:themeTint="BF"/>
                   </w:rPr>
-                  <w:t xml:space="preserve"> avec </w:t>
-                </w:r>
-                <w:proofErr w:type="spellStart"/>
-                <w:r>
-                  <w:rPr>
-                    <w:rFonts w:cstheme="minorHAnsi"/>
-                    <w:b/>
-                    <w:color w:val="404040" w:themeColor="text1" w:themeTint="BF"/>
-                  </w:rPr>
-                  <w:t>nvm</w:t>
-                </w:r>
-                <w:proofErr w:type="spellEnd"/>
-                <w:r>
-                  <w:rPr>
-                    <w:rFonts w:cstheme="minorHAnsi"/>
-                    <w:b/>
-                    <w:color w:val="404040" w:themeColor="text1" w:themeTint="BF"/>
-                  </w:rPr>
-                  <w:t> :</w:t>
+                  <w:t xml:space="preserve"> avec nvm :</w:t>
                 </w:r>
               </w:p>
               <w:p>
@@ -5118,60 +4994,24 @@
                     <w:bCs/>
                     <w:color w:val="404040" w:themeColor="text1" w:themeTint="BF"/>
                   </w:rPr>
-                  <w:t xml:space="preserve">J’ai fait le choix d’installer Node.js avec </w:t>
+                  <w:t xml:space="preserve">J’ai fait le choix d’installer Node.js avec nvm (Node Version Manager) car cela permet d’installer et de gérer des </w:t>
                 </w:r>
-                <w:proofErr w:type="spellStart"/>
                 <w:r>
                   <w:rPr>
                     <w:rFonts w:cstheme="minorHAnsi"/>
                     <w:bCs/>
                     <w:color w:val="404040" w:themeColor="text1" w:themeTint="BF"/>
                   </w:rPr>
-                  <w:t>nvm</w:t>
+                  <w:t>versions différentes de Node.js. Je peux donc basculer facilement entre les versions selon les projets.</w:t>
                 </w:r>
-                <w:proofErr w:type="spellEnd"/>
                 <w:r>
                   <w:rPr>
                     <w:rFonts w:cstheme="minorHAnsi"/>
                     <w:bCs/>
                     <w:color w:val="404040" w:themeColor="text1" w:themeTint="BF"/>
                   </w:rPr>
-                  <w:t xml:space="preserve"> (Node Version Manager) car cela permet d’installer et de gérer des </w:t>
-                </w:r>
-                <w:r>
-                  <w:rPr>
-                    <w:rFonts w:cstheme="minorHAnsi"/>
-                    <w:bCs/>
-                    <w:color w:val="404040" w:themeColor="text1" w:themeTint="BF"/>
-                  </w:rPr>
-                  <w:t>versions différentes de Node.js. Je peux donc basculer facilement entre les versions selon les projets.</w:t>
-                </w:r>
-                <w:r>
-                  <w:rPr>
-                    <w:rFonts w:cstheme="minorHAnsi"/>
-                    <w:bCs/>
-                    <w:color w:val="404040" w:themeColor="text1" w:themeTint="BF"/>
-                  </w:rPr>
                   <w:br/>
-                  <w:t xml:space="preserve">J’ai donc installé </w:t>
-                </w:r>
-                <w:proofErr w:type="spellStart"/>
-                <w:r>
-                  <w:rPr>
-                    <w:rFonts w:cstheme="minorHAnsi"/>
-                    <w:bCs/>
-                    <w:color w:val="404040" w:themeColor="text1" w:themeTint="BF"/>
-                  </w:rPr>
-                  <w:t>nvm</w:t>
-                </w:r>
-                <w:proofErr w:type="spellEnd"/>
-                <w:r>
-                  <w:rPr>
-                    <w:rFonts w:cstheme="minorHAnsi"/>
-                    <w:bCs/>
-                    <w:color w:val="404040" w:themeColor="text1" w:themeTint="BF"/>
-                  </w:rPr>
-                  <w:t xml:space="preserve"> et ensuite installé la version de Node.js dont j’avais besoin</w:t>
+                  <w:t>J’ai donc installé nvm et ensuite installé la version de Node.js dont j’avais besoin</w:t>
                 </w:r>
                 <w:r>
                   <w:rPr>
@@ -5262,20 +5102,8 @@
                     <w:iCs/>
                     <w:color w:val="404040" w:themeColor="text1" w:themeTint="BF"/>
                   </w:rPr>
-                  <w:t xml:space="preserve">Installation de la version 24.15.0 de Node.js via </w:t>
+                  <w:t>Installation de la version 24.15.0 de Node.js via nvm</w:t>
                 </w:r>
-                <w:proofErr w:type="spellStart"/>
-                <w:r>
-                  <w:rPr>
-                    <w:rFonts w:cstheme="minorHAnsi"/>
-                    <w:bCs/>
-                    <w:i/>
-                    <w:iCs/>
-                    <w:color w:val="404040" w:themeColor="text1" w:themeTint="BF"/>
-                  </w:rPr>
-                  <w:t>nvm</w:t>
-                </w:r>
-                <w:proofErr w:type="spellEnd"/>
                 <w:r>
                   <w:rPr>
                     <w:rFonts w:cstheme="minorHAnsi"/>
@@ -5374,15 +5202,7 @@
                   <w:spacing w:before="120"/>
                 </w:pPr>
                 <w:r>
-                  <w:t>Interface Postman avec une requête GET /</w:t>
-                </w:r>
-                <w:proofErr w:type="spellStart"/>
-                <w:r>
-                  <w:t>projects</w:t>
-                </w:r>
-                <w:proofErr w:type="spellEnd"/>
-                <w:r>
-                  <w:t xml:space="preserve"> exécutée dans un environnement de production</w:t>
+                  <w:t>Interface Postman avec une requête GET /projects exécutée dans un environnement de production</w:t>
                 </w:r>
               </w:p>
               <w:p>
@@ -5418,15 +5238,7 @@
                   <w:spacing w:before="120"/>
                 </w:pPr>
                 <w:r>
-                  <w:t xml:space="preserve">J’ai installé Flutter et le Flutter SDK via Visual Studio Code. J’ai vérifié ensuite la bonne installation avec flutter </w:t>
-                </w:r>
-                <w:proofErr w:type="spellStart"/>
-                <w:r>
-                  <w:t>doctor</w:t>
-                </w:r>
-                <w:proofErr w:type="spellEnd"/>
-                <w:r>
-                  <w:t>.</w:t>
+                  <w:t>J’ai installé Flutter et le Flutter SDK via Visual Studio Code. J’ai vérifié ensuite la bonne installation avec flutter doctor.</w:t>
                 </w:r>
               </w:p>
               <w:p>
@@ -5484,23 +5296,7 @@
                     <w:i/>
                     <w:iCs/>
                   </w:rPr>
-                  <w:t xml:space="preserve">Résultat de flutter </w:t>
-                </w:r>
-                <w:proofErr w:type="spellStart"/>
-                <w:r>
-                  <w:rPr>
-                    <w:i/>
-                    <w:iCs/>
-                  </w:rPr>
-                  <w:t>doctor</w:t>
-                </w:r>
-                <w:proofErr w:type="spellEnd"/>
-                <w:r>
-                  <w:rPr>
-                    <w:i/>
-                    <w:iCs/>
-                  </w:rPr>
-                  <w:t xml:space="preserve"> – aucun problème trouvé</w:t>
+                  <w:t>Résultat de flutter doctor – aucun problème trouvé</w:t>
                 </w:r>
               </w:p>
               <w:p>
@@ -5707,15 +5503,7 @@
                 </w:r>
                 <w:r>
                   <w:br/>
-                  <w:t xml:space="preserve">J’ai installé Git et j’ai configuré ma connexion avec GitHub pour avoir un suivi de versions de mes projets et de pouvoir partager le code. J’ai créé des dépôts distants pour mes différents projets me permettant de sauvegarder régulièrement mon travail. J’ai également installé Git Flow pour mieux organiser le développement en séparant les </w:t>
-                </w:r>
-                <w:proofErr w:type="spellStart"/>
-                <w:r>
-                  <w:t>features</w:t>
-                </w:r>
-                <w:proofErr w:type="spellEnd"/>
-                <w:r>
-                  <w:t>, releases et corrections de bug dans des branches dédiés.</w:t>
+                  <w:t>J’ai installé Git et j’ai configuré ma connexion avec GitHub pour avoir un suivi de versions de mes projets et de pouvoir partager le code. J’ai créé des dépôts distants pour mes différents projets me permettant de sauvegarder régulièrement mon travail. J’ai également installé Git Flow pour mieux organiser le développement en séparant les features, releases et corrections de bug dans des branches dédiés.</w:t>
                 </w:r>
               </w:p>
               <w:p>
@@ -5881,15 +5669,7 @@
                   <w:spacing w:before="120"/>
                 </w:pPr>
                 <w:r>
-                  <w:t xml:space="preserve">Afin de mettre en place un projet Node.js, j’ai créé un dossier où j’ai initié le projet et installé les dépendances nécessaires avec </w:t>
-                </w:r>
-                <w:proofErr w:type="spellStart"/>
-                <w:r>
-                  <w:t>npm</w:t>
-                </w:r>
-                <w:proofErr w:type="spellEnd"/>
-                <w:r>
-                  <w:t>.</w:t>
+                  <w:t>Afin de mettre en place un projet Node.js, j’ai créé un dossier où j’ai initié le projet et installé les dépendances nécessaires avec npm.</w:t>
                 </w:r>
               </w:p>
               <w:p>
@@ -5956,23 +5736,7 @@
                     <w:i/>
                     <w:iCs/>
                   </w:rPr>
-                  <w:t xml:space="preserve">Initialisation du projet avec la commande </w:t>
-                </w:r>
-                <w:proofErr w:type="spellStart"/>
-                <w:r>
-                  <w:rPr>
-                    <w:i/>
-                    <w:iCs/>
-                  </w:rPr>
-                  <w:t>npm</w:t>
-                </w:r>
-                <w:proofErr w:type="spellEnd"/>
-                <w:r>
-                  <w:rPr>
-                    <w:i/>
-                    <w:iCs/>
-                  </w:rPr>
-                  <w:t xml:space="preserve"> init -y</w:t>
+                  <w:t>Initialisation du projet avec la commande npm init -y</w:t>
                 </w:r>
               </w:p>
               <w:p>
@@ -6238,15 +6002,7 @@
                 </w:pPr>
                 <w:r>
                   <w:lastRenderedPageBreak/>
-                  <w:t xml:space="preserve">J’ai installé </w:t>
-                </w:r>
-                <w:proofErr w:type="spellStart"/>
-                <w:r>
-                  <w:t>MongoDb</w:t>
-                </w:r>
-                <w:proofErr w:type="spellEnd"/>
-                <w:r>
-                  <w:t xml:space="preserve"> Compass pour visualiser facilement les données de la base et pouvoir interagir avec.</w:t>
+                  <w:t>J’ai installé MongoDb Compass pour visualiser facilement les données de la base et pouvoir interagir avec.</w:t>
                 </w:r>
               </w:p>
             </w:sdtContent>
@@ -6318,23 +6074,7 @@
                 <w:i/>
                 <w:iCs/>
               </w:rPr>
-              <w:t xml:space="preserve">Interface </w:t>
-            </w:r>
-            <w:proofErr w:type="spellStart"/>
-            <w:r>
-              <w:rPr>
-                <w:i/>
-                <w:iCs/>
-              </w:rPr>
-              <w:t>MongoDb</w:t>
-            </w:r>
-            <w:proofErr w:type="spellEnd"/>
-            <w:r>
-              <w:rPr>
-                <w:i/>
-                <w:iCs/>
-              </w:rPr>
-              <w:t xml:space="preserve"> Compass de connexion au Cluster</w:t>
+              <w:t>Interface MongoDb Compass de connexion au Cluster</w:t>
             </w:r>
           </w:p>
           <w:p>
@@ -6523,15 +6263,7 @@
               <w:t>J’ai</w:t>
             </w:r>
             <w:r>
-              <w:t xml:space="preserve"> ensuite configurer le serveur Express dans le fichier app.js et ajouter un script de démarrage dans le </w:t>
-            </w:r>
-            <w:proofErr w:type="spellStart"/>
-            <w:r>
-              <w:t>package.json</w:t>
-            </w:r>
-            <w:proofErr w:type="spellEnd"/>
-            <w:r>
-              <w:t xml:space="preserve">. </w:t>
+              <w:t xml:space="preserve"> ensuite configurer le serveur Express dans le fichier app.js et ajouter un script de démarrage dans le package.json. </w:t>
             </w:r>
           </w:p>
           <w:p>
@@ -6647,15 +6379,7 @@
               <w:t xml:space="preserve">Afin </w:t>
             </w:r>
             <w:r>
-              <w:t xml:space="preserve">de créer un nouveau projet Flutter, j’ai lancé la commande flutter </w:t>
-            </w:r>
-            <w:proofErr w:type="spellStart"/>
-            <w:r>
-              <w:t>create</w:t>
-            </w:r>
-            <w:proofErr w:type="spellEnd"/>
-            <w:r>
-              <w:t xml:space="preserve"> suivi du nom du projet</w:t>
+              <w:t>de créer un nouveau projet Flutter, j’ai lancé la commande flutter create suivi du nom du projet</w:t>
             </w:r>
             <w:r>
               <w:t>.</w:t>
@@ -6717,13 +6441,8 @@
               <w:spacing w:before="120"/>
             </w:pPr>
             <w:r>
-              <w:t xml:space="preserve">Exécution de la commande flutter </w:t>
-            </w:r>
-            <w:proofErr w:type="spellStart"/>
-            <w:r>
-              <w:t>create</w:t>
-            </w:r>
-            <w:proofErr w:type="spellEnd"/>
+              <w:t>Exécution de la commande flutter create</w:t>
+            </w:r>
           </w:p>
           <w:p>
             <w:pPr>
@@ -6906,25 +6625,7 @@
                 <w:i/>
                 <w:iCs/>
               </w:rPr>
-              <w:t xml:space="preserve">Commande flutter </w:t>
-            </w:r>
-            <w:proofErr w:type="spellStart"/>
-            <w:r>
-              <w:rPr>
-                <w:rFonts w:ascii="Nirmala UI" w:hAnsi="Nirmala UI" w:cs="Nirmala UI"/>
-                <w:i/>
-                <w:iCs/>
-              </w:rPr>
-              <w:t>devices</w:t>
-            </w:r>
-            <w:proofErr w:type="spellEnd"/>
-            <w:r>
-              <w:rPr>
-                <w:rFonts w:ascii="Nirmala UI" w:hAnsi="Nirmala UI" w:cs="Nirmala UI"/>
-                <w:i/>
-                <w:iCs/>
-              </w:rPr>
-              <w:t xml:space="preserve"> pour vérifier que l’émulateur créé est bien reconnu</w:t>
+              <w:t>Commande flutter devices pour vérifier que l’émulateur créé est bien reconnu</w:t>
             </w:r>
           </w:p>
           <w:p>
@@ -7626,7 +7327,7 @@
           <w:sdtPr>
             <w:rPr>
               <w:rFonts w:cstheme="minorHAnsi"/>
-              <w:b/>
+              <w:bCs/>
               <w:color w:val="404040" w:themeColor="text1" w:themeTint="BF"/>
             </w:rPr>
             <w:alias w:val="3.Avec qui avez-vous travaillé ?"/>
@@ -7635,7 +7336,6 @@
             <w:placeholder>
               <w:docPart w:val="FE292288C133460F8F01546D84AA056B"/>
             </w:placeholder>
-            <w:showingPlcHdr/>
           </w:sdtPr>
           <w:sdtContent>
             <w:tc>
@@ -7654,15 +7354,53 @@
                   <w:spacing w:before="120"/>
                   <w:rPr>
                     <w:rFonts w:cstheme="minorHAnsi"/>
-                    <w:b/>
+                    <w:bCs/>
                     <w:color w:val="404040" w:themeColor="text1" w:themeTint="BF"/>
                   </w:rPr>
                 </w:pPr>
                 <w:r>
                   <w:rPr>
-                    <w:rStyle w:val="Textedelespacerserv"/>
-                  </w:rPr>
-                  <w:t>Cliquez ici pour taper du texte.</w:t>
+                    <w:rFonts w:cstheme="minorHAnsi"/>
+                    <w:bCs/>
+                    <w:color w:val="404040" w:themeColor="text1" w:themeTint="BF"/>
+                  </w:rPr>
+                  <w:t>J’ai travaillé</w:t>
+                </w:r>
+                <w:r>
+                  <w:rPr>
+                    <w:rFonts w:cstheme="minorHAnsi"/>
+                    <w:bCs/>
+                    <w:color w:val="404040" w:themeColor="text1" w:themeTint="BF"/>
+                  </w:rPr>
+                  <w:t xml:space="preserve"> en autonomie sur la configuration de mon environnement de développement en suivant les consignes de formation et la documentation disponible en ligne sur les différents langages, frameworks, bibliothèques, logiciels et outils.</w:t>
+                </w:r>
+              </w:p>
+              <w:p>
+                <w:pPr>
+                  <w:spacing w:before="120"/>
+                  <w:rPr>
+                    <w:rFonts w:cstheme="minorHAnsi"/>
+                    <w:bCs/>
+                    <w:color w:val="404040" w:themeColor="text1" w:themeTint="BF"/>
+                  </w:rPr>
+                </w:pPr>
+              </w:p>
+              <w:p>
+                <w:pPr>
+                  <w:spacing w:before="120"/>
+                  <w:rPr>
+                    <w:rFonts w:cstheme="minorHAnsi"/>
+                    <w:bCs/>
+                    <w:color w:val="404040" w:themeColor="text1" w:themeTint="BF"/>
+                  </w:rPr>
+                </w:pPr>
+                <w:r>
+                  <w:rPr>
+                    <w:rFonts w:cstheme="minorHAnsi"/>
+                    <w:bCs/>
+                    <w:color w:val="404040" w:themeColor="text1" w:themeTint="BF"/>
+                  </w:rPr>
+                  <w:t>J’ai également bénéficié de l’accompagnement d’un formateur avec qui j’ai échangé sur les bonnes pratiques et qui a validé ma configuration. Ces échanges ont eu lieu via des sessions de formations en distanciel.</w:t>
                 </w:r>
               </w:p>
             </w:tc>
@@ -7847,7 +7585,6 @@
             <w:placeholder>
               <w:docPart w:val="1856905FF5E94CB481F00A2AABA47413"/>
             </w:placeholder>
-            <w:showingPlcHdr/>
           </w:sdtPr>
           <w:sdtEndPr>
             <w:rPr>
@@ -7876,11 +7613,11 @@
                 </w:pPr>
                 <w:r>
                   <w:rPr>
-                    <w:rStyle w:val="Textedelespacerserv"/>
+                    <w:rFonts w:cstheme="minorHAnsi"/>
                     <w:b/>
-                    <w:color w:val="404040" w:themeColor="text1" w:themeTint="BF"/>
-                  </w:rPr>
-                  <w:t>Cliquez ici pour taper du texte.</w:t>
+                    <w:iCs/>
+                  </w:rPr>
+                  <w:t>Global Digital University</w:t>
                 </w:r>
               </w:p>
             </w:tc>
@@ -8002,7 +7739,6 @@
             <w:placeholder>
               <w:docPart w:val="F458D095C4D0403D85AC20ED70FE3FF4"/>
             </w:placeholder>
-            <w:showingPlcHdr/>
           </w:sdtPr>
           <w:sdtContent>
             <w:tc>
@@ -8023,9 +7759,11 @@
                 </w:pPr>
                 <w:r>
                   <w:rPr>
-                    <w:rStyle w:val="Textedelespacerserv"/>
-                  </w:rPr>
-                  <w:t>Cliquez ici pour taper du texte.</w:t>
+                    <w:rFonts w:cstheme="minorHAnsi"/>
+                    <w:b/>
+                    <w:color w:val="404040" w:themeColor="text1" w:themeTint="BF"/>
+                  </w:rPr>
+                  <w:t xml:space="preserve">Initialiser le projet Node.js et configurer l’environnement </w:t>
                 </w:r>
               </w:p>
             </w:tc>
@@ -8127,8 +7865,7 @@
             <w:placeholder>
               <w:docPart w:val="3BCC42A3CB1A4766AE136C869A8E976E"/>
             </w:placeholder>
-            <w:showingPlcHdr/>
-            <w:date>
+            <w:date w:fullDate="2025-10-13T00:00:00Z">
               <w:dateFormat w:val="dd/MM/yyyy"/>
               <w:lid w:val="fr-FR"/>
               <w:storeMappedDataAs w:val="dateTime"/>
@@ -8151,15 +7888,11 @@
                 </w:pPr>
                 <w:r>
                   <w:rPr>
-                    <w:rStyle w:val="Textedelespacerserv"/>
-                  </w:rPr>
-                  <w:t>C</w:t>
-                </w:r>
-                <w:r>
-                  <w:rPr>
-                    <w:rStyle w:val="Textedelespacerserv"/>
-                  </w:rPr>
-                  <w:t>liquez ici</w:t>
+                    <w:rFonts w:cstheme="minorHAnsi"/>
+                    <w:b/>
+                    <w:color w:val="404040" w:themeColor="text1" w:themeTint="BF"/>
+                  </w:rPr>
+                  <w:t>13/10/2025</w:t>
                 </w:r>
               </w:p>
             </w:tc>
@@ -8200,7 +7933,7 @@
             <w:placeholder>
               <w:docPart w:val="6FFF817A39F6480698C6960A23B9BF5D"/>
             </w:placeholder>
-            <w:date>
+            <w:date w:fullDate="2025-10-20T00:00:00Z">
               <w:dateFormat w:val="dd/MM/yyyy"/>
               <w:lid w:val="fr-FR"/>
               <w:storeMappedDataAs w:val="dateTime"/>
@@ -8225,9 +7958,11 @@
                 </w:pPr>
                 <w:r>
                   <w:rPr>
-                    <w:rStyle w:val="Textedelespacerserv"/>
-                  </w:rPr>
-                  <w:t xml:space="preserve">Cliquez ici </w:t>
+                    <w:rFonts w:cstheme="minorHAnsi"/>
+                    <w:b/>
+                    <w:color w:val="404040" w:themeColor="text1" w:themeTint="BF"/>
+                  </w:rPr>
+                  <w:t>20/10/2025</w:t>
                 </w:r>
               </w:p>
             </w:tc>
@@ -13412,7 +13147,6 @@
                     <w:szCs w:val="20"/>
                   </w:rPr>
                 </w:pPr>
-                <w:proofErr w:type="spellStart"/>
                 <w:r>
                   <w:rPr>
                     <w:rFonts w:cstheme="minorHAnsi"/>
@@ -13421,18 +13155,7 @@
                     <w:sz w:val="20"/>
                     <w:szCs w:val="20"/>
                   </w:rPr>
-                  <w:t>University</w:t>
-                </w:r>
-                <w:proofErr w:type="spellEnd"/>
-                <w:r>
-                  <w:rPr>
-                    <w:rFonts w:cstheme="minorHAnsi"/>
-                    <w:b/>
-                    <w:color w:val="404040" w:themeColor="text1" w:themeTint="BF"/>
-                    <w:sz w:val="20"/>
-                    <w:szCs w:val="20"/>
-                  </w:rPr>
-                  <w:t xml:space="preserve"> of Southampton</w:t>
+                  <w:t>University of Southampton</w:t>
                 </w:r>
               </w:p>
             </w:tc>
@@ -13762,7 +13485,6 @@
                     <w:szCs w:val="20"/>
                   </w:rPr>
                 </w:pPr>
-                <w:proofErr w:type="spellStart"/>
                 <w:r>
                   <w:rPr>
                     <w:rFonts w:cstheme="minorHAnsi"/>
@@ -13773,7 +13495,6 @@
                   </w:rPr>
                   <w:t>Edexcel</w:t>
                 </w:r>
-                <w:proofErr w:type="spellEnd"/>
               </w:p>
             </w:tc>
           </w:sdtContent>
@@ -22072,7 +21793,6 @@
     <w:rsidRoot w:val="00E80FF6"/>
     <w:rsid w:val="000654E0"/>
     <w:rsid w:val="000724DD"/>
-    <w:rsid w:val="001B36C1"/>
     <w:rsid w:val="001D40C9"/>
     <w:rsid w:val="003469F1"/>
     <w:rsid w:val="003879CC"/>
@@ -22091,6 +21811,7 @@
     <w:rsid w:val="009F606A"/>
     <w:rsid w:val="00A218B7"/>
     <w:rsid w:val="00B92A5D"/>
+    <w:rsid w:val="00D519F7"/>
     <w:rsid w:val="00DA6F3B"/>
     <w:rsid w:val="00E80FF6"/>
     <w:rsid w:val="00F341BD"/>
